--- a/Buch Camille Chronicles/Rules of Soulmagic.docx
+++ b/Buch Camille Chronicles/Rules of Soulmagic.docx
@@ -13,7 +13,14 @@
         <w:rPr>
           <w:lang w:val="en-US"/>
         </w:rPr>
-        <w:t>Rules of Soul</w:t>
+        <w:t xml:space="preserve">Rules of </w:t>
+      </w:r>
+      <w:proofErr w:type="spellStart"/>
+      <w:r>
+        <w:rPr>
+          <w:lang w:val="en-US"/>
+        </w:rPr>
+        <w:t>Soul</w:t>
       </w:r>
       <w:r>
         <w:rPr>
@@ -21,6 +28,7 @@
         </w:rPr>
         <w:t>stice</w:t>
       </w:r>
+      <w:proofErr w:type="spellEnd"/>
     </w:p>
     <w:p>
       <w:pPr>
@@ -42,6 +50,7 @@
           <w:lang w:val="en-US"/>
         </w:rPr>
       </w:pPr>
+      <w:proofErr w:type="spellStart"/>
       <w:r>
         <w:rPr>
           <w:lang w:val="en-US"/>
@@ -54,37 +63,80 @@
         </w:rPr>
         <w:t>stice</w:t>
       </w:r>
-      <w:r>
-        <w:rPr>
-          <w:lang w:val="en-US"/>
-        </w:rPr>
-        <w:t xml:space="preserve"> erupts when a baby is born at the exact same time as a Soul leaves the body of another person, meaning dying. The Soul is interrupted from traveling to the Soulspring by a new Soul traveling to earth. The old Souls gets pulled into the new body as well by unknown means.</w:t>
-      </w:r>
-    </w:p>
-    <w:p>
-      <w:pPr>
-        <w:rPr>
-          <w:lang w:val="en-US"/>
-        </w:rPr>
-      </w:pPr>
-      <w:r>
-        <w:rPr>
-          <w:lang w:val="en-US"/>
-        </w:rPr>
-        <w:t>Someone, human or Cindered, can have more than 1 Soul at a time. This only occurs when two people die at the same time for this to happen.</w:t>
-      </w:r>
-    </w:p>
-    <w:p>
-      <w:pPr>
-        <w:rPr>
-          <w:lang w:val="en-US"/>
-        </w:rPr>
-      </w:pPr>
-      <w:r>
-        <w:rPr>
-          <w:lang w:val="en-US"/>
-        </w:rPr>
-        <w:t xml:space="preserve">The way a person died decides what kind of Soulstice can be invoked by the </w:t>
+      <w:proofErr w:type="spellEnd"/>
+      <w:r>
+        <w:rPr>
+          <w:lang w:val="en-US"/>
+        </w:rPr>
+        <w:t xml:space="preserve"> erupts when a baby is born at the exact same time as a Soul leaves the body of another person, meaning dying. The Soul is interrupted from traveling to the </w:t>
+      </w:r>
+      <w:proofErr w:type="spellStart"/>
+      <w:r>
+        <w:rPr>
+          <w:lang w:val="en-US"/>
+        </w:rPr>
+        <w:t>Soulspring</w:t>
+      </w:r>
+      <w:proofErr w:type="spellEnd"/>
+      <w:r>
+        <w:rPr>
+          <w:lang w:val="en-US"/>
+        </w:rPr>
+        <w:t xml:space="preserve"> by a new Soul traveling to earth. The old Souls gets pulled into the new body as well by unknown means.</w:t>
+      </w:r>
+    </w:p>
+    <w:p>
+      <w:pPr>
+        <w:rPr>
+          <w:lang w:val="en-US"/>
+        </w:rPr>
+      </w:pPr>
+      <w:r>
+        <w:rPr>
+          <w:lang w:val="en-US"/>
+        </w:rPr>
+        <w:t xml:space="preserve">Someone, human or </w:t>
+      </w:r>
+      <w:proofErr w:type="gramStart"/>
+      <w:r>
+        <w:rPr>
+          <w:lang w:val="en-US"/>
+        </w:rPr>
+        <w:t>Cindered</w:t>
+      </w:r>
+      <w:proofErr w:type="gramEnd"/>
+      <w:r>
+        <w:rPr>
+          <w:lang w:val="en-US"/>
+        </w:rPr>
+        <w:t>, can have more than 1 Soul at a time. This only occurs when two people die at the same time for this to happen.</w:t>
+      </w:r>
+    </w:p>
+    <w:p>
+      <w:pPr>
+        <w:rPr>
+          <w:lang w:val="en-US"/>
+        </w:rPr>
+      </w:pPr>
+      <w:r>
+        <w:rPr>
+          <w:lang w:val="en-US"/>
+        </w:rPr>
+        <w:t xml:space="preserve">The way a person died decides what kind of </w:t>
+      </w:r>
+      <w:proofErr w:type="spellStart"/>
+      <w:r>
+        <w:rPr>
+          <w:lang w:val="en-US"/>
+        </w:rPr>
+        <w:t>Soulstice</w:t>
+      </w:r>
+      <w:proofErr w:type="spellEnd"/>
+      <w:r>
+        <w:rPr>
+          <w:lang w:val="en-US"/>
+        </w:rPr>
+        <w:t xml:space="preserve"> can be invoked by the </w:t>
       </w:r>
       <w:r>
         <w:rPr>
@@ -114,26 +166,82 @@
         <w:rPr>
           <w:lang w:val="en-US"/>
         </w:rPr>
-        <w:t>Spells are called Melodies, as in order to cast them you have to create a short melody depending on the desired effect.</w:t>
-      </w:r>
-      <w:r>
-        <w:rPr>
-          <w:lang w:val="en-US"/>
-        </w:rPr>
-        <w:t xml:space="preserve"> The notes needed are always 8 in total, the speed of the Melod does not matter. So you can make them follow almost instantly.</w:t>
-      </w:r>
-    </w:p>
-    <w:p>
-      <w:pPr>
-        <w:rPr>
-          <w:lang w:val="en-US"/>
-        </w:rPr>
-      </w:pPr>
-      <w:r>
-        <w:rPr>
-          <w:lang w:val="en-US"/>
-        </w:rPr>
-        <w:t xml:space="preserve">It is called Soulstice, as the now fixed sun and moon and light and dark side resemble the duo of </w:t>
+        <w:t xml:space="preserve">Spells are called Melodies, as </w:t>
+      </w:r>
+      <w:proofErr w:type="gramStart"/>
+      <w:r>
+        <w:rPr>
+          <w:lang w:val="en-US"/>
+        </w:rPr>
+        <w:t>in order to</w:t>
+      </w:r>
+      <w:proofErr w:type="gramEnd"/>
+      <w:r>
+        <w:rPr>
+          <w:lang w:val="en-US"/>
+        </w:rPr>
+        <w:t xml:space="preserve"> cast them you </w:t>
+      </w:r>
+      <w:proofErr w:type="gramStart"/>
+      <w:r>
+        <w:rPr>
+          <w:lang w:val="en-US"/>
+        </w:rPr>
+        <w:t>have to</w:t>
+      </w:r>
+      <w:proofErr w:type="gramEnd"/>
+      <w:r>
+        <w:rPr>
+          <w:lang w:val="en-US"/>
+        </w:rPr>
+        <w:t xml:space="preserve"> create a short melody depending on the desired effect.</w:t>
+      </w:r>
+      <w:r>
+        <w:rPr>
+          <w:lang w:val="en-US"/>
+        </w:rPr>
+        <w:t xml:space="preserve"> The notes needed are always 8 in total, the speed of the Melod does not matter. </w:t>
+      </w:r>
+      <w:proofErr w:type="gramStart"/>
+      <w:r>
+        <w:rPr>
+          <w:lang w:val="en-US"/>
+        </w:rPr>
+        <w:t>So</w:t>
+      </w:r>
+      <w:proofErr w:type="gramEnd"/>
+      <w:r>
+        <w:rPr>
+          <w:lang w:val="en-US"/>
+        </w:rPr>
+        <w:t xml:space="preserve"> you can make them follow almost instantly.</w:t>
+      </w:r>
+    </w:p>
+    <w:p>
+      <w:pPr>
+        <w:rPr>
+          <w:lang w:val="en-US"/>
+        </w:rPr>
+      </w:pPr>
+      <w:r>
+        <w:rPr>
+          <w:lang w:val="en-US"/>
+        </w:rPr>
+        <w:t xml:space="preserve">It is called </w:t>
+      </w:r>
+      <w:proofErr w:type="spellStart"/>
+      <w:r>
+        <w:rPr>
+          <w:lang w:val="en-US"/>
+        </w:rPr>
+        <w:t>Soulstice</w:t>
+      </w:r>
+      <w:proofErr w:type="spellEnd"/>
+      <w:r>
+        <w:rPr>
+          <w:lang w:val="en-US"/>
+        </w:rPr>
+        <w:t xml:space="preserve">, as the now fixed sun and moon and light and dark side resemble the duo of </w:t>
       </w:r>
       <w:r>
         <w:rPr>
@@ -161,12 +269,14 @@
         </w:rPr>
         <w:t xml:space="preserve">Types of </w:t>
       </w:r>
+      <w:proofErr w:type="spellStart"/>
       <w:r>
         <w:rPr>
           <w:lang w:val="en-US"/>
         </w:rPr>
         <w:t>Soulstice</w:t>
       </w:r>
+      <w:proofErr w:type="spellEnd"/>
     </w:p>
     <w:p>
       <w:pPr>
@@ -182,24 +292,52 @@
           <w:lang w:val="en-US"/>
         </w:rPr>
       </w:pPr>
-      <w:r>
-        <w:rPr>
-          <w:lang w:val="en-US"/>
-        </w:rPr>
-        <w:t>Vrastice | Firemagic</w:t>
-      </w:r>
-    </w:p>
-    <w:p>
-      <w:pPr>
-        <w:rPr>
-          <w:lang w:val="en-US"/>
-        </w:rPr>
-      </w:pPr>
-      <w:r>
-        <w:rPr>
-          <w:lang w:val="en-US"/>
-        </w:rPr>
-        <w:t xml:space="preserve">People that died by fire or massive heat can grant Fire Soulstice. </w:t>
+      <w:proofErr w:type="spellStart"/>
+      <w:r>
+        <w:rPr>
+          <w:lang w:val="en-US"/>
+        </w:rPr>
+        <w:t>Vrastice</w:t>
+      </w:r>
+      <w:proofErr w:type="spellEnd"/>
+      <w:r>
+        <w:rPr>
+          <w:lang w:val="en-US"/>
+        </w:rPr>
+        <w:t xml:space="preserve"> | Firemagic</w:t>
+      </w:r>
+      <w:r>
+        <w:rPr>
+          <w:lang w:val="en-US"/>
+        </w:rPr>
+        <w:t xml:space="preserve"> | Fire Fiddlers</w:t>
+      </w:r>
+    </w:p>
+    <w:p>
+      <w:pPr>
+        <w:rPr>
+          <w:lang w:val="en-US"/>
+        </w:rPr>
+      </w:pPr>
+      <w:r>
+        <w:rPr>
+          <w:lang w:val="en-US"/>
+        </w:rPr>
+        <w:t xml:space="preserve">People that died by fire or massive heat can grant Fire </w:t>
+      </w:r>
+      <w:proofErr w:type="spellStart"/>
+      <w:r>
+        <w:rPr>
+          <w:lang w:val="en-US"/>
+        </w:rPr>
+        <w:t>Soulstice</w:t>
+      </w:r>
+      <w:proofErr w:type="spellEnd"/>
+      <w:r>
+        <w:rPr>
+          <w:lang w:val="en-US"/>
+        </w:rPr>
+        <w:t xml:space="preserve">. </w:t>
       </w:r>
     </w:p>
     <w:p>
@@ -222,30 +360,66 @@
           <w:lang w:val="en-US"/>
         </w:rPr>
       </w:pPr>
-      <w:r>
-        <w:rPr>
-          <w:lang w:val="en-US"/>
-        </w:rPr>
-        <w:t xml:space="preserve">Kerstice | </w:t>
-      </w:r>
-      <w:r>
-        <w:rPr>
-          <w:lang w:val="en-US"/>
-        </w:rPr>
-        <w:t>Earthmagic</w:t>
-      </w:r>
-    </w:p>
-    <w:p>
-      <w:pPr>
-        <w:rPr>
-          <w:lang w:val="en-US"/>
-        </w:rPr>
-      </w:pPr>
-      <w:r>
-        <w:rPr>
-          <w:lang w:val="en-US"/>
-        </w:rPr>
-        <w:t>People that died in avalanches, by falling or stoning, can grant Earth Soulstice.</w:t>
+      <w:proofErr w:type="spellStart"/>
+      <w:r>
+        <w:rPr>
+          <w:lang w:val="en-US"/>
+        </w:rPr>
+        <w:t>Kerstice</w:t>
+      </w:r>
+      <w:proofErr w:type="spellEnd"/>
+      <w:r>
+        <w:rPr>
+          <w:lang w:val="en-US"/>
+        </w:rPr>
+        <w:t xml:space="preserve"> | </w:t>
+      </w:r>
+      <w:proofErr w:type="spellStart"/>
+      <w:r>
+        <w:rPr>
+          <w:lang w:val="en-US"/>
+        </w:rPr>
+        <w:t>Rock</w:t>
+      </w:r>
+      <w:r>
+        <w:rPr>
+          <w:lang w:val="en-US"/>
+        </w:rPr>
+        <w:t>magic</w:t>
+      </w:r>
+      <w:proofErr w:type="spellEnd"/>
+      <w:r>
+        <w:rPr>
+          <w:lang w:val="en-US"/>
+        </w:rPr>
+        <w:t xml:space="preserve"> | Rock Rhymers</w:t>
+      </w:r>
+    </w:p>
+    <w:p>
+      <w:pPr>
+        <w:rPr>
+          <w:lang w:val="en-US"/>
+        </w:rPr>
+      </w:pPr>
+      <w:r>
+        <w:rPr>
+          <w:lang w:val="en-US"/>
+        </w:rPr>
+        <w:t xml:space="preserve">People that died in avalanches, by falling or stoning, can grant Earth </w:t>
+      </w:r>
+      <w:proofErr w:type="spellStart"/>
+      <w:r>
+        <w:rPr>
+          <w:lang w:val="en-US"/>
+        </w:rPr>
+        <w:t>Soulstice</w:t>
+      </w:r>
+      <w:proofErr w:type="spellEnd"/>
+      <w:r>
+        <w:rPr>
+          <w:lang w:val="en-US"/>
+        </w:rPr>
+        <w:t>.</w:t>
       </w:r>
     </w:p>
     <w:p>
@@ -268,30 +442,68 @@
           <w:lang w:val="en-US"/>
         </w:rPr>
       </w:pPr>
-      <w:r>
-        <w:rPr>
-          <w:lang w:val="en-US"/>
-        </w:rPr>
-        <w:t xml:space="preserve">Ruistice | </w:t>
-      </w:r>
+      <w:proofErr w:type="spellStart"/>
+      <w:r>
+        <w:rPr>
+          <w:lang w:val="en-US"/>
+        </w:rPr>
+        <w:t>Ruistice</w:t>
+      </w:r>
+      <w:proofErr w:type="spellEnd"/>
+      <w:r>
+        <w:rPr>
+          <w:lang w:val="en-US"/>
+        </w:rPr>
+        <w:t xml:space="preserve"> | </w:t>
+      </w:r>
+      <w:proofErr w:type="spellStart"/>
       <w:r>
         <w:rPr>
           <w:lang w:val="en-US"/>
         </w:rPr>
         <w:t>Airmagic</w:t>
       </w:r>
-    </w:p>
-    <w:p>
-      <w:pPr>
-        <w:rPr>
-          <w:lang w:val="en-US"/>
-        </w:rPr>
-      </w:pPr>
-      <w:r>
-        <w:rPr>
-          <w:lang w:val="en-US"/>
-        </w:rPr>
-        <w:t>People that died by asphyxiation, illness transported by air or deadly gases, can gran Air Soulstice.</w:t>
+      <w:proofErr w:type="spellEnd"/>
+      <w:r>
+        <w:rPr>
+          <w:lang w:val="en-US"/>
+        </w:rPr>
+        <w:t xml:space="preserve"> | </w:t>
+      </w:r>
+      <w:bookmarkStart w:id="0" w:name="_Hlk224936873"/>
+      <w:r>
+        <w:rPr>
+          <w:lang w:val="en-US"/>
+        </w:rPr>
+        <w:t>Air Anthers</w:t>
+      </w:r>
+      <w:bookmarkEnd w:id="0"/>
+    </w:p>
+    <w:p>
+      <w:pPr>
+        <w:rPr>
+          <w:lang w:val="en-US"/>
+        </w:rPr>
+      </w:pPr>
+      <w:r>
+        <w:rPr>
+          <w:lang w:val="en-US"/>
+        </w:rPr>
+        <w:t xml:space="preserve">People that died by asphyxiation, illness transported by air or deadly gases, can gran Air </w:t>
+      </w:r>
+      <w:proofErr w:type="spellStart"/>
+      <w:r>
+        <w:rPr>
+          <w:lang w:val="en-US"/>
+        </w:rPr>
+        <w:t>Soulstice</w:t>
+      </w:r>
+      <w:proofErr w:type="spellEnd"/>
+      <w:r>
+        <w:rPr>
+          <w:lang w:val="en-US"/>
+        </w:rPr>
+        <w:t>.</w:t>
       </w:r>
     </w:p>
     <w:p>
@@ -314,30 +526,74 @@
           <w:lang w:val="en-US"/>
         </w:rPr>
       </w:pPr>
-      <w:r>
-        <w:rPr>
-          <w:lang w:val="en-US"/>
-        </w:rPr>
-        <w:t>Tristice |</w:t>
-      </w:r>
+      <w:bookmarkStart w:id="1" w:name="_Hlk224845352"/>
+      <w:proofErr w:type="spellStart"/>
+      <w:r>
+        <w:rPr>
+          <w:lang w:val="en-US"/>
+        </w:rPr>
+        <w:t>Tristice</w:t>
+      </w:r>
+      <w:proofErr w:type="spellEnd"/>
+      <w:r>
+        <w:rPr>
+          <w:lang w:val="en-US"/>
+        </w:rPr>
+        <w:t xml:space="preserve"> </w:t>
+      </w:r>
+      <w:bookmarkEnd w:id="1"/>
+      <w:r>
+        <w:rPr>
+          <w:lang w:val="en-US"/>
+        </w:rPr>
+        <w:t>|</w:t>
+      </w:r>
+      <w:proofErr w:type="spellStart"/>
       <w:r>
         <w:rPr>
           <w:lang w:val="en-US"/>
         </w:rPr>
         <w:t>Watermagic</w:t>
       </w:r>
-    </w:p>
-    <w:p>
-      <w:pPr>
-        <w:rPr>
-          <w:lang w:val="en-US"/>
-        </w:rPr>
-      </w:pPr>
-      <w:r>
-        <w:rPr>
-          <w:lang w:val="en-US"/>
-        </w:rPr>
-        <w:t>People that have drowned or have been crushed by water can grant Water Soulstice.</w:t>
+      <w:proofErr w:type="spellEnd"/>
+      <w:r>
+        <w:rPr>
+          <w:lang w:val="en-US"/>
+        </w:rPr>
+        <w:t xml:space="preserve"> | Water W</w:t>
+      </w:r>
+      <w:r>
+        <w:rPr>
+          <w:lang w:val="en-US"/>
+        </w:rPr>
+        <w:t>hirlers</w:t>
+      </w:r>
+    </w:p>
+    <w:p>
+      <w:pPr>
+        <w:rPr>
+          <w:lang w:val="en-US"/>
+        </w:rPr>
+      </w:pPr>
+      <w:r>
+        <w:rPr>
+          <w:lang w:val="en-US"/>
+        </w:rPr>
+        <w:t xml:space="preserve">People that have drowned or have been crushed by water can grant Water </w:t>
+      </w:r>
+      <w:proofErr w:type="spellStart"/>
+      <w:r>
+        <w:rPr>
+          <w:lang w:val="en-US"/>
+        </w:rPr>
+        <w:t>Soulstice</w:t>
+      </w:r>
+      <w:proofErr w:type="spellEnd"/>
+      <w:r>
+        <w:rPr>
+          <w:lang w:val="en-US"/>
+        </w:rPr>
+        <w:t>.</w:t>
       </w:r>
     </w:p>
     <w:p>
@@ -360,31 +616,83 @@
           <w:lang w:val="en-US"/>
         </w:rPr>
       </w:pPr>
+      <w:bookmarkStart w:id="2" w:name="_Hlk224845079"/>
+      <w:proofErr w:type="spellStart"/>
       <w:r>
         <w:rPr>
           <w:lang w:val="en-US"/>
         </w:rPr>
         <w:lastRenderedPageBreak/>
-        <w:t xml:space="preserve">Mishstice | </w:t>
-      </w:r>
+        <w:t>Mishstice</w:t>
+      </w:r>
+      <w:proofErr w:type="spellEnd"/>
+      <w:r>
+        <w:rPr>
+          <w:lang w:val="en-US"/>
+        </w:rPr>
+        <w:t xml:space="preserve"> </w:t>
+      </w:r>
+      <w:bookmarkEnd w:id="2"/>
+      <w:r>
+        <w:rPr>
+          <w:lang w:val="en-US"/>
+        </w:rPr>
+        <w:t xml:space="preserve">| </w:t>
+      </w:r>
+      <w:proofErr w:type="spellStart"/>
       <w:r>
         <w:rPr>
           <w:lang w:val="en-US"/>
         </w:rPr>
         <w:t>Steelmagic</w:t>
       </w:r>
-    </w:p>
-    <w:p>
-      <w:pPr>
-        <w:rPr>
-          <w:lang w:val="en-US"/>
-        </w:rPr>
-      </w:pPr>
-      <w:r>
-        <w:rPr>
-          <w:lang w:val="en-US"/>
-        </w:rPr>
-        <w:t>People that died by steel weapons can grant Steel Soulstice. In earlier times Iron, Bronze or similar Soulstice was not as rare, but can happen nowadays.</w:t>
+      <w:proofErr w:type="spellEnd"/>
+      <w:r>
+        <w:rPr>
+          <w:lang w:val="en-US"/>
+        </w:rPr>
+        <w:t xml:space="preserve"> | Steel Singers</w:t>
+      </w:r>
+    </w:p>
+    <w:p>
+      <w:pPr>
+        <w:rPr>
+          <w:lang w:val="en-US"/>
+        </w:rPr>
+      </w:pPr>
+      <w:r>
+        <w:rPr>
+          <w:lang w:val="en-US"/>
+        </w:rPr>
+        <w:t xml:space="preserve">People that died by steel weapons can grant Steel </w:t>
+      </w:r>
+      <w:proofErr w:type="spellStart"/>
+      <w:r>
+        <w:rPr>
+          <w:lang w:val="en-US"/>
+        </w:rPr>
+        <w:t>Soulstice</w:t>
+      </w:r>
+      <w:proofErr w:type="spellEnd"/>
+      <w:r>
+        <w:rPr>
+          <w:lang w:val="en-US"/>
+        </w:rPr>
+        <w:t xml:space="preserve">. In earlier times Iron, Bronze or similar </w:t>
+      </w:r>
+      <w:proofErr w:type="spellStart"/>
+      <w:r>
+        <w:rPr>
+          <w:lang w:val="en-US"/>
+        </w:rPr>
+        <w:t>Soulstice</w:t>
+      </w:r>
+      <w:proofErr w:type="spellEnd"/>
+      <w:r>
+        <w:rPr>
+          <w:lang w:val="en-US"/>
+        </w:rPr>
+        <w:t xml:space="preserve"> was not as rare, but can happen nowadays.</w:t>
       </w:r>
     </w:p>
     <w:p>
@@ -407,31 +715,71 @@
           <w:lang w:val="en-US"/>
         </w:rPr>
       </w:pPr>
-      <w:r>
-        <w:rPr>
-          <w:lang w:val="en-US"/>
-        </w:rPr>
-        <w:t>Vaostice |</w:t>
-      </w:r>
+      <w:bookmarkStart w:id="3" w:name="_Hlk224936954"/>
+      <w:proofErr w:type="spellStart"/>
+      <w:r>
+        <w:rPr>
+          <w:lang w:val="en-US"/>
+        </w:rPr>
+        <w:t>Vaostice</w:t>
+      </w:r>
+      <w:proofErr w:type="spellEnd"/>
+      <w:r>
+        <w:rPr>
+          <w:lang w:val="en-US"/>
+        </w:rPr>
+        <w:t xml:space="preserve"> </w:t>
+      </w:r>
+      <w:bookmarkEnd w:id="3"/>
+      <w:r>
+        <w:rPr>
+          <w:lang w:val="en-US"/>
+        </w:rPr>
+        <w:t>|</w:t>
+      </w:r>
+      <w:proofErr w:type="spellStart"/>
       <w:r>
         <w:rPr>
           <w:lang w:val="en-US"/>
         </w:rPr>
         <w:t>Animalmagic</w:t>
       </w:r>
-    </w:p>
-    <w:p>
-      <w:pPr>
-        <w:rPr>
-          <w:lang w:val="en-US"/>
-        </w:rPr>
-      </w:pPr>
-      <w:r>
-        <w:rPr>
-          <w:lang w:val="en-US"/>
-        </w:rPr>
-        <w:t>People that died through animal attacks can grant Feral Soulstice</w:t>
-      </w:r>
+      <w:proofErr w:type="spellEnd"/>
+      <w:r>
+        <w:rPr>
+          <w:lang w:val="en-US"/>
+        </w:rPr>
+        <w:t xml:space="preserve"> | </w:t>
+      </w:r>
+      <w:bookmarkStart w:id="4" w:name="_Hlk224936946"/>
+      <w:r>
+        <w:rPr>
+          <w:lang w:val="en-US"/>
+        </w:rPr>
+        <w:t>Creature Cantors</w:t>
+      </w:r>
+      <w:bookmarkEnd w:id="4"/>
+    </w:p>
+    <w:p>
+      <w:pPr>
+        <w:rPr>
+          <w:lang w:val="en-US"/>
+        </w:rPr>
+      </w:pPr>
+      <w:r>
+        <w:rPr>
+          <w:lang w:val="en-US"/>
+        </w:rPr>
+        <w:t xml:space="preserve">People that died through animal attacks can grant Feral </w:t>
+      </w:r>
+      <w:proofErr w:type="spellStart"/>
+      <w:r>
+        <w:rPr>
+          <w:lang w:val="en-US"/>
+        </w:rPr>
+        <w:t>Soulstice</w:t>
+      </w:r>
+      <w:proofErr w:type="spellEnd"/>
     </w:p>
     <w:p>
       <w:pPr>
@@ -453,18 +801,40 @@
           <w:lang w:val="en-US"/>
         </w:rPr>
       </w:pPr>
-      <w:r>
-        <w:rPr>
-          <w:lang w:val="en-US"/>
-        </w:rPr>
-        <w:t xml:space="preserve">Tshostice | </w:t>
-      </w:r>
+      <w:proofErr w:type="spellStart"/>
+      <w:r>
+        <w:rPr>
+          <w:lang w:val="en-US"/>
+        </w:rPr>
+        <w:t>Tshostice</w:t>
+      </w:r>
+      <w:proofErr w:type="spellEnd"/>
+      <w:r>
+        <w:rPr>
+          <w:lang w:val="en-US"/>
+        </w:rPr>
+        <w:t xml:space="preserve"> | </w:t>
+      </w:r>
+      <w:proofErr w:type="spellStart"/>
       <w:r>
         <w:rPr>
           <w:lang w:val="en-US"/>
         </w:rPr>
         <w:t>Mindmagic</w:t>
       </w:r>
+      <w:proofErr w:type="spellEnd"/>
+      <w:r>
+        <w:rPr>
+          <w:lang w:val="en-US"/>
+        </w:rPr>
+        <w:t xml:space="preserve"> | Mind M</w:t>
+      </w:r>
+      <w:r>
+        <w:rPr>
+          <w:lang w:val="en-US"/>
+        </w:rPr>
+        <w:t>instrels</w:t>
+      </w:r>
     </w:p>
     <w:p>
       <w:pPr>
@@ -482,7 +852,21 @@
         <w:rPr>
           <w:lang w:val="en-US"/>
         </w:rPr>
-        <w:t xml:space="preserve"> Those Stices are the hardest to control as they still retain suicidal memories and </w:t>
+        <w:t xml:space="preserve"> Those </w:t>
+      </w:r>
+      <w:proofErr w:type="spellStart"/>
+      <w:r>
+        <w:rPr>
+          <w:lang w:val="en-US"/>
+        </w:rPr>
+        <w:t>Stices</w:t>
+      </w:r>
+      <w:proofErr w:type="spellEnd"/>
+      <w:r>
+        <w:rPr>
+          <w:lang w:val="en-US"/>
+        </w:rPr>
+        <w:t xml:space="preserve"> are the hardest to control as they still retain suicidal memories and </w:t>
       </w:r>
       <w:r>
         <w:rPr>
@@ -529,12 +913,29 @@
           <w:lang w:val="en-US"/>
         </w:rPr>
       </w:pPr>
-      <w:r>
-        <w:rPr>
-          <w:lang w:val="en-US"/>
-        </w:rPr>
-        <w:t xml:space="preserve">Aikstice | </w:t>
-      </w:r>
+      <w:bookmarkStart w:id="5" w:name="_Hlk224936964"/>
+      <w:proofErr w:type="spellStart"/>
+      <w:r>
+        <w:rPr>
+          <w:lang w:val="en-US"/>
+        </w:rPr>
+        <w:t>Aikstice</w:t>
+      </w:r>
+      <w:proofErr w:type="spellEnd"/>
+      <w:r>
+        <w:rPr>
+          <w:lang w:val="en-US"/>
+        </w:rPr>
+        <w:t xml:space="preserve"> </w:t>
+      </w:r>
+      <w:bookmarkEnd w:id="5"/>
+      <w:r>
+        <w:rPr>
+          <w:lang w:val="en-US"/>
+        </w:rPr>
+        <w:t xml:space="preserve">| </w:t>
+      </w:r>
+      <w:proofErr w:type="spellStart"/>
       <w:r>
         <w:rPr>
           <w:lang w:val="en-US"/>
@@ -547,19 +948,46 @@
         </w:rPr>
         <w:t>magic</w:t>
       </w:r>
-    </w:p>
-    <w:p>
-      <w:pPr>
-        <w:rPr>
-          <w:lang w:val="en-US"/>
-        </w:rPr>
-      </w:pPr>
-      <w:r>
-        <w:rPr>
-          <w:lang w:val="en-US"/>
-        </w:rPr>
-        <w:t>People that died of old age or illnesses of their body, like heart attacks, can grant Self Soulstice</w:t>
-      </w:r>
+      <w:proofErr w:type="spellEnd"/>
+      <w:r>
+        <w:rPr>
+          <w:lang w:val="en-US"/>
+        </w:rPr>
+        <w:t xml:space="preserve"> | </w:t>
+      </w:r>
+      <w:r>
+        <w:rPr>
+          <w:lang w:val="en-US"/>
+        </w:rPr>
+        <w:t>Body Busker</w:t>
+      </w:r>
+      <w:r>
+        <w:rPr>
+          <w:lang w:val="en-US"/>
+        </w:rPr>
+        <w:t>s</w:t>
+      </w:r>
+    </w:p>
+    <w:p>
+      <w:pPr>
+        <w:rPr>
+          <w:lang w:val="en-US"/>
+        </w:rPr>
+      </w:pPr>
+      <w:r>
+        <w:rPr>
+          <w:lang w:val="en-US"/>
+        </w:rPr>
+        <w:t xml:space="preserve">People that died of old age or illnesses of their body, like heart attacks, can grant Self </w:t>
+      </w:r>
+      <w:proofErr w:type="spellStart"/>
+      <w:r>
+        <w:rPr>
+          <w:lang w:val="en-US"/>
+        </w:rPr>
+        <w:t>Soulstice</w:t>
+      </w:r>
+      <w:proofErr w:type="spellEnd"/>
     </w:p>
     <w:p>
       <w:pPr>
@@ -587,12 +1015,21 @@
           <w:lang w:val="en-US"/>
         </w:rPr>
       </w:pPr>
-      <w:r>
-        <w:rPr>
-          <w:lang w:val="en-US"/>
-        </w:rPr>
-        <w:t xml:space="preserve">Shistice | </w:t>
-      </w:r>
+      <w:proofErr w:type="spellStart"/>
+      <w:r>
+        <w:rPr>
+          <w:lang w:val="en-US"/>
+        </w:rPr>
+        <w:t>Shistice</w:t>
+      </w:r>
+      <w:proofErr w:type="spellEnd"/>
+      <w:r>
+        <w:rPr>
+          <w:lang w:val="en-US"/>
+        </w:rPr>
+        <w:t xml:space="preserve"> | </w:t>
+      </w:r>
+      <w:proofErr w:type="spellStart"/>
       <w:r>
         <w:rPr>
           <w:lang w:val="en-US"/>
@@ -605,6 +1042,13 @@
         </w:rPr>
         <w:t>magic</w:t>
       </w:r>
+      <w:proofErr w:type="spellEnd"/>
+      <w:r>
+        <w:rPr>
+          <w:lang w:val="en-US"/>
+        </w:rPr>
+        <w:t xml:space="preserve"> | Death Dancers</w:t>
+      </w:r>
     </w:p>
     <w:p>
       <w:pPr>
@@ -622,13 +1066,55 @@
         <w:rPr>
           <w:lang w:val="en-US"/>
         </w:rPr>
-        <w:t>through another person, which is not covered in the other forms of Soulstice, can cast Loss Soulstice.</w:t>
-      </w:r>
-      <w:r>
-        <w:rPr>
-          <w:lang w:val="en-US"/>
-        </w:rPr>
-        <w:t xml:space="preserve"> For example punched to death with fists.</w:t>
+        <w:t xml:space="preserve">through another person, which is not covered in the other forms of </w:t>
+      </w:r>
+      <w:proofErr w:type="spellStart"/>
+      <w:r>
+        <w:rPr>
+          <w:lang w:val="en-US"/>
+        </w:rPr>
+        <w:t>Soulstice</w:t>
+      </w:r>
+      <w:proofErr w:type="spellEnd"/>
+      <w:r>
+        <w:rPr>
+          <w:lang w:val="en-US"/>
+        </w:rPr>
+        <w:t xml:space="preserve">, can cast Loss </w:t>
+      </w:r>
+      <w:proofErr w:type="spellStart"/>
+      <w:r>
+        <w:rPr>
+          <w:lang w:val="en-US"/>
+        </w:rPr>
+        <w:t>Soulstice</w:t>
+      </w:r>
+      <w:proofErr w:type="spellEnd"/>
+      <w:r>
+        <w:rPr>
+          <w:lang w:val="en-US"/>
+        </w:rPr>
+        <w:t>.</w:t>
+      </w:r>
+      <w:r>
+        <w:rPr>
+          <w:lang w:val="en-US"/>
+        </w:rPr>
+        <w:t xml:space="preserve"> For </w:t>
+      </w:r>
+      <w:proofErr w:type="gramStart"/>
+      <w:r>
+        <w:rPr>
+          <w:lang w:val="en-US"/>
+        </w:rPr>
+        <w:t>example</w:t>
+      </w:r>
+      <w:proofErr w:type="gramEnd"/>
+      <w:r>
+        <w:rPr>
+          <w:lang w:val="en-US"/>
+        </w:rPr>
+        <w:t xml:space="preserve"> punched to death with fists.</w:t>
       </w:r>
     </w:p>
     <w:p>

--- a/Buch Camille Chronicles/Rules of Soulmagic.docx
+++ b/Buch Camille Chronicles/Rules of Soulmagic.docx
@@ -109,7 +109,19 @@
         <w:rPr>
           <w:lang w:val="en-US"/>
         </w:rPr>
-        <w:t>, can have more than 1 Soul at a time. This only occurs when two people die at the same time for this to happen.</w:t>
+        <w:t>, can have more than 1 Soul at a time. This only occurs when two people die</w:t>
+      </w:r>
+      <w:r>
+        <w:rPr>
+          <w:lang w:val="en-US"/>
+        </w:rPr>
+        <w:t xml:space="preserve"> and are born</w:t>
+      </w:r>
+      <w:r>
+        <w:rPr>
+          <w:lang w:val="en-US"/>
+        </w:rPr>
+        <w:t xml:space="preserve"> at the same time for this to happen.</w:t>
       </w:r>
     </w:p>
     <w:p>
@@ -166,54 +178,26 @@
         <w:rPr>
           <w:lang w:val="en-US"/>
         </w:rPr>
-        <w:t xml:space="preserve">Spells are called Melodies, as </w:t>
+        <w:t>Spells are called Melodies, as in order to cast them you have to create a short melody depending on the desired effect.</w:t>
+      </w:r>
+      <w:r>
+        <w:rPr>
+          <w:lang w:val="en-US"/>
+        </w:rPr>
+        <w:t xml:space="preserve"> The notes needed are always 8 in total, the speed of the Melod does not matter. </w:t>
       </w:r>
       <w:proofErr w:type="gramStart"/>
       <w:r>
         <w:rPr>
           <w:lang w:val="en-US"/>
         </w:rPr>
-        <w:t>in order to</w:t>
+        <w:t>So</w:t>
       </w:r>
       <w:proofErr w:type="gramEnd"/>
       <w:r>
         <w:rPr>
           <w:lang w:val="en-US"/>
         </w:rPr>
-        <w:t xml:space="preserve"> cast them you </w:t>
-      </w:r>
-      <w:proofErr w:type="gramStart"/>
-      <w:r>
-        <w:rPr>
-          <w:lang w:val="en-US"/>
-        </w:rPr>
-        <w:t>have to</w:t>
-      </w:r>
-      <w:proofErr w:type="gramEnd"/>
-      <w:r>
-        <w:rPr>
-          <w:lang w:val="en-US"/>
-        </w:rPr>
-        <w:t xml:space="preserve"> create a short melody depending on the desired effect.</w:t>
-      </w:r>
-      <w:r>
-        <w:rPr>
-          <w:lang w:val="en-US"/>
-        </w:rPr>
-        <w:t xml:space="preserve"> The notes needed are always 8 in total, the speed of the Melod does not matter. </w:t>
-      </w:r>
-      <w:proofErr w:type="gramStart"/>
-      <w:r>
-        <w:rPr>
-          <w:lang w:val="en-US"/>
-        </w:rPr>
-        <w:t>So</w:t>
-      </w:r>
-      <w:proofErr w:type="gramEnd"/>
-      <w:r>
-        <w:rPr>
-          <w:lang w:val="en-US"/>
-        </w:rPr>
         <w:t xml:space="preserve"> you can make them follow almost instantly.</w:t>
       </w:r>
     </w:p>
@@ -547,6 +531,12 @@
           <w:lang w:val="en-US"/>
         </w:rPr>
         <w:t>|</w:t>
+      </w:r>
+      <w:r>
+        <w:rPr>
+          <w:lang w:val="en-US"/>
+        </w:rPr>
+        <w:t xml:space="preserve"> </w:t>
       </w:r>
       <w:proofErr w:type="spellStart"/>
       <w:r>
@@ -737,6 +727,12 @@
         </w:rPr>
         <w:t>|</w:t>
       </w:r>
+      <w:r>
+        <w:rPr>
+          <w:lang w:val="en-US"/>
+        </w:rPr>
+        <w:t xml:space="preserve"> </w:t>
+      </w:r>
       <w:proofErr w:type="spellStart"/>
       <w:r>
         <w:rPr>
@@ -1060,13 +1056,25 @@
         <w:rPr>
           <w:lang w:val="en-US"/>
         </w:rPr>
-        <w:t xml:space="preserve">People that have died </w:t>
-      </w:r>
-      <w:r>
-        <w:rPr>
-          <w:lang w:val="en-US"/>
-        </w:rPr>
-        <w:t xml:space="preserve">through another person, which is not covered in the other forms of </w:t>
+        <w:t xml:space="preserve">People that have </w:t>
+      </w:r>
+      <w:r>
+        <w:rPr>
+          <w:lang w:val="en-US"/>
+        </w:rPr>
+        <w:t xml:space="preserve">died through </w:t>
+      </w:r>
+      <w:r>
+        <w:rPr>
+          <w:lang w:val="en-US"/>
+        </w:rPr>
+        <w:t>the dead</w:t>
+      </w:r>
+      <w:r>
+        <w:rPr>
+          <w:lang w:val="en-US"/>
+        </w:rPr>
+        <w:t xml:space="preserve"> can cast Loss </w:t>
       </w:r>
       <w:proofErr w:type="spellStart"/>
       <w:r>
@@ -1080,55 +1088,179 @@
         <w:rPr>
           <w:lang w:val="en-US"/>
         </w:rPr>
-        <w:t xml:space="preserve">, can cast Loss </w:t>
-      </w:r>
-      <w:proofErr w:type="spellStart"/>
-      <w:r>
-        <w:rPr>
-          <w:lang w:val="en-US"/>
-        </w:rPr>
-        <w:t>Soulstice</w:t>
-      </w:r>
-      <w:proofErr w:type="spellEnd"/>
-      <w:r>
-        <w:rPr>
-          <w:lang w:val="en-US"/>
-        </w:rPr>
         <w:t>.</w:t>
       </w:r>
       <w:r>
         <w:rPr>
           <w:lang w:val="en-US"/>
         </w:rPr>
-        <w:t xml:space="preserve"> For </w:t>
+        <w:t xml:space="preserve"> </w:t>
+      </w:r>
+      <w:r>
+        <w:rPr>
+          <w:lang w:val="en-US"/>
+        </w:rPr>
+        <w:t xml:space="preserve">No one knows when it </w:t>
+      </w:r>
+      <w:r>
+        <w:rPr>
+          <w:lang w:val="en-US"/>
+        </w:rPr>
+        <w:t>started</w:t>
+      </w:r>
+      <w:r>
+        <w:rPr>
+          <w:lang w:val="en-US"/>
+        </w:rPr>
+        <w:t>.</w:t>
+      </w:r>
+    </w:p>
+    <w:p>
+      <w:pPr>
+        <w:rPr>
+          <w:lang w:val="en-US"/>
+        </w:rPr>
+      </w:pPr>
+      <w:r>
+        <w:rPr>
+          <w:lang w:val="en-US"/>
+        </w:rPr>
+        <w:t xml:space="preserve">Can control </w:t>
+      </w:r>
+      <w:r>
+        <w:rPr>
+          <w:lang w:val="en-US"/>
+        </w:rPr>
+        <w:t>the dead</w:t>
+      </w:r>
+      <w:r>
+        <w:rPr>
+          <w:lang w:val="en-US"/>
+        </w:rPr>
+        <w:t xml:space="preserve">, rise corpses </w:t>
+      </w:r>
+      <w:r>
+        <w:rPr>
+          <w:lang w:val="en-US"/>
+        </w:rPr>
+        <w:t>o</w:t>
+      </w:r>
+      <w:r>
+        <w:rPr>
+          <w:lang w:val="en-US"/>
+        </w:rPr>
+        <w:t>f humanoids and animals, and can command death itself.</w:t>
+      </w:r>
+    </w:p>
+    <w:p>
+      <w:pPr>
+        <w:pStyle w:val="berschrift3"/>
+        <w:rPr>
+          <w:lang w:val="en-US"/>
+        </w:rPr>
+      </w:pPr>
+      <w:proofErr w:type="spellStart"/>
+      <w:r>
+        <w:rPr>
+          <w:lang w:val="en-US"/>
+        </w:rPr>
+        <w:t>Shaikstice</w:t>
+      </w:r>
+      <w:proofErr w:type="spellEnd"/>
+      <w:r>
+        <w:rPr>
+          <w:lang w:val="en-US"/>
+        </w:rPr>
+        <w:t xml:space="preserve"> | </w:t>
+      </w:r>
+      <w:proofErr w:type="spellStart"/>
+      <w:r>
+        <w:rPr>
+          <w:lang w:val="en-US"/>
+        </w:rPr>
+        <w:t>Diseasmagic</w:t>
+      </w:r>
+      <w:proofErr w:type="spellEnd"/>
+      <w:r>
+        <w:rPr>
+          <w:lang w:val="en-US"/>
+        </w:rPr>
+        <w:t xml:space="preserve"> | Plague Psalmer</w:t>
+      </w:r>
+    </w:p>
+    <w:p>
+      <w:pPr>
+        <w:rPr>
+          <w:lang w:val="en-US"/>
+        </w:rPr>
+      </w:pPr>
+      <w:r>
+        <w:rPr>
+          <w:lang w:val="en-US"/>
+        </w:rPr>
+        <w:t>People that have died through sickness of virus or bacterial infections.</w:t>
+      </w:r>
+    </w:p>
+    <w:p>
+      <w:pPr>
+        <w:rPr>
+          <w:lang w:val="en-US"/>
+        </w:rPr>
+      </w:pPr>
+      <w:r>
+        <w:rPr>
+          <w:lang w:val="en-US"/>
+        </w:rPr>
+        <w:t xml:space="preserve">Can cast out </w:t>
+      </w:r>
+      <w:r>
+        <w:rPr>
+          <w:lang w:val="en-US"/>
+        </w:rPr>
+        <w:t>infectious clouds, can create liquids that decay the body in minutes.</w:t>
+      </w:r>
+    </w:p>
+    <w:p>
+      <w:pPr>
+        <w:pStyle w:val="berschrift3"/>
+        <w:rPr>
+          <w:lang w:val="en-US"/>
+        </w:rPr>
+      </w:pPr>
+      <w:r>
+        <w:rPr>
+          <w:lang w:val="en-US"/>
+        </w:rPr>
+        <w:t xml:space="preserve">? </w:t>
+      </w:r>
+      <w:r>
+        <w:rPr>
+          <w:lang w:val="en-US"/>
+        </w:rPr>
+        <w:t xml:space="preserve">| </w:t>
+      </w:r>
+      <w:proofErr w:type="spellStart"/>
+      <w:r>
+        <w:rPr>
+          <w:lang w:val="en-US"/>
+        </w:rPr>
+        <w:t>Musicmagic</w:t>
+      </w:r>
+      <w:proofErr w:type="spellEnd"/>
+      <w:r>
+        <w:rPr>
+          <w:lang w:val="en-US"/>
+        </w:rPr>
+        <w:t xml:space="preserve"> </w:t>
       </w:r>
       <w:proofErr w:type="gramStart"/>
       <w:r>
         <w:rPr>
           <w:lang w:val="en-US"/>
         </w:rPr>
-        <w:t>example</w:t>
+        <w:t>| ?</w:t>
       </w:r>
       <w:proofErr w:type="gramEnd"/>
-      <w:r>
-        <w:rPr>
-          <w:lang w:val="en-US"/>
-        </w:rPr>
-        <w:t xml:space="preserve"> punched to death with fists.</w:t>
-      </w:r>
-    </w:p>
-    <w:p>
-      <w:pPr>
-        <w:rPr>
-          <w:lang w:val="en-US"/>
-        </w:rPr>
-      </w:pPr>
-      <w:r>
-        <w:rPr>
-          <w:lang w:val="en-US"/>
-        </w:rPr>
-        <w:t>Can control death, rise corpses pf humanoids and animals, and can command death itself.</w:t>
-      </w:r>
     </w:p>
     <w:sectPr>
       <w:pgSz w:w="11906" w:h="16838"/>
@@ -1613,7 +1745,6 @@
     <w:next w:val="Standard"/>
     <w:link w:val="berschrift4Zchn"/>
     <w:uiPriority w:val="9"/>
-    <w:semiHidden/>
     <w:unhideWhenUsed/>
     <w:qFormat/>
     <w:rsid w:val="007F4B0F"/>
@@ -1810,7 +1941,6 @@
     <w:basedOn w:val="Absatz-Standardschriftart"/>
     <w:link w:val="berschrift4"/>
     <w:uiPriority w:val="9"/>
-    <w:semiHidden/>
     <w:rsid w:val="007F4B0F"/>
     <w:rPr>
       <w:rFonts w:eastAsiaTheme="majorEastAsia" w:cstheme="majorBidi"/>

--- a/Buch Camille Chronicles/Rules of Soulmagic.docx
+++ b/Buch Camille Chronicles/Rules of Soulmagic.docx
@@ -13,9 +13,35 @@
         <w:rPr>
           <w:lang w:val="en-US"/>
         </w:rPr>
-        <w:t xml:space="preserve">Rules of </w:t>
-      </w:r>
-      <w:proofErr w:type="spellStart"/>
+        <w:t>Rules of Soul</w:t>
+      </w:r>
+      <w:r>
+        <w:rPr>
+          <w:lang w:val="en-US"/>
+        </w:rPr>
+        <w:t>stice</w:t>
+      </w:r>
+    </w:p>
+    <w:p>
+      <w:pPr>
+        <w:pStyle w:val="berschrift2"/>
+        <w:rPr>
+          <w:lang w:val="en-US"/>
+        </w:rPr>
+      </w:pPr>
+      <w:r>
+        <w:rPr>
+          <w:lang w:val="en-US"/>
+        </w:rPr>
+        <w:t>General Rules and Origin</w:t>
+      </w:r>
+    </w:p>
+    <w:p>
+      <w:pPr>
+        <w:rPr>
+          <w:lang w:val="en-US"/>
+        </w:rPr>
+      </w:pPr>
       <w:r>
         <w:rPr>
           <w:lang w:val="en-US"/>
@@ -28,7 +54,196 @@
         </w:rPr>
         <w:t>stice</w:t>
       </w:r>
-      <w:proofErr w:type="spellEnd"/>
+      <w:r>
+        <w:rPr>
+          <w:lang w:val="en-US"/>
+        </w:rPr>
+        <w:t xml:space="preserve"> erupts when a baby is born at the exact same time as a Soul leaves the body of another person, meaning dying. The Soul is interrupted from traveling to the Soulspring by a new Soul traveling to earth. The old Souls gets pulled into the new body as well by unknown means.</w:t>
+      </w:r>
+    </w:p>
+    <w:p>
+      <w:pPr>
+        <w:rPr>
+          <w:lang w:val="en-US"/>
+        </w:rPr>
+      </w:pPr>
+      <w:r>
+        <w:rPr>
+          <w:lang w:val="en-US"/>
+        </w:rPr>
+        <w:t>Someone, human or Cindered, can have more than 1 Soul at a time. This only occurs when two people die</w:t>
+      </w:r>
+      <w:r>
+        <w:rPr>
+          <w:lang w:val="en-US"/>
+        </w:rPr>
+        <w:t xml:space="preserve"> and are born</w:t>
+      </w:r>
+      <w:r>
+        <w:rPr>
+          <w:lang w:val="en-US"/>
+        </w:rPr>
+        <w:t xml:space="preserve"> at the same time for this to happen.</w:t>
+      </w:r>
+    </w:p>
+    <w:p>
+      <w:pPr>
+        <w:rPr>
+          <w:lang w:val="en-US"/>
+        </w:rPr>
+      </w:pPr>
+      <w:r>
+        <w:rPr>
+          <w:lang w:val="en-US"/>
+        </w:rPr>
+        <w:t xml:space="preserve">The way a person died decides what kind of Soulstice can be invoked by the </w:t>
+      </w:r>
+      <w:r>
+        <w:rPr>
+          <w:lang w:val="en-US"/>
+        </w:rPr>
+        <w:t>Harmonist</w:t>
+      </w:r>
+      <w:r>
+        <w:rPr>
+          <w:lang w:val="en-US"/>
+        </w:rPr>
+        <w:t>.</w:t>
+      </w:r>
+      <w:r>
+        <w:rPr>
+          <w:lang w:val="en-US"/>
+        </w:rPr>
+        <w:t xml:space="preserve"> </w:t>
+      </w:r>
+      <w:r>
+        <w:rPr>
+          <w:lang w:val="en-US"/>
+        </w:rPr>
+        <w:t xml:space="preserve">The Soul of the dead person is called the Stice. </w:t>
+      </w:r>
+      <w:r>
+        <w:rPr>
+          <w:lang w:val="en-US"/>
+        </w:rPr>
+        <w:t>Spells are called Melodies, as in order to cast them you have to create a short melody depending on the desired effect.</w:t>
+      </w:r>
+      <w:r>
+        <w:rPr>
+          <w:lang w:val="en-US"/>
+        </w:rPr>
+        <w:t xml:space="preserve"> The notes needed are always 8 in total, the speed of the Melod does not matter. So you can make them follow almost instantly.</w:t>
+      </w:r>
+    </w:p>
+    <w:p>
+      <w:pPr>
+        <w:rPr>
+          <w:lang w:val="en-US"/>
+        </w:rPr>
+      </w:pPr>
+      <w:r>
+        <w:rPr>
+          <w:lang w:val="en-US"/>
+        </w:rPr>
+        <w:t xml:space="preserve">It is called Soulstice, as the now fixed sun and moon and light and dark side resemble the duo of </w:t>
+      </w:r>
+      <w:r>
+        <w:rPr>
+          <w:lang w:val="en-US"/>
+        </w:rPr>
+        <w:t>Harmonist</w:t>
+      </w:r>
+      <w:r>
+        <w:rPr>
+          <w:lang w:val="en-US"/>
+        </w:rPr>
+        <w:t xml:space="preserve"> and Soul.</w:t>
+      </w:r>
+    </w:p>
+    <w:p>
+      <w:pPr>
+        <w:rPr>
+          <w:lang w:val="en-US"/>
+        </w:rPr>
+      </w:pPr>
+    </w:p>
+    <w:p>
+      <w:pPr>
+        <w:rPr>
+          <w:lang w:val="en-US"/>
+        </w:rPr>
+      </w:pPr>
+      <w:r>
+        <w:rPr>
+          <w:lang w:val="en-US"/>
+        </w:rPr>
+        <w:t xml:space="preserve">The special is a specific passive power that rests in every Harmonist with the specific Soulstice. It reflects their </w:t>
+      </w:r>
+      <w:r>
+        <w:rPr>
+          <w:lang w:val="en-US"/>
+        </w:rPr>
+        <w:t xml:space="preserve">special </w:t>
+      </w:r>
+      <w:r>
+        <w:rPr>
+          <w:lang w:val="en-US"/>
+        </w:rPr>
+        <w:t>abilities and aids them in their usage.</w:t>
+      </w:r>
+    </w:p>
+    <w:p>
+      <w:pPr>
+        <w:rPr>
+          <w:lang w:val="en-US"/>
+        </w:rPr>
+      </w:pPr>
+    </w:p>
+    <w:p>
+      <w:pPr>
+        <w:rPr>
+          <w:lang w:val="en-US"/>
+        </w:rPr>
+      </w:pPr>
+      <w:r>
+        <w:rPr>
+          <w:lang w:val="en-US"/>
+        </w:rPr>
+        <w:t xml:space="preserve">Melodies are a short assortment of tones that activate the Soulstice powers between Harmonist and Stice. </w:t>
+      </w:r>
+    </w:p>
+    <w:p>
+      <w:pPr>
+        <w:rPr>
+          <w:lang w:val="en-US"/>
+        </w:rPr>
+      </w:pPr>
+      <w:r>
+        <w:rPr>
+          <w:lang w:val="en-US"/>
+        </w:rPr>
+        <w:t>Is the bond of trust between Harmonist and Stice perfect, then they might play the Melodies with even greater effect and control, their passive senses and abilities even greater than before.</w:t>
+      </w:r>
+    </w:p>
+    <w:p>
+      <w:pPr>
+        <w:rPr>
+          <w:lang w:val="en-US"/>
+        </w:rPr>
+      </w:pPr>
+      <w:r>
+        <w:rPr>
+          <w:lang w:val="en-US"/>
+        </w:rPr>
+        <w:t>The Melodies of a specific Soulstice combine into a song that can be added upon in either direction. Though the song does have an end if all Melodies are discovered and learned by a Harmonist and played in the right order right behind each other. Then the Harmonist is truly ascended and can use the song freely to combine powers as they wish as well as gain special specific abilities depending on their Soulstice type.</w:t>
+      </w:r>
+    </w:p>
+    <w:p>
+      <w:pPr>
+        <w:rPr>
+          <w:lang w:val="en-US"/>
+        </w:rPr>
+      </w:pPr>
     </w:p>
     <w:p>
       <w:pPr>
@@ -41,120 +256,694 @@
         <w:rPr>
           <w:lang w:val="en-US"/>
         </w:rPr>
-        <w:t>General Rules and Origin</w:t>
-      </w:r>
-    </w:p>
-    <w:p>
-      <w:pPr>
-        <w:rPr>
-          <w:lang w:val="en-US"/>
-        </w:rPr>
-      </w:pPr>
-      <w:proofErr w:type="spellStart"/>
-      <w:r>
-        <w:rPr>
-          <w:lang w:val="en-US"/>
-        </w:rPr>
-        <w:t>Soul</w:t>
-      </w:r>
-      <w:r>
-        <w:rPr>
-          <w:lang w:val="en-US"/>
-        </w:rPr>
-        <w:t>stice</w:t>
-      </w:r>
-      <w:proofErr w:type="spellEnd"/>
-      <w:r>
-        <w:rPr>
-          <w:lang w:val="en-US"/>
-        </w:rPr>
-        <w:t xml:space="preserve"> erupts when a baby is born at the exact same time as a Soul leaves the body of another person, meaning dying. The Soul is interrupted from traveling to the </w:t>
-      </w:r>
-      <w:proofErr w:type="spellStart"/>
-      <w:r>
-        <w:rPr>
-          <w:lang w:val="en-US"/>
-        </w:rPr>
-        <w:t>Soulspring</w:t>
-      </w:r>
-      <w:proofErr w:type="spellEnd"/>
-      <w:r>
-        <w:rPr>
-          <w:lang w:val="en-US"/>
-        </w:rPr>
-        <w:t xml:space="preserve"> by a new Soul traveling to earth. The old Souls gets pulled into the new body as well by unknown means.</w:t>
-      </w:r>
-    </w:p>
-    <w:p>
-      <w:pPr>
-        <w:rPr>
-          <w:lang w:val="en-US"/>
-        </w:rPr>
-      </w:pPr>
-      <w:r>
-        <w:rPr>
-          <w:lang w:val="en-US"/>
-        </w:rPr>
-        <w:t xml:space="preserve">Someone, human or </w:t>
-      </w:r>
-      <w:proofErr w:type="gramStart"/>
-      <w:r>
-        <w:rPr>
-          <w:lang w:val="en-US"/>
-        </w:rPr>
-        <w:t>Cindered</w:t>
-      </w:r>
-      <w:proofErr w:type="gramEnd"/>
-      <w:r>
-        <w:rPr>
-          <w:lang w:val="en-US"/>
-        </w:rPr>
-        <w:t>, can have more than 1 Soul at a time. This only occurs when two people die</w:t>
-      </w:r>
-      <w:r>
-        <w:rPr>
-          <w:lang w:val="en-US"/>
-        </w:rPr>
-        <w:t xml:space="preserve"> and are born</w:t>
-      </w:r>
-      <w:r>
-        <w:rPr>
-          <w:lang w:val="en-US"/>
-        </w:rPr>
-        <w:t xml:space="preserve"> at the same time for this to happen.</w:t>
-      </w:r>
-    </w:p>
-    <w:p>
-      <w:pPr>
-        <w:rPr>
-          <w:lang w:val="en-US"/>
-        </w:rPr>
-      </w:pPr>
-      <w:r>
-        <w:rPr>
-          <w:lang w:val="en-US"/>
-        </w:rPr>
-        <w:t xml:space="preserve">The way a person died decides what kind of </w:t>
-      </w:r>
-      <w:proofErr w:type="spellStart"/>
+        <w:t xml:space="preserve">Types of </w:t>
+      </w:r>
       <w:r>
         <w:rPr>
           <w:lang w:val="en-US"/>
         </w:rPr>
         <w:t>Soulstice</w:t>
       </w:r>
-      <w:proofErr w:type="spellEnd"/>
-      <w:r>
-        <w:rPr>
-          <w:lang w:val="en-US"/>
-        </w:rPr>
-        <w:t xml:space="preserve"> can be invoked by the </w:t>
-      </w:r>
-      <w:r>
-        <w:rPr>
-          <w:lang w:val="en-US"/>
-        </w:rPr>
-        <w:t>Harmonist</w:t>
+    </w:p>
+    <w:p>
+      <w:pPr>
+        <w:pStyle w:val="berschrift3"/>
+        <w:rPr>
+          <w:lang w:val="en-US"/>
+        </w:rPr>
+      </w:pPr>
+      <w:r>
+        <w:rPr>
+          <w:lang w:val="en-US"/>
+        </w:rPr>
+        <w:t>Vrastice | Firemagic</w:t>
+      </w:r>
+      <w:r>
+        <w:rPr>
+          <w:lang w:val="en-US"/>
+        </w:rPr>
+        <w:t xml:space="preserve"> | Fire Fiddlers</w:t>
+      </w:r>
+    </w:p>
+    <w:p>
+      <w:pPr>
+        <w:rPr>
+          <w:lang w:val="en-US"/>
+        </w:rPr>
+      </w:pPr>
+      <w:r>
+        <w:rPr>
+          <w:lang w:val="en-US"/>
+        </w:rPr>
+        <w:t xml:space="preserve">People that died by fire or massive heat can grant Fire Soulstice. </w:t>
+      </w:r>
+    </w:p>
+    <w:p>
+      <w:pPr>
+        <w:rPr>
+          <w:lang w:val="en-US"/>
+        </w:rPr>
+      </w:pPr>
+      <w:r>
+        <w:rPr>
+          <w:lang w:val="en-US"/>
+        </w:rPr>
+        <w:lastRenderedPageBreak/>
+        <w:t>Can create and control fire in different forms and strengths.</w:t>
+      </w:r>
+    </w:p>
+    <w:p>
+      <w:pPr>
+        <w:rPr>
+          <w:lang w:val="en-US"/>
+        </w:rPr>
+      </w:pPr>
+      <w:r>
+        <w:rPr>
+          <w:lang w:val="en-US"/>
+        </w:rPr>
+        <w:t>Special: Can change the heat of objects by touch by several Celsius per second</w:t>
+      </w:r>
+    </w:p>
+    <w:p>
+      <w:pPr>
+        <w:rPr>
+          <w:lang w:val="en-US"/>
+        </w:rPr>
+      </w:pPr>
+      <w:r>
+        <w:rPr>
+          <w:lang w:val="en-US"/>
+        </w:rPr>
+        <w:t>Bond: Can create fire without melodies</w:t>
+      </w:r>
+    </w:p>
+    <w:p>
+      <w:pPr>
+        <w:pStyle w:val="berschrift3"/>
+        <w:rPr>
+          <w:lang w:val="en-US"/>
+        </w:rPr>
+      </w:pPr>
+      <w:r>
+        <w:rPr>
+          <w:lang w:val="en-US"/>
+        </w:rPr>
+        <w:t xml:space="preserve">Kerstice | </w:t>
+      </w:r>
+      <w:r>
+        <w:rPr>
+          <w:lang w:val="en-US"/>
+        </w:rPr>
+        <w:t>Rock</w:t>
+      </w:r>
+      <w:r>
+        <w:rPr>
+          <w:lang w:val="en-US"/>
+        </w:rPr>
+        <w:t>magic</w:t>
+      </w:r>
+      <w:r>
+        <w:rPr>
+          <w:lang w:val="en-US"/>
+        </w:rPr>
+        <w:t xml:space="preserve"> | Rock Rhymers</w:t>
+      </w:r>
+    </w:p>
+    <w:p>
+      <w:pPr>
+        <w:rPr>
+          <w:lang w:val="en-US"/>
+        </w:rPr>
+      </w:pPr>
+      <w:r>
+        <w:rPr>
+          <w:lang w:val="en-US"/>
+        </w:rPr>
+        <w:t>People that died in avalanches, by falling or stoning, can grant Earth Soulstice.</w:t>
+      </w:r>
+    </w:p>
+    <w:p>
+      <w:pPr>
+        <w:rPr>
+          <w:lang w:val="en-US"/>
+        </w:rPr>
+      </w:pPr>
+      <w:r>
+        <w:rPr>
+          <w:lang w:val="en-US"/>
+        </w:rPr>
+        <w:t>Can create and control earth in different forms and strengths.</w:t>
+      </w:r>
+    </w:p>
+    <w:p>
+      <w:pPr>
+        <w:rPr>
+          <w:lang w:val="en-US"/>
+        </w:rPr>
+      </w:pPr>
+      <w:r>
+        <w:rPr>
+          <w:lang w:val="en-US"/>
+        </w:rPr>
+        <w:t>Special</w:t>
+      </w:r>
+      <w:r>
+        <w:rPr>
+          <w:lang w:val="en-US"/>
+        </w:rPr>
+        <w:t>: Can feel presence in and through stone</w:t>
+      </w:r>
+    </w:p>
+    <w:p>
+      <w:pPr>
+        <w:rPr>
+          <w:lang w:val="en-US"/>
+        </w:rPr>
+      </w:pPr>
+      <w:r>
+        <w:rPr>
+          <w:lang w:val="en-US"/>
+        </w:rPr>
+        <w:t>Bond: Can create Stone without melodies</w:t>
+      </w:r>
+    </w:p>
+    <w:p>
+      <w:pPr>
+        <w:pStyle w:val="berschrift3"/>
+        <w:rPr>
+          <w:lang w:val="en-US"/>
+        </w:rPr>
+      </w:pPr>
+      <w:r>
+        <w:rPr>
+          <w:lang w:val="en-US"/>
+        </w:rPr>
+        <w:t xml:space="preserve">Ruistice | </w:t>
+      </w:r>
+      <w:r>
+        <w:rPr>
+          <w:lang w:val="en-US"/>
+        </w:rPr>
+        <w:t>Airmagic</w:t>
+      </w:r>
+      <w:r>
+        <w:rPr>
+          <w:lang w:val="en-US"/>
+        </w:rPr>
+        <w:t xml:space="preserve"> | </w:t>
+      </w:r>
+      <w:bookmarkStart w:id="0" w:name="_Hlk224936873"/>
+      <w:r>
+        <w:rPr>
+          <w:lang w:val="en-US"/>
+        </w:rPr>
+        <w:t>Air Anthers</w:t>
+      </w:r>
+      <w:bookmarkEnd w:id="0"/>
+    </w:p>
+    <w:p>
+      <w:pPr>
+        <w:rPr>
+          <w:lang w:val="en-US"/>
+        </w:rPr>
+      </w:pPr>
+      <w:r>
+        <w:rPr>
+          <w:lang w:val="en-US"/>
+        </w:rPr>
+        <w:t>People that died by asphyxiation, illness transported by air or deadly gases, can gran Air Soulstice.</w:t>
+      </w:r>
+    </w:p>
+    <w:p>
+      <w:pPr>
+        <w:rPr>
+          <w:lang w:val="en-US"/>
+        </w:rPr>
+      </w:pPr>
+      <w:r>
+        <w:rPr>
+          <w:lang w:val="en-US"/>
+        </w:rPr>
+        <w:t>Can create and control air in different forms and strengths.</w:t>
+      </w:r>
+    </w:p>
+    <w:p>
+      <w:pPr>
+        <w:rPr>
+          <w:lang w:val="en-US"/>
+        </w:rPr>
+      </w:pPr>
+      <w:r>
+        <w:rPr>
+          <w:lang w:val="en-US"/>
+        </w:rPr>
+        <w:t>Special</w:t>
+      </w:r>
+      <w:r>
+        <w:rPr>
+          <w:lang w:val="en-US"/>
+        </w:rPr>
+        <w:t>: Can feel slightest changes in air pressure and velocity</w:t>
+      </w:r>
+    </w:p>
+    <w:p>
+      <w:pPr>
+        <w:rPr>
+          <w:lang w:val="en-US"/>
+        </w:rPr>
+      </w:pPr>
+      <w:r>
+        <w:rPr>
+          <w:lang w:val="en-US"/>
+        </w:rPr>
+        <w:t>Bond: Can create air flows without Melodies</w:t>
+      </w:r>
+    </w:p>
+    <w:p>
+      <w:pPr>
+        <w:pStyle w:val="berschrift3"/>
+        <w:rPr>
+          <w:lang w:val="en-US"/>
+        </w:rPr>
+      </w:pPr>
+      <w:bookmarkStart w:id="1" w:name="_Hlk224845352"/>
+      <w:r>
+        <w:rPr>
+          <w:lang w:val="en-US"/>
+        </w:rPr>
+        <w:t xml:space="preserve">Tristice </w:t>
+      </w:r>
+      <w:bookmarkEnd w:id="1"/>
+      <w:r>
+        <w:rPr>
+          <w:lang w:val="en-US"/>
+        </w:rPr>
+        <w:t>|</w:t>
+      </w:r>
+      <w:r>
+        <w:rPr>
+          <w:lang w:val="en-US"/>
+        </w:rPr>
+        <w:t xml:space="preserve"> </w:t>
+      </w:r>
+      <w:r>
+        <w:rPr>
+          <w:lang w:val="en-US"/>
+        </w:rPr>
+        <w:t>Watermagic</w:t>
+      </w:r>
+      <w:r>
+        <w:rPr>
+          <w:lang w:val="en-US"/>
+        </w:rPr>
+        <w:t xml:space="preserve"> | Water W</w:t>
+      </w:r>
+      <w:r>
+        <w:rPr>
+          <w:lang w:val="en-US"/>
+        </w:rPr>
+        <w:t>hirlers</w:t>
+      </w:r>
+    </w:p>
+    <w:p>
+      <w:pPr>
+        <w:rPr>
+          <w:lang w:val="en-US"/>
+        </w:rPr>
+      </w:pPr>
+      <w:r>
+        <w:rPr>
+          <w:lang w:val="en-US"/>
+        </w:rPr>
+        <w:t>People that have drowned or have been crushed by water can grant Water Soulstice.</w:t>
+      </w:r>
+    </w:p>
+    <w:p>
+      <w:pPr>
+        <w:rPr>
+          <w:lang w:val="en-US"/>
+        </w:rPr>
+      </w:pPr>
+      <w:r>
+        <w:rPr>
+          <w:lang w:val="en-US"/>
+        </w:rPr>
+        <w:t>Can create and control Water in different forms and strengths.</w:t>
+      </w:r>
+    </w:p>
+    <w:p>
+      <w:pPr>
+        <w:rPr>
+          <w:lang w:val="en-US"/>
+        </w:rPr>
+      </w:pPr>
+      <w:r>
+        <w:rPr>
+          <w:lang w:val="en-US"/>
+        </w:rPr>
+        <w:t>Special: Can walk on water and changes its density by will</w:t>
+      </w:r>
+    </w:p>
+    <w:p>
+      <w:pPr>
+        <w:rPr>
+          <w:lang w:val="en-US"/>
+        </w:rPr>
+      </w:pPr>
+      <w:r>
+        <w:rPr>
+          <w:lang w:val="en-US"/>
+        </w:rPr>
+        <w:t xml:space="preserve">Bond: </w:t>
+      </w:r>
+      <w:r>
+        <w:rPr>
+          <w:lang w:val="en-US"/>
+        </w:rPr>
+        <w:t>Can create water without Melodies</w:t>
+      </w:r>
+    </w:p>
+    <w:p>
+      <w:pPr>
+        <w:pStyle w:val="berschrift3"/>
+        <w:rPr>
+          <w:lang w:val="en-US"/>
+        </w:rPr>
+      </w:pPr>
+      <w:bookmarkStart w:id="2" w:name="_Hlk224845079"/>
+      <w:r>
+        <w:rPr>
+          <w:lang w:val="en-US"/>
+        </w:rPr>
+        <w:t xml:space="preserve">Mishstice </w:t>
+      </w:r>
+      <w:bookmarkEnd w:id="2"/>
+      <w:r>
+        <w:rPr>
+          <w:lang w:val="en-US"/>
+        </w:rPr>
+        <w:t xml:space="preserve">| </w:t>
+      </w:r>
+      <w:r>
+        <w:rPr>
+          <w:lang w:val="en-US"/>
+        </w:rPr>
+        <w:t>Steelmagic</w:t>
+      </w:r>
+      <w:r>
+        <w:rPr>
+          <w:lang w:val="en-US"/>
+        </w:rPr>
+        <w:t xml:space="preserve"> | Steel Singers</w:t>
+      </w:r>
+    </w:p>
+    <w:p>
+      <w:pPr>
+        <w:rPr>
+          <w:lang w:val="en-US"/>
+        </w:rPr>
+      </w:pPr>
+      <w:r>
+        <w:rPr>
+          <w:lang w:val="en-US"/>
+        </w:rPr>
+        <w:t>People that died by steel weapons can grant Steel Soulstice. In earlier times Iron, Bronze or similar Soulstice was not as rare, but can happen nowadays.</w:t>
+      </w:r>
+    </w:p>
+    <w:p>
+      <w:pPr>
+        <w:rPr>
+          <w:lang w:val="en-US"/>
+        </w:rPr>
+      </w:pPr>
+      <w:r>
+        <w:rPr>
+          <w:lang w:val="en-US"/>
+        </w:rPr>
+        <w:t>Can create and control Steel in different forms and strengths.</w:t>
+      </w:r>
+    </w:p>
+    <w:p>
+      <w:pPr>
+        <w:rPr>
+          <w:lang w:val="en-US"/>
+        </w:rPr>
+      </w:pPr>
+      <w:r>
+        <w:rPr>
+          <w:lang w:val="en-US"/>
+        </w:rPr>
+        <w:t>Special: Can maintain shapes of steel as armor or weapons with invested calories</w:t>
+      </w:r>
+    </w:p>
+    <w:p>
+      <w:pPr>
+        <w:rPr>
+          <w:lang w:val="en-US"/>
+        </w:rPr>
+      </w:pPr>
+      <w:r>
+        <w:rPr>
+          <w:lang w:val="en-US"/>
+        </w:rPr>
+        <w:t>Bond: Can keep up the forming of steel indefinitely without much thought</w:t>
+      </w:r>
+    </w:p>
+    <w:p>
+      <w:pPr>
+        <w:pStyle w:val="berschrift3"/>
+        <w:rPr>
+          <w:lang w:val="en-US"/>
+        </w:rPr>
+      </w:pPr>
+      <w:bookmarkStart w:id="3" w:name="_Hlk224936954"/>
+      <w:r>
+        <w:rPr>
+          <w:lang w:val="en-US"/>
+        </w:rPr>
+        <w:t xml:space="preserve">Vaostice </w:t>
+      </w:r>
+      <w:bookmarkEnd w:id="3"/>
+      <w:r>
+        <w:rPr>
+          <w:lang w:val="en-US"/>
+        </w:rPr>
+        <w:t>|</w:t>
+      </w:r>
+      <w:r>
+        <w:rPr>
+          <w:lang w:val="en-US"/>
+        </w:rPr>
+        <w:t xml:space="preserve"> </w:t>
+      </w:r>
+      <w:r>
+        <w:rPr>
+          <w:lang w:val="en-US"/>
+        </w:rPr>
+        <w:t>Animalmagic</w:t>
+      </w:r>
+      <w:r>
+        <w:rPr>
+          <w:lang w:val="en-US"/>
+        </w:rPr>
+        <w:t xml:space="preserve"> | </w:t>
+      </w:r>
+      <w:bookmarkStart w:id="4" w:name="_Hlk224936946"/>
+      <w:r>
+        <w:rPr>
+          <w:lang w:val="en-US"/>
+        </w:rPr>
+        <w:t>Creature Cantors</w:t>
+      </w:r>
+      <w:bookmarkEnd w:id="4"/>
+    </w:p>
+    <w:p>
+      <w:pPr>
+        <w:rPr>
+          <w:lang w:val="en-US"/>
+        </w:rPr>
+      </w:pPr>
+      <w:r>
+        <w:rPr>
+          <w:lang w:val="en-US"/>
+        </w:rPr>
+        <w:t>People that died through animal attacks can grant Feral Soulstice</w:t>
+      </w:r>
+    </w:p>
+    <w:p>
+      <w:pPr>
+        <w:rPr>
+          <w:lang w:val="en-US"/>
+        </w:rPr>
+      </w:pPr>
+      <w:r>
+        <w:rPr>
+          <w:lang w:val="en-US"/>
+        </w:rPr>
+        <w:t>Can turn into animals and communicate with animals.</w:t>
+      </w:r>
+    </w:p>
+    <w:p>
+      <w:pPr>
+        <w:rPr>
+          <w:lang w:val="en-US"/>
+        </w:rPr>
+      </w:pPr>
+      <w:r>
+        <w:rPr>
+          <w:lang w:val="en-US"/>
+        </w:rPr>
+        <w:t>Special: Can sense with their senses better and have increased bodily strength</w:t>
+      </w:r>
+    </w:p>
+    <w:p>
+      <w:pPr>
+        <w:rPr>
+          <w:lang w:val="en-US"/>
+        </w:rPr>
+      </w:pPr>
+      <w:r>
+        <w:rPr>
+          <w:lang w:val="en-US"/>
+        </w:rPr>
+        <w:lastRenderedPageBreak/>
+        <w:t>Bond: Can heal others and mend their wounds</w:t>
+      </w:r>
+    </w:p>
+    <w:p>
+      <w:pPr>
+        <w:pStyle w:val="berschrift3"/>
+        <w:rPr>
+          <w:lang w:val="en-US"/>
+        </w:rPr>
+      </w:pPr>
+      <w:r>
+        <w:rPr>
+          <w:lang w:val="en-US"/>
+        </w:rPr>
+        <w:t xml:space="preserve">Nelstice </w:t>
+      </w:r>
+      <w:r>
+        <w:rPr>
+          <w:lang w:val="en-US"/>
+        </w:rPr>
+        <w:t xml:space="preserve">| Plantmagic | </w:t>
+      </w:r>
+      <w:r>
+        <w:rPr>
+          <w:lang w:val="en-US"/>
+        </w:rPr>
+        <w:t>Tree Tenor</w:t>
+      </w:r>
+    </w:p>
+    <w:p>
+      <w:pPr>
+        <w:rPr>
+          <w:lang w:val="en-US"/>
+        </w:rPr>
+      </w:pPr>
+      <w:r>
+        <w:rPr>
+          <w:lang w:val="en-US"/>
+        </w:rPr>
+        <w:t>People that died through plants that they had eat, mostly.</w:t>
+      </w:r>
+    </w:p>
+    <w:p>
+      <w:pPr>
+        <w:rPr>
+          <w:lang w:val="en-US"/>
+        </w:rPr>
+      </w:pPr>
+      <w:r>
+        <w:rPr>
+          <w:lang w:val="en-US"/>
+        </w:rPr>
+        <w:t>Can quickly grow a variety of plants from their bodies or touched surfaces with enormous strength and flexibility.</w:t>
+      </w:r>
+    </w:p>
+    <w:p>
+      <w:pPr>
+        <w:rPr>
+          <w:lang w:val="en-US"/>
+        </w:rPr>
+      </w:pPr>
+      <w:r>
+        <w:rPr>
+          <w:lang w:val="en-US"/>
+        </w:rPr>
+        <w:t>Special: Can gain knowledge of happenings from plants</w:t>
+      </w:r>
+    </w:p>
+    <w:p>
+      <w:pPr>
+        <w:rPr>
+          <w:lang w:val="en-US"/>
+        </w:rPr>
+      </w:pPr>
+      <w:r>
+        <w:rPr>
+          <w:lang w:val="en-US"/>
+        </w:rPr>
+        <w:t>Bond: Can let plants grow without Melodies</w:t>
+      </w:r>
+    </w:p>
+    <w:p>
+      <w:pPr>
+        <w:pStyle w:val="berschrift3"/>
+        <w:rPr>
+          <w:lang w:val="en-US"/>
+        </w:rPr>
+      </w:pPr>
+      <w:r>
+        <w:rPr>
+          <w:lang w:val="en-US"/>
+        </w:rPr>
+        <w:t xml:space="preserve">Tshostice | </w:t>
+      </w:r>
+      <w:r>
+        <w:rPr>
+          <w:lang w:val="en-US"/>
+        </w:rPr>
+        <w:t>Mindmagic</w:t>
+      </w:r>
+      <w:r>
+        <w:rPr>
+          <w:lang w:val="en-US"/>
+        </w:rPr>
+        <w:t xml:space="preserve"> | Mind M</w:t>
+      </w:r>
+      <w:r>
+        <w:rPr>
+          <w:lang w:val="en-US"/>
+        </w:rPr>
+        <w:t>instrels</w:t>
+      </w:r>
+    </w:p>
+    <w:p>
+      <w:pPr>
+        <w:rPr>
+          <w:lang w:val="en-US"/>
+        </w:rPr>
+      </w:pPr>
+      <w:r>
+        <w:rPr>
+          <w:lang w:val="en-US"/>
+        </w:rPr>
+        <w:t>People that died of mental disorders or suicide.</w:t>
+      </w:r>
+      <w:r>
+        <w:rPr>
+          <w:lang w:val="en-US"/>
+        </w:rPr>
+        <w:t xml:space="preserve"> Those Stices are the hardest to control as they still retain suicidal memories and </w:t>
+      </w:r>
+      <w:r>
+        <w:rPr>
+          <w:lang w:val="en-US"/>
+        </w:rPr>
+        <w:t>tendencies</w:t>
       </w:r>
       <w:r>
         <w:rPr>
@@ -162,6 +951,19 @@
         </w:rPr>
         <w:t>.</w:t>
       </w:r>
+    </w:p>
+    <w:p>
+      <w:pPr>
+        <w:rPr>
+          <w:lang w:val="en-US"/>
+        </w:rPr>
+      </w:pPr>
+      <w:r>
+        <w:rPr>
+          <w:lang w:val="en-US"/>
+        </w:rPr>
+        <w:t>Can control minds of humanoids from simple visions and lies to total mind</w:t>
+      </w:r>
       <w:r>
         <w:rPr>
           <w:lang w:val="en-US"/>
@@ -172,102 +974,34 @@
         <w:rPr>
           <w:lang w:val="en-US"/>
         </w:rPr>
-        <w:t xml:space="preserve">The Soul of the dead person is called the Stice. </w:t>
-      </w:r>
-      <w:r>
-        <w:rPr>
-          <w:lang w:val="en-US"/>
-        </w:rPr>
-        <w:t>Spells are called Melodies, as in order to cast them you have to create a short melody depending on the desired effect.</w:t>
-      </w:r>
-      <w:r>
-        <w:rPr>
-          <w:lang w:val="en-US"/>
-        </w:rPr>
-        <w:t xml:space="preserve"> The notes needed are always 8 in total, the speed of the Melod does not matter. </w:t>
-      </w:r>
-      <w:proofErr w:type="gramStart"/>
-      <w:r>
-        <w:rPr>
-          <w:lang w:val="en-US"/>
-        </w:rPr>
-        <w:t>So</w:t>
-      </w:r>
-      <w:proofErr w:type="gramEnd"/>
-      <w:r>
-        <w:rPr>
-          <w:lang w:val="en-US"/>
-        </w:rPr>
-        <w:t xml:space="preserve"> you can make them follow almost instantly.</w:t>
-      </w:r>
-    </w:p>
-    <w:p>
-      <w:pPr>
-        <w:rPr>
-          <w:lang w:val="en-US"/>
-        </w:rPr>
-      </w:pPr>
-      <w:r>
-        <w:rPr>
-          <w:lang w:val="en-US"/>
-        </w:rPr>
-        <w:t xml:space="preserve">It is called </w:t>
-      </w:r>
-      <w:proofErr w:type="spellStart"/>
-      <w:r>
-        <w:rPr>
-          <w:lang w:val="en-US"/>
-        </w:rPr>
-        <w:t>Soulstice</w:t>
-      </w:r>
-      <w:proofErr w:type="spellEnd"/>
-      <w:r>
-        <w:rPr>
-          <w:lang w:val="en-US"/>
-        </w:rPr>
-        <w:t xml:space="preserve">, as the now fixed sun and moon and light and dark side resemble the duo of </w:t>
-      </w:r>
-      <w:r>
-        <w:rPr>
-          <w:lang w:val="en-US"/>
-        </w:rPr>
-        <w:t>Harmonist</w:t>
-      </w:r>
-      <w:r>
-        <w:rPr>
-          <w:lang w:val="en-US"/>
-        </w:rPr>
-        <w:t xml:space="preserve"> and Soul.</w:t>
-      </w:r>
-    </w:p>
-    <w:p>
-      <w:pPr>
-        <w:pStyle w:val="berschrift2"/>
-        <w:rPr>
-          <w:lang w:val="en-US"/>
-        </w:rPr>
-      </w:pPr>
-      <w:r>
-        <w:rPr>
-          <w:lang w:val="en-US"/>
-        </w:rPr>
-        <w:t xml:space="preserve">Types of </w:t>
-      </w:r>
-      <w:proofErr w:type="spellStart"/>
-      <w:r>
-        <w:rPr>
-          <w:lang w:val="en-US"/>
-        </w:rPr>
-        <w:t>Soulstice</w:t>
-      </w:r>
-      <w:proofErr w:type="spellEnd"/>
-    </w:p>
-    <w:p>
-      <w:pPr>
-        <w:rPr>
-          <w:lang w:val="en-US"/>
-        </w:rPr>
-      </w:pPr>
+        <w:t>control.</w:t>
+      </w:r>
+    </w:p>
+    <w:p>
+      <w:pPr>
+        <w:rPr>
+          <w:lang w:val="en-US"/>
+        </w:rPr>
+      </w:pPr>
+      <w:r>
+        <w:rPr>
+          <w:lang w:val="en-US"/>
+        </w:rPr>
+        <w:t>Special: Can transmit thoughts into another person’s mind</w:t>
+      </w:r>
+    </w:p>
+    <w:p>
+      <w:pPr>
+        <w:rPr>
+          <w:lang w:val="en-US"/>
+        </w:rPr>
+      </w:pPr>
+      <w:r>
+        <w:rPr>
+          <w:lang w:val="en-US"/>
+        </w:rPr>
+        <w:t>Bond: Can imprint new memories into a person’s mind</w:t>
+      </w:r>
     </w:p>
     <w:p>
       <w:pPr>
@@ -276,65 +1010,120 @@
           <w:lang w:val="en-US"/>
         </w:rPr>
       </w:pPr>
-      <w:proofErr w:type="spellStart"/>
-      <w:r>
-        <w:rPr>
-          <w:lang w:val="en-US"/>
-        </w:rPr>
-        <w:t>Vrastice</w:t>
-      </w:r>
-      <w:proofErr w:type="spellEnd"/>
-      <w:r>
-        <w:rPr>
-          <w:lang w:val="en-US"/>
-        </w:rPr>
-        <w:t xml:space="preserve"> | Firemagic</w:t>
-      </w:r>
-      <w:r>
-        <w:rPr>
-          <w:lang w:val="en-US"/>
-        </w:rPr>
-        <w:t xml:space="preserve"> | Fire Fiddlers</w:t>
-      </w:r>
-    </w:p>
-    <w:p>
-      <w:pPr>
-        <w:rPr>
-          <w:lang w:val="en-US"/>
-        </w:rPr>
-      </w:pPr>
-      <w:r>
-        <w:rPr>
-          <w:lang w:val="en-US"/>
-        </w:rPr>
-        <w:t xml:space="preserve">People that died by fire or massive heat can grant Fire </w:t>
-      </w:r>
-      <w:proofErr w:type="spellStart"/>
-      <w:r>
-        <w:rPr>
-          <w:lang w:val="en-US"/>
-        </w:rPr>
-        <w:t>Soulstice</w:t>
-      </w:r>
-      <w:proofErr w:type="spellEnd"/>
-      <w:r>
-        <w:rPr>
-          <w:lang w:val="en-US"/>
-        </w:rPr>
-        <w:t xml:space="preserve">. </w:t>
-      </w:r>
-    </w:p>
-    <w:p>
-      <w:pPr>
-        <w:rPr>
-          <w:lang w:val="en-US"/>
-        </w:rPr>
-      </w:pPr>
-      <w:r>
-        <w:rPr>
-          <w:lang w:val="en-US"/>
-        </w:rPr>
-        <w:t>Can create and control fire in different forms and strengths.</w:t>
+      <w:bookmarkStart w:id="5" w:name="_Hlk224936964"/>
+      <w:r>
+        <w:rPr>
+          <w:lang w:val="en-US"/>
+        </w:rPr>
+        <w:t xml:space="preserve">Aikstice </w:t>
+      </w:r>
+      <w:bookmarkEnd w:id="5"/>
+      <w:r>
+        <w:rPr>
+          <w:lang w:val="en-US"/>
+        </w:rPr>
+        <w:t xml:space="preserve">| </w:t>
+      </w:r>
+      <w:r>
+        <w:rPr>
+          <w:lang w:val="en-US"/>
+        </w:rPr>
+        <w:t>Self</w:t>
+      </w:r>
+      <w:r>
+        <w:rPr>
+          <w:lang w:val="en-US"/>
+        </w:rPr>
+        <w:t>magic</w:t>
+      </w:r>
+      <w:r>
+        <w:rPr>
+          <w:lang w:val="en-US"/>
+        </w:rPr>
+        <w:t xml:space="preserve"> | </w:t>
+      </w:r>
+      <w:r>
+        <w:rPr>
+          <w:lang w:val="en-US"/>
+        </w:rPr>
+        <w:t>Body Busker</w:t>
+      </w:r>
+      <w:r>
+        <w:rPr>
+          <w:lang w:val="en-US"/>
+        </w:rPr>
+        <w:t>s</w:t>
+      </w:r>
+    </w:p>
+    <w:p>
+      <w:pPr>
+        <w:rPr>
+          <w:lang w:val="en-US"/>
+        </w:rPr>
+      </w:pPr>
+      <w:r>
+        <w:rPr>
+          <w:lang w:val="en-US"/>
+        </w:rPr>
+        <w:t>People that died of old age or illnesses of their body, like heart attacks, can grant Self Soulstice</w:t>
+      </w:r>
+    </w:p>
+    <w:p>
+      <w:pPr>
+        <w:rPr>
+          <w:lang w:val="en-US"/>
+        </w:rPr>
+      </w:pPr>
+      <w:r>
+        <w:rPr>
+          <w:lang w:val="en-US"/>
+        </w:rPr>
+        <w:t>Can control their own body, be it super speed, hearing,</w:t>
+      </w:r>
+      <w:r>
+        <w:rPr>
+          <w:lang w:val="en-US"/>
+        </w:rPr>
+        <w:t xml:space="preserve"> strength, growth.</w:t>
+      </w:r>
+    </w:p>
+    <w:p>
+      <w:pPr>
+        <w:rPr>
+          <w:lang w:val="en-US"/>
+        </w:rPr>
+      </w:pPr>
+      <w:r>
+        <w:rPr>
+          <w:lang w:val="en-US"/>
+        </w:rPr>
+        <w:t>Special: Can sense with their senses better and have increased reflexes</w:t>
+      </w:r>
+    </w:p>
+    <w:p>
+      <w:pPr>
+        <w:rPr>
+          <w:lang w:val="en-US"/>
+        </w:rPr>
+      </w:pPr>
+      <w:r>
+        <w:rPr>
+          <w:lang w:val="en-US"/>
+        </w:rPr>
+        <w:t>Bond: Can heal themselves greatly</w:t>
+      </w:r>
+    </w:p>
+    <w:p>
+      <w:pPr>
+        <w:rPr>
+          <w:lang w:val="en-US"/>
+        </w:rPr>
+      </w:pPr>
+      <w:r>
+        <w:rPr>
+          <w:lang w:val="en-US"/>
+        </w:rPr>
+        <w:t>Ascended: Can regenerate their body</w:t>
       </w:r>
     </w:p>
     <w:p>
@@ -344,26 +1133,17 @@
           <w:lang w:val="en-US"/>
         </w:rPr>
       </w:pPr>
-      <w:proofErr w:type="spellStart"/>
-      <w:r>
-        <w:rPr>
-          <w:lang w:val="en-US"/>
-        </w:rPr>
-        <w:t>Kerstice</w:t>
-      </w:r>
-      <w:proofErr w:type="spellEnd"/>
-      <w:r>
-        <w:rPr>
-          <w:lang w:val="en-US"/>
-        </w:rPr>
-        <w:t xml:space="preserve"> | </w:t>
-      </w:r>
-      <w:proofErr w:type="spellStart"/>
-      <w:r>
-        <w:rPr>
-          <w:lang w:val="en-US"/>
-        </w:rPr>
-        <w:t>Rock</w:t>
+      <w:r>
+        <w:rPr>
+          <w:lang w:val="en-US"/>
+        </w:rPr>
+        <w:t xml:space="preserve">Shistice | </w:t>
+      </w:r>
+      <w:r>
+        <w:rPr>
+          <w:lang w:val="en-US"/>
+        </w:rPr>
+        <w:t>Loss</w:t>
       </w:r>
       <w:r>
         <w:rPr>
@@ -371,34 +1151,61 @@
         </w:rPr>
         <w:t>magic</w:t>
       </w:r>
-      <w:proofErr w:type="spellEnd"/>
-      <w:r>
-        <w:rPr>
-          <w:lang w:val="en-US"/>
-        </w:rPr>
-        <w:t xml:space="preserve"> | Rock Rhymers</w:t>
-      </w:r>
-    </w:p>
-    <w:p>
-      <w:pPr>
-        <w:rPr>
-          <w:lang w:val="en-US"/>
-        </w:rPr>
-      </w:pPr>
-      <w:r>
-        <w:rPr>
-          <w:lang w:val="en-US"/>
-        </w:rPr>
-        <w:t xml:space="preserve">People that died in avalanches, by falling or stoning, can grant Earth </w:t>
-      </w:r>
-      <w:proofErr w:type="spellStart"/>
-      <w:r>
-        <w:rPr>
-          <w:lang w:val="en-US"/>
-        </w:rPr>
-        <w:t>Soulstice</w:t>
-      </w:r>
-      <w:proofErr w:type="spellEnd"/>
+      <w:r>
+        <w:rPr>
+          <w:lang w:val="en-US"/>
+        </w:rPr>
+        <w:t xml:space="preserve"> | Death Dancers</w:t>
+      </w:r>
+    </w:p>
+    <w:p>
+      <w:pPr>
+        <w:rPr>
+          <w:lang w:val="en-US"/>
+        </w:rPr>
+      </w:pPr>
+      <w:r>
+        <w:rPr>
+          <w:lang w:val="en-US"/>
+        </w:rPr>
+        <w:t xml:space="preserve">People that have </w:t>
+      </w:r>
+      <w:r>
+        <w:rPr>
+          <w:lang w:val="en-US"/>
+        </w:rPr>
+        <w:t xml:space="preserve">died through </w:t>
+      </w:r>
+      <w:r>
+        <w:rPr>
+          <w:lang w:val="en-US"/>
+        </w:rPr>
+        <w:t>the dead</w:t>
+      </w:r>
+      <w:r>
+        <w:rPr>
+          <w:lang w:val="en-US"/>
+        </w:rPr>
+        <w:t xml:space="preserve"> can cast Loss Soulstice.</w:t>
+      </w:r>
+      <w:r>
+        <w:rPr>
+          <w:lang w:val="en-US"/>
+        </w:rPr>
+        <w:t xml:space="preserve"> </w:t>
+      </w:r>
+      <w:r>
+        <w:rPr>
+          <w:lang w:val="en-US"/>
+        </w:rPr>
+        <w:t xml:space="preserve">No one knows when it </w:t>
+      </w:r>
+      <w:r>
+        <w:rPr>
+          <w:lang w:val="en-US"/>
+        </w:rPr>
+        <w:t>started</w:t>
+      </w:r>
       <w:r>
         <w:rPr>
           <w:lang w:val="en-US"/>
@@ -416,7 +1223,70 @@
         <w:rPr>
           <w:lang w:val="en-US"/>
         </w:rPr>
-        <w:t>Can create and control earth in different forms and strengths.</w:t>
+        <w:t xml:space="preserve">Can control </w:t>
+      </w:r>
+      <w:r>
+        <w:rPr>
+          <w:lang w:val="en-US"/>
+        </w:rPr>
+        <w:t>the dead</w:t>
+      </w:r>
+      <w:r>
+        <w:rPr>
+          <w:lang w:val="en-US"/>
+        </w:rPr>
+        <w:t xml:space="preserve">, rise corpses </w:t>
+      </w:r>
+      <w:r>
+        <w:rPr>
+          <w:lang w:val="en-US"/>
+        </w:rPr>
+        <w:t>o</w:t>
+      </w:r>
+      <w:r>
+        <w:rPr>
+          <w:lang w:val="en-US"/>
+        </w:rPr>
+        <w:t>f humanoids and animals, and can command death itself.</w:t>
+      </w:r>
+    </w:p>
+    <w:p>
+      <w:pPr>
+        <w:rPr>
+          <w:lang w:val="en-US"/>
+        </w:rPr>
+      </w:pPr>
+      <w:r>
+        <w:rPr>
+          <w:lang w:val="en-US"/>
+        </w:rPr>
+        <w:t>Special: Can halt the process of decomposition by touch</w:t>
+      </w:r>
+    </w:p>
+    <w:p>
+      <w:pPr>
+        <w:rPr>
+          <w:lang w:val="en-US"/>
+        </w:rPr>
+      </w:pPr>
+      <w:r>
+        <w:rPr>
+          <w:lang w:val="en-US"/>
+        </w:rPr>
+        <w:t>Bond: Can take memories from the dead</w:t>
+      </w:r>
+    </w:p>
+    <w:p>
+      <w:pPr>
+        <w:rPr>
+          <w:lang w:val="en-US"/>
+        </w:rPr>
+      </w:pPr>
+      <w:r>
+        <w:rPr>
+          <w:lang w:val="en-US"/>
+        </w:rPr>
+        <w:t>Ascended: Can revive dead persons and animals</w:t>
       </w:r>
     </w:p>
     <w:p>
@@ -426,81 +1296,94 @@
           <w:lang w:val="en-US"/>
         </w:rPr>
       </w:pPr>
-      <w:proofErr w:type="spellStart"/>
-      <w:r>
-        <w:rPr>
-          <w:lang w:val="en-US"/>
-        </w:rPr>
-        <w:t>Ruistice</w:t>
-      </w:r>
-      <w:proofErr w:type="spellEnd"/>
-      <w:r>
-        <w:rPr>
-          <w:lang w:val="en-US"/>
-        </w:rPr>
-        <w:t xml:space="preserve"> | </w:t>
-      </w:r>
-      <w:proofErr w:type="spellStart"/>
-      <w:r>
-        <w:rPr>
-          <w:lang w:val="en-US"/>
-        </w:rPr>
-        <w:t>Airmagic</w:t>
-      </w:r>
-      <w:proofErr w:type="spellEnd"/>
-      <w:r>
-        <w:rPr>
-          <w:lang w:val="en-US"/>
-        </w:rPr>
-        <w:t xml:space="preserve"> | </w:t>
-      </w:r>
-      <w:bookmarkStart w:id="0" w:name="_Hlk224936873"/>
-      <w:r>
-        <w:rPr>
-          <w:lang w:val="en-US"/>
-        </w:rPr>
-        <w:t>Air Anthers</w:t>
-      </w:r>
-      <w:bookmarkEnd w:id="0"/>
-    </w:p>
-    <w:p>
-      <w:pPr>
-        <w:rPr>
-          <w:lang w:val="en-US"/>
-        </w:rPr>
-      </w:pPr>
-      <w:r>
-        <w:rPr>
-          <w:lang w:val="en-US"/>
-        </w:rPr>
-        <w:t xml:space="preserve">People that died by asphyxiation, illness transported by air or deadly gases, can gran Air </w:t>
-      </w:r>
-      <w:proofErr w:type="spellStart"/>
-      <w:r>
-        <w:rPr>
-          <w:lang w:val="en-US"/>
-        </w:rPr>
-        <w:t>Soulstice</w:t>
-      </w:r>
-      <w:proofErr w:type="spellEnd"/>
-      <w:r>
-        <w:rPr>
-          <w:lang w:val="en-US"/>
-        </w:rPr>
-        <w:t>.</w:t>
-      </w:r>
-    </w:p>
-    <w:p>
-      <w:pPr>
-        <w:rPr>
-          <w:lang w:val="en-US"/>
-        </w:rPr>
-      </w:pPr>
-      <w:r>
-        <w:rPr>
-          <w:lang w:val="en-US"/>
-        </w:rPr>
-        <w:t>Can create and control air in different forms and strengths.</w:t>
+      <w:r>
+        <w:rPr>
+          <w:lang w:val="en-US"/>
+        </w:rPr>
+        <w:t>Shaikstice | Diseas</w:t>
+      </w:r>
+      <w:r>
+        <w:rPr>
+          <w:lang w:val="en-US"/>
+        </w:rPr>
+        <w:t>e</w:t>
+      </w:r>
+      <w:r>
+        <w:rPr>
+          <w:lang w:val="en-US"/>
+        </w:rPr>
+        <w:t>magic | Plague Psalmer</w:t>
+      </w:r>
+    </w:p>
+    <w:p>
+      <w:pPr>
+        <w:rPr>
+          <w:lang w:val="en-US"/>
+        </w:rPr>
+      </w:pPr>
+      <w:r>
+        <w:rPr>
+          <w:lang w:val="en-US"/>
+        </w:rPr>
+        <w:t>People that have died through sickness of virus or bacterial infections.</w:t>
+      </w:r>
+    </w:p>
+    <w:p>
+      <w:pPr>
+        <w:rPr>
+          <w:lang w:val="en-US"/>
+        </w:rPr>
+      </w:pPr>
+      <w:r>
+        <w:rPr>
+          <w:lang w:val="en-US"/>
+        </w:rPr>
+        <w:t xml:space="preserve">Can cast out </w:t>
+      </w:r>
+      <w:r>
+        <w:rPr>
+          <w:lang w:val="en-US"/>
+        </w:rPr>
+        <w:t>infectious clouds, can create liquids that decay the body in minutes.</w:t>
+      </w:r>
+    </w:p>
+    <w:p>
+      <w:pPr>
+        <w:rPr>
+          <w:lang w:val="en-US"/>
+        </w:rPr>
+      </w:pPr>
+      <w:r>
+        <w:rPr>
+          <w:lang w:val="en-US"/>
+        </w:rPr>
+        <w:lastRenderedPageBreak/>
+        <w:t>Special: Can cure own diseases and sickness</w:t>
+      </w:r>
+    </w:p>
+    <w:p>
+      <w:pPr>
+        <w:rPr>
+          <w:lang w:val="en-US"/>
+        </w:rPr>
+      </w:pPr>
+      <w:r>
+        <w:rPr>
+          <w:lang w:val="en-US"/>
+        </w:rPr>
+        <w:t>Bond: Can control</w:t>
+      </w:r>
+      <w:r>
+        <w:rPr>
+          <w:lang w:val="en-US"/>
+        </w:rPr>
+        <w:t xml:space="preserve"> existing</w:t>
+      </w:r>
+      <w:r>
+        <w:rPr>
+          <w:lang w:val="en-US"/>
+        </w:rPr>
+        <w:t xml:space="preserve"> sickness in the area by thought without melodies</w:t>
       </w:r>
     </w:p>
     <w:p>
@@ -510,723 +1393,6 @@
           <w:lang w:val="en-US"/>
         </w:rPr>
       </w:pPr>
-      <w:bookmarkStart w:id="1" w:name="_Hlk224845352"/>
-      <w:proofErr w:type="spellStart"/>
-      <w:r>
-        <w:rPr>
-          <w:lang w:val="en-US"/>
-        </w:rPr>
-        <w:t>Tristice</w:t>
-      </w:r>
-      <w:proofErr w:type="spellEnd"/>
-      <w:r>
-        <w:rPr>
-          <w:lang w:val="en-US"/>
-        </w:rPr>
-        <w:t xml:space="preserve"> </w:t>
-      </w:r>
-      <w:bookmarkEnd w:id="1"/>
-      <w:r>
-        <w:rPr>
-          <w:lang w:val="en-US"/>
-        </w:rPr>
-        <w:t>|</w:t>
-      </w:r>
-      <w:r>
-        <w:rPr>
-          <w:lang w:val="en-US"/>
-        </w:rPr>
-        <w:t xml:space="preserve"> </w:t>
-      </w:r>
-      <w:proofErr w:type="spellStart"/>
-      <w:r>
-        <w:rPr>
-          <w:lang w:val="en-US"/>
-        </w:rPr>
-        <w:t>Watermagic</w:t>
-      </w:r>
-      <w:proofErr w:type="spellEnd"/>
-      <w:r>
-        <w:rPr>
-          <w:lang w:val="en-US"/>
-        </w:rPr>
-        <w:t xml:space="preserve"> | Water W</w:t>
-      </w:r>
-      <w:r>
-        <w:rPr>
-          <w:lang w:val="en-US"/>
-        </w:rPr>
-        <w:t>hirlers</w:t>
-      </w:r>
-    </w:p>
-    <w:p>
-      <w:pPr>
-        <w:rPr>
-          <w:lang w:val="en-US"/>
-        </w:rPr>
-      </w:pPr>
-      <w:r>
-        <w:rPr>
-          <w:lang w:val="en-US"/>
-        </w:rPr>
-        <w:t xml:space="preserve">People that have drowned or have been crushed by water can grant Water </w:t>
-      </w:r>
-      <w:proofErr w:type="spellStart"/>
-      <w:r>
-        <w:rPr>
-          <w:lang w:val="en-US"/>
-        </w:rPr>
-        <w:t>Soulstice</w:t>
-      </w:r>
-      <w:proofErr w:type="spellEnd"/>
-      <w:r>
-        <w:rPr>
-          <w:lang w:val="en-US"/>
-        </w:rPr>
-        <w:t>.</w:t>
-      </w:r>
-    </w:p>
-    <w:p>
-      <w:pPr>
-        <w:rPr>
-          <w:lang w:val="en-US"/>
-        </w:rPr>
-      </w:pPr>
-      <w:r>
-        <w:rPr>
-          <w:lang w:val="en-US"/>
-        </w:rPr>
-        <w:t>Can create and control Water in different forms and strengths.</w:t>
-      </w:r>
-    </w:p>
-    <w:p>
-      <w:pPr>
-        <w:pStyle w:val="berschrift3"/>
-        <w:rPr>
-          <w:lang w:val="en-US"/>
-        </w:rPr>
-      </w:pPr>
-      <w:bookmarkStart w:id="2" w:name="_Hlk224845079"/>
-      <w:proofErr w:type="spellStart"/>
-      <w:r>
-        <w:rPr>
-          <w:lang w:val="en-US"/>
-        </w:rPr>
-        <w:lastRenderedPageBreak/>
-        <w:t>Mishstice</w:t>
-      </w:r>
-      <w:proofErr w:type="spellEnd"/>
-      <w:r>
-        <w:rPr>
-          <w:lang w:val="en-US"/>
-        </w:rPr>
-        <w:t xml:space="preserve"> </w:t>
-      </w:r>
-      <w:bookmarkEnd w:id="2"/>
-      <w:r>
-        <w:rPr>
-          <w:lang w:val="en-US"/>
-        </w:rPr>
-        <w:t xml:space="preserve">| </w:t>
-      </w:r>
-      <w:proofErr w:type="spellStart"/>
-      <w:r>
-        <w:rPr>
-          <w:lang w:val="en-US"/>
-        </w:rPr>
-        <w:t>Steelmagic</w:t>
-      </w:r>
-      <w:proofErr w:type="spellEnd"/>
-      <w:r>
-        <w:rPr>
-          <w:lang w:val="en-US"/>
-        </w:rPr>
-        <w:t xml:space="preserve"> | Steel Singers</w:t>
-      </w:r>
-    </w:p>
-    <w:p>
-      <w:pPr>
-        <w:rPr>
-          <w:lang w:val="en-US"/>
-        </w:rPr>
-      </w:pPr>
-      <w:r>
-        <w:rPr>
-          <w:lang w:val="en-US"/>
-        </w:rPr>
-        <w:t xml:space="preserve">People that died by steel weapons can grant Steel </w:t>
-      </w:r>
-      <w:proofErr w:type="spellStart"/>
-      <w:r>
-        <w:rPr>
-          <w:lang w:val="en-US"/>
-        </w:rPr>
-        <w:t>Soulstice</w:t>
-      </w:r>
-      <w:proofErr w:type="spellEnd"/>
-      <w:r>
-        <w:rPr>
-          <w:lang w:val="en-US"/>
-        </w:rPr>
-        <w:t xml:space="preserve">. In earlier times Iron, Bronze or similar </w:t>
-      </w:r>
-      <w:proofErr w:type="spellStart"/>
-      <w:r>
-        <w:rPr>
-          <w:lang w:val="en-US"/>
-        </w:rPr>
-        <w:t>Soulstice</w:t>
-      </w:r>
-      <w:proofErr w:type="spellEnd"/>
-      <w:r>
-        <w:rPr>
-          <w:lang w:val="en-US"/>
-        </w:rPr>
-        <w:t xml:space="preserve"> was not as rare, but can happen nowadays.</w:t>
-      </w:r>
-    </w:p>
-    <w:p>
-      <w:pPr>
-        <w:rPr>
-          <w:lang w:val="en-US"/>
-        </w:rPr>
-      </w:pPr>
-      <w:r>
-        <w:rPr>
-          <w:lang w:val="en-US"/>
-        </w:rPr>
-        <w:t>Can create and control Steel in different forms and strengths.</w:t>
-      </w:r>
-    </w:p>
-    <w:p>
-      <w:pPr>
-        <w:pStyle w:val="berschrift3"/>
-        <w:rPr>
-          <w:lang w:val="en-US"/>
-        </w:rPr>
-      </w:pPr>
-      <w:bookmarkStart w:id="3" w:name="_Hlk224936954"/>
-      <w:proofErr w:type="spellStart"/>
-      <w:r>
-        <w:rPr>
-          <w:lang w:val="en-US"/>
-        </w:rPr>
-        <w:t>Vaostice</w:t>
-      </w:r>
-      <w:proofErr w:type="spellEnd"/>
-      <w:r>
-        <w:rPr>
-          <w:lang w:val="en-US"/>
-        </w:rPr>
-        <w:t xml:space="preserve"> </w:t>
-      </w:r>
-      <w:bookmarkEnd w:id="3"/>
-      <w:r>
-        <w:rPr>
-          <w:lang w:val="en-US"/>
-        </w:rPr>
-        <w:t>|</w:t>
-      </w:r>
-      <w:r>
-        <w:rPr>
-          <w:lang w:val="en-US"/>
-        </w:rPr>
-        <w:t xml:space="preserve"> </w:t>
-      </w:r>
-      <w:proofErr w:type="spellStart"/>
-      <w:r>
-        <w:rPr>
-          <w:lang w:val="en-US"/>
-        </w:rPr>
-        <w:t>Animalmagic</w:t>
-      </w:r>
-      <w:proofErr w:type="spellEnd"/>
-      <w:r>
-        <w:rPr>
-          <w:lang w:val="en-US"/>
-        </w:rPr>
-        <w:t xml:space="preserve"> | </w:t>
-      </w:r>
-      <w:bookmarkStart w:id="4" w:name="_Hlk224936946"/>
-      <w:r>
-        <w:rPr>
-          <w:lang w:val="en-US"/>
-        </w:rPr>
-        <w:t>Creature Cantors</w:t>
-      </w:r>
-      <w:bookmarkEnd w:id="4"/>
-    </w:p>
-    <w:p>
-      <w:pPr>
-        <w:rPr>
-          <w:lang w:val="en-US"/>
-        </w:rPr>
-      </w:pPr>
-      <w:r>
-        <w:rPr>
-          <w:lang w:val="en-US"/>
-        </w:rPr>
-        <w:t xml:space="preserve">People that died through animal attacks can grant Feral </w:t>
-      </w:r>
-      <w:proofErr w:type="spellStart"/>
-      <w:r>
-        <w:rPr>
-          <w:lang w:val="en-US"/>
-        </w:rPr>
-        <w:t>Soulstice</w:t>
-      </w:r>
-      <w:proofErr w:type="spellEnd"/>
-    </w:p>
-    <w:p>
-      <w:pPr>
-        <w:rPr>
-          <w:lang w:val="en-US"/>
-        </w:rPr>
-      </w:pPr>
-      <w:r>
-        <w:rPr>
-          <w:lang w:val="en-US"/>
-        </w:rPr>
-        <w:t>Can turn into animals and communicate with animals.</w:t>
-      </w:r>
-    </w:p>
-    <w:p>
-      <w:pPr>
-        <w:pStyle w:val="berschrift3"/>
-        <w:rPr>
-          <w:lang w:val="en-US"/>
-        </w:rPr>
-      </w:pPr>
-      <w:proofErr w:type="spellStart"/>
-      <w:r>
-        <w:rPr>
-          <w:lang w:val="en-US"/>
-        </w:rPr>
-        <w:t>Tshostice</w:t>
-      </w:r>
-      <w:proofErr w:type="spellEnd"/>
-      <w:r>
-        <w:rPr>
-          <w:lang w:val="en-US"/>
-        </w:rPr>
-        <w:t xml:space="preserve"> | </w:t>
-      </w:r>
-      <w:proofErr w:type="spellStart"/>
-      <w:r>
-        <w:rPr>
-          <w:lang w:val="en-US"/>
-        </w:rPr>
-        <w:t>Mindmagic</w:t>
-      </w:r>
-      <w:proofErr w:type="spellEnd"/>
-      <w:r>
-        <w:rPr>
-          <w:lang w:val="en-US"/>
-        </w:rPr>
-        <w:t xml:space="preserve"> | Mind M</w:t>
-      </w:r>
-      <w:r>
-        <w:rPr>
-          <w:lang w:val="en-US"/>
-        </w:rPr>
-        <w:t>instrels</w:t>
-      </w:r>
-    </w:p>
-    <w:p>
-      <w:pPr>
-        <w:rPr>
-          <w:lang w:val="en-US"/>
-        </w:rPr>
-      </w:pPr>
-      <w:r>
-        <w:rPr>
-          <w:lang w:val="en-US"/>
-        </w:rPr>
-        <w:t>People that died of mental disorders or suicide.</w:t>
-      </w:r>
-      <w:r>
-        <w:rPr>
-          <w:lang w:val="en-US"/>
-        </w:rPr>
-        <w:t xml:space="preserve"> Those </w:t>
-      </w:r>
-      <w:proofErr w:type="spellStart"/>
-      <w:r>
-        <w:rPr>
-          <w:lang w:val="en-US"/>
-        </w:rPr>
-        <w:t>Stices</w:t>
-      </w:r>
-      <w:proofErr w:type="spellEnd"/>
-      <w:r>
-        <w:rPr>
-          <w:lang w:val="en-US"/>
-        </w:rPr>
-        <w:t xml:space="preserve"> are the hardest to control as they still retain suicidal memories and </w:t>
-      </w:r>
-      <w:r>
-        <w:rPr>
-          <w:lang w:val="en-US"/>
-        </w:rPr>
-        <w:t>tendencies</w:t>
-      </w:r>
-      <w:r>
-        <w:rPr>
-          <w:lang w:val="en-US"/>
-        </w:rPr>
-        <w:t>.</w:t>
-      </w:r>
-    </w:p>
-    <w:p>
-      <w:pPr>
-        <w:rPr>
-          <w:lang w:val="en-US"/>
-        </w:rPr>
-      </w:pPr>
-      <w:r>
-        <w:rPr>
-          <w:lang w:val="en-US"/>
-        </w:rPr>
-        <w:t>Can control minds of humanoids from simple visions and lies to total mind</w:t>
-      </w:r>
-      <w:r>
-        <w:rPr>
-          <w:lang w:val="en-US"/>
-        </w:rPr>
-        <w:t xml:space="preserve"> </w:t>
-      </w:r>
-      <w:r>
-        <w:rPr>
-          <w:lang w:val="en-US"/>
-        </w:rPr>
-        <w:t>control.</w:t>
-      </w:r>
-    </w:p>
-    <w:p>
-      <w:pPr>
-        <w:pStyle w:val="berschrift3"/>
-        <w:rPr>
-          <w:lang w:val="en-US"/>
-        </w:rPr>
-      </w:pPr>
-      <w:bookmarkStart w:id="5" w:name="_Hlk224936964"/>
-      <w:proofErr w:type="spellStart"/>
-      <w:r>
-        <w:rPr>
-          <w:lang w:val="en-US"/>
-        </w:rPr>
-        <w:t>Aikstice</w:t>
-      </w:r>
-      <w:proofErr w:type="spellEnd"/>
-      <w:r>
-        <w:rPr>
-          <w:lang w:val="en-US"/>
-        </w:rPr>
-        <w:t xml:space="preserve"> </w:t>
-      </w:r>
-      <w:bookmarkEnd w:id="5"/>
-      <w:r>
-        <w:rPr>
-          <w:lang w:val="en-US"/>
-        </w:rPr>
-        <w:t xml:space="preserve">| </w:t>
-      </w:r>
-      <w:proofErr w:type="spellStart"/>
-      <w:r>
-        <w:rPr>
-          <w:lang w:val="en-US"/>
-        </w:rPr>
-        <w:t>Self</w:t>
-      </w:r>
-      <w:r>
-        <w:rPr>
-          <w:lang w:val="en-US"/>
-        </w:rPr>
-        <w:t>magic</w:t>
-      </w:r>
-      <w:proofErr w:type="spellEnd"/>
-      <w:r>
-        <w:rPr>
-          <w:lang w:val="en-US"/>
-        </w:rPr>
-        <w:t xml:space="preserve"> | </w:t>
-      </w:r>
-      <w:r>
-        <w:rPr>
-          <w:lang w:val="en-US"/>
-        </w:rPr>
-        <w:t>Body Busker</w:t>
-      </w:r>
-      <w:r>
-        <w:rPr>
-          <w:lang w:val="en-US"/>
-        </w:rPr>
-        <w:t>s</w:t>
-      </w:r>
-    </w:p>
-    <w:p>
-      <w:pPr>
-        <w:rPr>
-          <w:lang w:val="en-US"/>
-        </w:rPr>
-      </w:pPr>
-      <w:r>
-        <w:rPr>
-          <w:lang w:val="en-US"/>
-        </w:rPr>
-        <w:t xml:space="preserve">People that died of old age or illnesses of their body, like heart attacks, can grant Self </w:t>
-      </w:r>
-      <w:proofErr w:type="spellStart"/>
-      <w:r>
-        <w:rPr>
-          <w:lang w:val="en-US"/>
-        </w:rPr>
-        <w:t>Soulstice</w:t>
-      </w:r>
-      <w:proofErr w:type="spellEnd"/>
-    </w:p>
-    <w:p>
-      <w:pPr>
-        <w:rPr>
-          <w:lang w:val="en-US"/>
-        </w:rPr>
-      </w:pPr>
-      <w:r>
-        <w:rPr>
-          <w:lang w:val="en-US"/>
-        </w:rPr>
-        <w:t>Can control their own body, be it super speed, hearing,</w:t>
-      </w:r>
-      <w:r>
-        <w:rPr>
-          <w:lang w:val="en-US"/>
-        </w:rPr>
-        <w:t xml:space="preserve"> strength, growth.</w:t>
-      </w:r>
-    </w:p>
-    <w:p>
-      <w:pPr>
-        <w:pStyle w:val="berschrift3"/>
-        <w:rPr>
-          <w:lang w:val="en-US"/>
-        </w:rPr>
-      </w:pPr>
-      <w:proofErr w:type="spellStart"/>
-      <w:r>
-        <w:rPr>
-          <w:lang w:val="en-US"/>
-        </w:rPr>
-        <w:t>Shistice</w:t>
-      </w:r>
-      <w:proofErr w:type="spellEnd"/>
-      <w:r>
-        <w:rPr>
-          <w:lang w:val="en-US"/>
-        </w:rPr>
-        <w:t xml:space="preserve"> | </w:t>
-      </w:r>
-      <w:proofErr w:type="spellStart"/>
-      <w:r>
-        <w:rPr>
-          <w:lang w:val="en-US"/>
-        </w:rPr>
-        <w:t>Loss</w:t>
-      </w:r>
-      <w:r>
-        <w:rPr>
-          <w:lang w:val="en-US"/>
-        </w:rPr>
-        <w:t>magic</w:t>
-      </w:r>
-      <w:proofErr w:type="spellEnd"/>
-      <w:r>
-        <w:rPr>
-          <w:lang w:val="en-US"/>
-        </w:rPr>
-        <w:t xml:space="preserve"> | Death Dancers</w:t>
-      </w:r>
-    </w:p>
-    <w:p>
-      <w:pPr>
-        <w:rPr>
-          <w:lang w:val="en-US"/>
-        </w:rPr>
-      </w:pPr>
-      <w:r>
-        <w:rPr>
-          <w:lang w:val="en-US"/>
-        </w:rPr>
-        <w:t xml:space="preserve">People that have </w:t>
-      </w:r>
-      <w:r>
-        <w:rPr>
-          <w:lang w:val="en-US"/>
-        </w:rPr>
-        <w:t xml:space="preserve">died through </w:t>
-      </w:r>
-      <w:r>
-        <w:rPr>
-          <w:lang w:val="en-US"/>
-        </w:rPr>
-        <w:t>the dead</w:t>
-      </w:r>
-      <w:r>
-        <w:rPr>
-          <w:lang w:val="en-US"/>
-        </w:rPr>
-        <w:t xml:space="preserve"> can cast Loss </w:t>
-      </w:r>
-      <w:proofErr w:type="spellStart"/>
-      <w:r>
-        <w:rPr>
-          <w:lang w:val="en-US"/>
-        </w:rPr>
-        <w:t>Soulstice</w:t>
-      </w:r>
-      <w:proofErr w:type="spellEnd"/>
-      <w:r>
-        <w:rPr>
-          <w:lang w:val="en-US"/>
-        </w:rPr>
-        <w:t>.</w:t>
-      </w:r>
-      <w:r>
-        <w:rPr>
-          <w:lang w:val="en-US"/>
-        </w:rPr>
-        <w:t xml:space="preserve"> </w:t>
-      </w:r>
-      <w:r>
-        <w:rPr>
-          <w:lang w:val="en-US"/>
-        </w:rPr>
-        <w:t xml:space="preserve">No one knows when it </w:t>
-      </w:r>
-      <w:r>
-        <w:rPr>
-          <w:lang w:val="en-US"/>
-        </w:rPr>
-        <w:t>started</w:t>
-      </w:r>
-      <w:r>
-        <w:rPr>
-          <w:lang w:val="en-US"/>
-        </w:rPr>
-        <w:t>.</w:t>
-      </w:r>
-    </w:p>
-    <w:p>
-      <w:pPr>
-        <w:rPr>
-          <w:lang w:val="en-US"/>
-        </w:rPr>
-      </w:pPr>
-      <w:r>
-        <w:rPr>
-          <w:lang w:val="en-US"/>
-        </w:rPr>
-        <w:t xml:space="preserve">Can control </w:t>
-      </w:r>
-      <w:r>
-        <w:rPr>
-          <w:lang w:val="en-US"/>
-        </w:rPr>
-        <w:t>the dead</w:t>
-      </w:r>
-      <w:r>
-        <w:rPr>
-          <w:lang w:val="en-US"/>
-        </w:rPr>
-        <w:t xml:space="preserve">, rise corpses </w:t>
-      </w:r>
-      <w:r>
-        <w:rPr>
-          <w:lang w:val="en-US"/>
-        </w:rPr>
-        <w:t>o</w:t>
-      </w:r>
-      <w:r>
-        <w:rPr>
-          <w:lang w:val="en-US"/>
-        </w:rPr>
-        <w:t>f humanoids and animals, and can command death itself.</w:t>
-      </w:r>
-    </w:p>
-    <w:p>
-      <w:pPr>
-        <w:pStyle w:val="berschrift3"/>
-        <w:rPr>
-          <w:lang w:val="en-US"/>
-        </w:rPr>
-      </w:pPr>
-      <w:proofErr w:type="spellStart"/>
-      <w:r>
-        <w:rPr>
-          <w:lang w:val="en-US"/>
-        </w:rPr>
-        <w:t>Shaikstice</w:t>
-      </w:r>
-      <w:proofErr w:type="spellEnd"/>
-      <w:r>
-        <w:rPr>
-          <w:lang w:val="en-US"/>
-        </w:rPr>
-        <w:t xml:space="preserve"> | </w:t>
-      </w:r>
-      <w:proofErr w:type="spellStart"/>
-      <w:r>
-        <w:rPr>
-          <w:lang w:val="en-US"/>
-        </w:rPr>
-        <w:t>Diseasmagic</w:t>
-      </w:r>
-      <w:proofErr w:type="spellEnd"/>
-      <w:r>
-        <w:rPr>
-          <w:lang w:val="en-US"/>
-        </w:rPr>
-        <w:t xml:space="preserve"> | Plague Psalmer</w:t>
-      </w:r>
-    </w:p>
-    <w:p>
-      <w:pPr>
-        <w:rPr>
-          <w:lang w:val="en-US"/>
-        </w:rPr>
-      </w:pPr>
-      <w:r>
-        <w:rPr>
-          <w:lang w:val="en-US"/>
-        </w:rPr>
-        <w:t>People that have died through sickness of virus or bacterial infections.</w:t>
-      </w:r>
-    </w:p>
-    <w:p>
-      <w:pPr>
-        <w:rPr>
-          <w:lang w:val="en-US"/>
-        </w:rPr>
-      </w:pPr>
-      <w:r>
-        <w:rPr>
-          <w:lang w:val="en-US"/>
-        </w:rPr>
-        <w:t xml:space="preserve">Can cast out </w:t>
-      </w:r>
-      <w:r>
-        <w:rPr>
-          <w:lang w:val="en-US"/>
-        </w:rPr>
-        <w:t>infectious clouds, can create liquids that decay the body in minutes.</w:t>
-      </w:r>
-    </w:p>
-    <w:p>
-      <w:pPr>
-        <w:pStyle w:val="berschrift3"/>
-        <w:rPr>
-          <w:lang w:val="en-US"/>
-        </w:rPr>
-      </w:pPr>
       <w:r>
         <w:rPr>
           <w:lang w:val="en-US"/>
@@ -1237,30 +1403,8 @@
         <w:rPr>
           <w:lang w:val="en-US"/>
         </w:rPr>
-        <w:t xml:space="preserve">| </w:t>
-      </w:r>
-      <w:proofErr w:type="spellStart"/>
-      <w:r>
-        <w:rPr>
-          <w:lang w:val="en-US"/>
-        </w:rPr>
-        <w:t>Musicmagic</w:t>
-      </w:r>
-      <w:proofErr w:type="spellEnd"/>
-      <w:r>
-        <w:rPr>
-          <w:lang w:val="en-US"/>
-        </w:rPr>
-        <w:t xml:space="preserve"> </w:t>
-      </w:r>
-      <w:proofErr w:type="gramStart"/>
-      <w:r>
-        <w:rPr>
-          <w:lang w:val="en-US"/>
-        </w:rPr>
-        <w:t>| ?</w:t>
-      </w:r>
-      <w:proofErr w:type="gramEnd"/>
+        <w:t>| Musicmagic | ?</w:t>
+      </w:r>
     </w:p>
     <w:sectPr>
       <w:pgSz w:w="11906" w:h="16838"/>
@@ -1672,7 +1816,7 @@
   <w:style w:type="paragraph" w:default="1" w:styleId="Standard">
     <w:name w:val="Normal"/>
     <w:qFormat/>
-    <w:rsid w:val="009422E1"/>
+    <w:rsid w:val="000456C7"/>
   </w:style>
   <w:style w:type="paragraph" w:styleId="berschrift1">
     <w:name w:val="heading 1"/>

--- a/Buch Camille Chronicles/Rules of Soulmagic.docx
+++ b/Buch Camille Chronicles/Rules of Soulmagic.docx
@@ -244,6 +244,19 @@
           <w:lang w:val="en-US"/>
         </w:rPr>
       </w:pPr>
+      <w:r>
+        <w:rPr>
+          <w:lang w:val="en-US"/>
+        </w:rPr>
+        <w:t>Schools like the one of Camill’s parents teach young Harmonists in their craft, in which the basics are more important than the single Melody.</w:t>
+      </w:r>
+      <w:r>
+        <w:rPr>
+          <w:lang w:val="en-US"/>
+        </w:rPr>
+        <w:br/>
+        <w:t>On Soulstice night the pupils graduate. Which is also a time in which a lot of girls conceive, right out of school, to get it over with child birth.</w:t>
+      </w:r>
     </w:p>
     <w:p>
       <w:pPr>
@@ -256,6 +269,7 @@
         <w:rPr>
           <w:lang w:val="en-US"/>
         </w:rPr>
+        <w:lastRenderedPageBreak/>
         <w:t xml:space="preserve">Types of </w:t>
       </w:r>
       <w:r>
@@ -308,34 +322,506 @@
         <w:rPr>
           <w:lang w:val="en-US"/>
         </w:rPr>
+        <w:t>Can create and control fire in different forms and strengths.</w:t>
+      </w:r>
+    </w:p>
+    <w:p>
+      <w:pPr>
+        <w:rPr>
+          <w:lang w:val="en-US"/>
+        </w:rPr>
+      </w:pPr>
+      <w:r>
+        <w:rPr>
+          <w:lang w:val="en-US"/>
+        </w:rPr>
+        <w:t>Special: Can change the heat of objects by touch by several Celsius per second</w:t>
+      </w:r>
+    </w:p>
+    <w:p>
+      <w:pPr>
+        <w:rPr>
+          <w:lang w:val="en-US"/>
+        </w:rPr>
+      </w:pPr>
+      <w:r>
+        <w:rPr>
+          <w:lang w:val="en-US"/>
+        </w:rPr>
+        <w:t>Bond: Can create fire without melodies</w:t>
+      </w:r>
+    </w:p>
+    <w:p>
+      <w:pPr>
+        <w:pStyle w:val="berschrift3"/>
+        <w:rPr>
+          <w:lang w:val="en-US"/>
+        </w:rPr>
+      </w:pPr>
+      <w:r>
+        <w:rPr>
+          <w:lang w:val="en-US"/>
+        </w:rPr>
+        <w:t xml:space="preserve">Kerstice | </w:t>
+      </w:r>
+      <w:r>
+        <w:rPr>
+          <w:lang w:val="en-US"/>
+        </w:rPr>
+        <w:t>Rock</w:t>
+      </w:r>
+      <w:r>
+        <w:rPr>
+          <w:lang w:val="en-US"/>
+        </w:rPr>
+        <w:t>magic</w:t>
+      </w:r>
+      <w:r>
+        <w:rPr>
+          <w:lang w:val="en-US"/>
+        </w:rPr>
+        <w:t xml:space="preserve"> | Rock Rhymers</w:t>
+      </w:r>
+    </w:p>
+    <w:p>
+      <w:pPr>
+        <w:rPr>
+          <w:lang w:val="en-US"/>
+        </w:rPr>
+      </w:pPr>
+      <w:r>
+        <w:rPr>
+          <w:lang w:val="en-US"/>
+        </w:rPr>
+        <w:t>People that died in avalanches, by falling or stoning, can grant Earth Soulstice.</w:t>
+      </w:r>
+    </w:p>
+    <w:p>
+      <w:pPr>
+        <w:rPr>
+          <w:lang w:val="en-US"/>
+        </w:rPr>
+      </w:pPr>
+      <w:r>
+        <w:rPr>
+          <w:lang w:val="en-US"/>
+        </w:rPr>
+        <w:t>Can create and control earth in different forms and strengths.</w:t>
+      </w:r>
+    </w:p>
+    <w:p>
+      <w:pPr>
+        <w:rPr>
+          <w:lang w:val="en-US"/>
+        </w:rPr>
+      </w:pPr>
+      <w:r>
+        <w:rPr>
+          <w:lang w:val="en-US"/>
+        </w:rPr>
+        <w:t>Special</w:t>
+      </w:r>
+      <w:r>
+        <w:rPr>
+          <w:lang w:val="en-US"/>
+        </w:rPr>
+        <w:t>: Can feel presence in and through stone</w:t>
+      </w:r>
+    </w:p>
+    <w:p>
+      <w:pPr>
+        <w:rPr>
+          <w:lang w:val="en-US"/>
+        </w:rPr>
+      </w:pPr>
+      <w:r>
+        <w:rPr>
+          <w:lang w:val="en-US"/>
+        </w:rPr>
+        <w:t>Bond: Can create Stone without melodies</w:t>
+      </w:r>
+    </w:p>
+    <w:p>
+      <w:pPr>
+        <w:pStyle w:val="berschrift3"/>
+        <w:rPr>
+          <w:lang w:val="en-US"/>
+        </w:rPr>
+      </w:pPr>
+      <w:r>
+        <w:rPr>
+          <w:lang w:val="en-US"/>
+        </w:rPr>
+        <w:t xml:space="preserve">Ruistice | </w:t>
+      </w:r>
+      <w:r>
+        <w:rPr>
+          <w:lang w:val="en-US"/>
+        </w:rPr>
+        <w:t>Airmagic</w:t>
+      </w:r>
+      <w:r>
+        <w:rPr>
+          <w:lang w:val="en-US"/>
+        </w:rPr>
+        <w:t xml:space="preserve"> | </w:t>
+      </w:r>
+      <w:bookmarkStart w:id="0" w:name="_Hlk224936873"/>
+      <w:r>
+        <w:rPr>
+          <w:lang w:val="en-US"/>
+        </w:rPr>
+        <w:t>Air Anthers</w:t>
+      </w:r>
+      <w:bookmarkEnd w:id="0"/>
+    </w:p>
+    <w:p>
+      <w:pPr>
+        <w:rPr>
+          <w:lang w:val="en-US"/>
+        </w:rPr>
+      </w:pPr>
+      <w:r>
+        <w:rPr>
+          <w:lang w:val="en-US"/>
+        </w:rPr>
+        <w:t>People that died by asphyxiation, illness transported by air or deadly gases, can gran Air Soulstice.</w:t>
+      </w:r>
+    </w:p>
+    <w:p>
+      <w:pPr>
+        <w:rPr>
+          <w:lang w:val="en-US"/>
+        </w:rPr>
+      </w:pPr>
+      <w:r>
+        <w:rPr>
+          <w:lang w:val="en-US"/>
+        </w:rPr>
+        <w:t>Can create and control air in different forms and strengths.</w:t>
+      </w:r>
+    </w:p>
+    <w:p>
+      <w:pPr>
+        <w:rPr>
+          <w:lang w:val="en-US"/>
+        </w:rPr>
+      </w:pPr>
+      <w:r>
+        <w:rPr>
+          <w:lang w:val="en-US"/>
+        </w:rPr>
+        <w:t>Special</w:t>
+      </w:r>
+      <w:r>
+        <w:rPr>
+          <w:lang w:val="en-US"/>
+        </w:rPr>
+        <w:t>: Can feel slightest changes in air pressure and velocity</w:t>
+      </w:r>
+    </w:p>
+    <w:p>
+      <w:pPr>
+        <w:rPr>
+          <w:lang w:val="en-US"/>
+        </w:rPr>
+      </w:pPr>
+      <w:r>
+        <w:rPr>
+          <w:lang w:val="en-US"/>
+        </w:rPr>
+        <w:t>Bond: Can create air flows without Melodies</w:t>
+      </w:r>
+    </w:p>
+    <w:p>
+      <w:pPr>
+        <w:pStyle w:val="berschrift3"/>
+        <w:rPr>
+          <w:lang w:val="en-US"/>
+        </w:rPr>
+      </w:pPr>
+      <w:bookmarkStart w:id="1" w:name="_Hlk224845352"/>
+      <w:r>
+        <w:rPr>
+          <w:lang w:val="en-US"/>
+        </w:rPr>
+        <w:t xml:space="preserve">Tristice </w:t>
+      </w:r>
+      <w:bookmarkEnd w:id="1"/>
+      <w:r>
+        <w:rPr>
+          <w:lang w:val="en-US"/>
+        </w:rPr>
+        <w:t>|</w:t>
+      </w:r>
+      <w:r>
+        <w:rPr>
+          <w:lang w:val="en-US"/>
+        </w:rPr>
+        <w:t xml:space="preserve"> </w:t>
+      </w:r>
+      <w:r>
+        <w:rPr>
+          <w:lang w:val="en-US"/>
+        </w:rPr>
+        <w:t>Watermagic</w:t>
+      </w:r>
+      <w:r>
+        <w:rPr>
+          <w:lang w:val="en-US"/>
+        </w:rPr>
+        <w:t xml:space="preserve"> | Water W</w:t>
+      </w:r>
+      <w:r>
+        <w:rPr>
+          <w:lang w:val="en-US"/>
+        </w:rPr>
+        <w:t>hirlers</w:t>
+      </w:r>
+    </w:p>
+    <w:p>
+      <w:pPr>
+        <w:rPr>
+          <w:lang w:val="en-US"/>
+        </w:rPr>
+      </w:pPr>
+      <w:r>
+        <w:rPr>
+          <w:lang w:val="en-US"/>
+        </w:rPr>
+        <w:t>People that have drowned or have been crushed by water can grant Water Soulstice.</w:t>
+      </w:r>
+    </w:p>
+    <w:p>
+      <w:pPr>
+        <w:rPr>
+          <w:lang w:val="en-US"/>
+        </w:rPr>
+      </w:pPr>
+      <w:r>
+        <w:rPr>
+          <w:lang w:val="en-US"/>
+        </w:rPr>
+        <w:t>Can create and control Water in different forms and strengths.</w:t>
+      </w:r>
+    </w:p>
+    <w:p>
+      <w:pPr>
+        <w:rPr>
+          <w:lang w:val="en-US"/>
+        </w:rPr>
+      </w:pPr>
+      <w:r>
+        <w:rPr>
+          <w:lang w:val="en-US"/>
+        </w:rPr>
+        <w:t>Special: Can walk on water and changes its density by will</w:t>
+      </w:r>
+    </w:p>
+    <w:p>
+      <w:pPr>
+        <w:rPr>
+          <w:lang w:val="en-US"/>
+        </w:rPr>
+      </w:pPr>
+      <w:r>
+        <w:rPr>
+          <w:lang w:val="en-US"/>
+        </w:rPr>
+        <w:t xml:space="preserve">Bond: </w:t>
+      </w:r>
+      <w:r>
+        <w:rPr>
+          <w:lang w:val="en-US"/>
+        </w:rPr>
+        <w:t>Can create water without Melodies</w:t>
+      </w:r>
+    </w:p>
+    <w:p>
+      <w:pPr>
+        <w:pStyle w:val="berschrift3"/>
+        <w:rPr>
+          <w:lang w:val="en-US"/>
+        </w:rPr>
+      </w:pPr>
+      <w:bookmarkStart w:id="2" w:name="_Hlk224845079"/>
+      <w:r>
+        <w:rPr>
+          <w:lang w:val="en-US"/>
+        </w:rPr>
+        <w:t xml:space="preserve">Mishstice </w:t>
+      </w:r>
+      <w:bookmarkEnd w:id="2"/>
+      <w:r>
+        <w:rPr>
+          <w:lang w:val="en-US"/>
+        </w:rPr>
+        <w:t xml:space="preserve">| </w:t>
+      </w:r>
+      <w:r>
+        <w:rPr>
+          <w:lang w:val="en-US"/>
+        </w:rPr>
+        <w:t>Steelmagic</w:t>
+      </w:r>
+      <w:r>
+        <w:rPr>
+          <w:lang w:val="en-US"/>
+        </w:rPr>
+        <w:t xml:space="preserve"> | Steel Singers</w:t>
+      </w:r>
+    </w:p>
+    <w:p>
+      <w:pPr>
+        <w:rPr>
+          <w:lang w:val="en-US"/>
+        </w:rPr>
+      </w:pPr>
+      <w:r>
+        <w:rPr>
+          <w:lang w:val="en-US"/>
+        </w:rPr>
+        <w:t>People that died by steel weapons can grant Steel Soulstice. In earlier times Iron, Bronze or similar Soulstice was not as rare, but can happen nowadays.</w:t>
+      </w:r>
+    </w:p>
+    <w:p>
+      <w:pPr>
+        <w:rPr>
+          <w:lang w:val="en-US"/>
+        </w:rPr>
+      </w:pPr>
+      <w:r>
+        <w:rPr>
+          <w:lang w:val="en-US"/>
+        </w:rPr>
+        <w:t>Can create and control Steel in different forms and strengths.</w:t>
+      </w:r>
+    </w:p>
+    <w:p>
+      <w:pPr>
+        <w:rPr>
+          <w:lang w:val="en-US"/>
+        </w:rPr>
+      </w:pPr>
+      <w:r>
+        <w:rPr>
+          <w:lang w:val="en-US"/>
+        </w:rPr>
+        <w:t>Special: Can maintain shapes of steel as armor or weapons with invested calories</w:t>
+      </w:r>
+    </w:p>
+    <w:p>
+      <w:pPr>
+        <w:rPr>
+          <w:lang w:val="en-US"/>
+        </w:rPr>
+      </w:pPr>
+      <w:r>
+        <w:rPr>
+          <w:lang w:val="en-US"/>
+        </w:rPr>
+        <w:t>Bond: Can keep up the forming of steel indefinitely without much thought</w:t>
+      </w:r>
+    </w:p>
+    <w:p>
+      <w:pPr>
+        <w:pStyle w:val="berschrift3"/>
+        <w:rPr>
+          <w:lang w:val="en-US"/>
+        </w:rPr>
+      </w:pPr>
+      <w:bookmarkStart w:id="3" w:name="_Hlk224936954"/>
+      <w:r>
+        <w:rPr>
+          <w:lang w:val="en-US"/>
+        </w:rPr>
         <w:lastRenderedPageBreak/>
-        <w:t>Can create and control fire in different forms and strengths.</w:t>
-      </w:r>
-    </w:p>
-    <w:p>
-      <w:pPr>
-        <w:rPr>
-          <w:lang w:val="en-US"/>
-        </w:rPr>
-      </w:pPr>
-      <w:r>
-        <w:rPr>
-          <w:lang w:val="en-US"/>
-        </w:rPr>
-        <w:t>Special: Can change the heat of objects by touch by several Celsius per second</w:t>
-      </w:r>
-    </w:p>
-    <w:p>
-      <w:pPr>
-        <w:rPr>
-          <w:lang w:val="en-US"/>
-        </w:rPr>
-      </w:pPr>
-      <w:r>
-        <w:rPr>
-          <w:lang w:val="en-US"/>
-        </w:rPr>
-        <w:t>Bond: Can create fire without melodies</w:t>
+        <w:t xml:space="preserve">Vaostice </w:t>
+      </w:r>
+      <w:bookmarkEnd w:id="3"/>
+      <w:r>
+        <w:rPr>
+          <w:lang w:val="en-US"/>
+        </w:rPr>
+        <w:t>|</w:t>
+      </w:r>
+      <w:r>
+        <w:rPr>
+          <w:lang w:val="en-US"/>
+        </w:rPr>
+        <w:t xml:space="preserve"> </w:t>
+      </w:r>
+      <w:r>
+        <w:rPr>
+          <w:lang w:val="en-US"/>
+        </w:rPr>
+        <w:t>Animalmagic</w:t>
+      </w:r>
+      <w:r>
+        <w:rPr>
+          <w:lang w:val="en-US"/>
+        </w:rPr>
+        <w:t xml:space="preserve"> | </w:t>
+      </w:r>
+      <w:bookmarkStart w:id="4" w:name="_Hlk224936946"/>
+      <w:r>
+        <w:rPr>
+          <w:lang w:val="en-US"/>
+        </w:rPr>
+        <w:t>Creature Cantors</w:t>
+      </w:r>
+      <w:bookmarkEnd w:id="4"/>
+    </w:p>
+    <w:p>
+      <w:pPr>
+        <w:rPr>
+          <w:lang w:val="en-US"/>
+        </w:rPr>
+      </w:pPr>
+      <w:r>
+        <w:rPr>
+          <w:lang w:val="en-US"/>
+        </w:rPr>
+        <w:t>People that died through animal attacks can grant Feral Soulstice</w:t>
+      </w:r>
+    </w:p>
+    <w:p>
+      <w:pPr>
+        <w:rPr>
+          <w:lang w:val="en-US"/>
+        </w:rPr>
+      </w:pPr>
+      <w:r>
+        <w:rPr>
+          <w:lang w:val="en-US"/>
+        </w:rPr>
+        <w:t>Can turn into animals and communicate with animals.</w:t>
+      </w:r>
+    </w:p>
+    <w:p>
+      <w:pPr>
+        <w:rPr>
+          <w:lang w:val="en-US"/>
+        </w:rPr>
+      </w:pPr>
+      <w:r>
+        <w:rPr>
+          <w:lang w:val="en-US"/>
+        </w:rPr>
+        <w:t>Special: Can sense with their senses better and have increased bodily strength</w:t>
+      </w:r>
+    </w:p>
+    <w:p>
+      <w:pPr>
+        <w:rPr>
+          <w:lang w:val="en-US"/>
+        </w:rPr>
+      </w:pPr>
+      <w:r>
+        <w:rPr>
+          <w:lang w:val="en-US"/>
+        </w:rPr>
+        <w:t>Bond: Can heal others and mend their wounds</w:t>
       </w:r>
     </w:p>
     <w:p>
@@ -349,13 +835,213 @@
         <w:rPr>
           <w:lang w:val="en-US"/>
         </w:rPr>
-        <w:t xml:space="preserve">Kerstice | </w:t>
-      </w:r>
-      <w:r>
-        <w:rPr>
-          <w:lang w:val="en-US"/>
-        </w:rPr>
-        <w:t>Rock</w:t>
+        <w:t xml:space="preserve">Nelstice </w:t>
+      </w:r>
+      <w:r>
+        <w:rPr>
+          <w:lang w:val="en-US"/>
+        </w:rPr>
+        <w:t xml:space="preserve">| Plantmagic | </w:t>
+      </w:r>
+      <w:r>
+        <w:rPr>
+          <w:lang w:val="en-US"/>
+        </w:rPr>
+        <w:t>Tree Tenor</w:t>
+      </w:r>
+    </w:p>
+    <w:p>
+      <w:pPr>
+        <w:rPr>
+          <w:lang w:val="en-US"/>
+        </w:rPr>
+      </w:pPr>
+      <w:r>
+        <w:rPr>
+          <w:lang w:val="en-US"/>
+        </w:rPr>
+        <w:t>People that died through plants that they had eat, mostly.</w:t>
+      </w:r>
+    </w:p>
+    <w:p>
+      <w:pPr>
+        <w:rPr>
+          <w:lang w:val="en-US"/>
+        </w:rPr>
+      </w:pPr>
+      <w:r>
+        <w:rPr>
+          <w:lang w:val="en-US"/>
+        </w:rPr>
+        <w:t>Can quickly grow a variety of plants from their bodies or touched surfaces with enormous strength and flexibility.</w:t>
+      </w:r>
+    </w:p>
+    <w:p>
+      <w:pPr>
+        <w:rPr>
+          <w:lang w:val="en-US"/>
+        </w:rPr>
+      </w:pPr>
+      <w:r>
+        <w:rPr>
+          <w:lang w:val="en-US"/>
+        </w:rPr>
+        <w:t>Special: Can gain knowledge of happenings from plants</w:t>
+      </w:r>
+    </w:p>
+    <w:p>
+      <w:pPr>
+        <w:rPr>
+          <w:lang w:val="en-US"/>
+        </w:rPr>
+      </w:pPr>
+      <w:r>
+        <w:rPr>
+          <w:lang w:val="en-US"/>
+        </w:rPr>
+        <w:t>Bond: Can let plants grow without Melodies</w:t>
+      </w:r>
+    </w:p>
+    <w:p>
+      <w:pPr>
+        <w:pStyle w:val="berschrift3"/>
+        <w:rPr>
+          <w:lang w:val="en-US"/>
+        </w:rPr>
+      </w:pPr>
+      <w:r>
+        <w:rPr>
+          <w:lang w:val="en-US"/>
+        </w:rPr>
+        <w:t xml:space="preserve">Tshostice | </w:t>
+      </w:r>
+      <w:r>
+        <w:rPr>
+          <w:lang w:val="en-US"/>
+        </w:rPr>
+        <w:t>Mindmagic</w:t>
+      </w:r>
+      <w:r>
+        <w:rPr>
+          <w:lang w:val="en-US"/>
+        </w:rPr>
+        <w:t xml:space="preserve"> | Mind M</w:t>
+      </w:r>
+      <w:r>
+        <w:rPr>
+          <w:lang w:val="en-US"/>
+        </w:rPr>
+        <w:t>instrels</w:t>
+      </w:r>
+    </w:p>
+    <w:p>
+      <w:pPr>
+        <w:rPr>
+          <w:lang w:val="en-US"/>
+        </w:rPr>
+      </w:pPr>
+      <w:r>
+        <w:rPr>
+          <w:lang w:val="en-US"/>
+        </w:rPr>
+        <w:t>People that died of mental disorders or suicide.</w:t>
+      </w:r>
+      <w:r>
+        <w:rPr>
+          <w:lang w:val="en-US"/>
+        </w:rPr>
+        <w:t xml:space="preserve"> Those Stices are the hardest to control as they still retain suicidal memories and </w:t>
+      </w:r>
+      <w:r>
+        <w:rPr>
+          <w:lang w:val="en-US"/>
+        </w:rPr>
+        <w:t>tendencies</w:t>
+      </w:r>
+      <w:r>
+        <w:rPr>
+          <w:lang w:val="en-US"/>
+        </w:rPr>
+        <w:t>.</w:t>
+      </w:r>
+    </w:p>
+    <w:p>
+      <w:pPr>
+        <w:rPr>
+          <w:lang w:val="en-US"/>
+        </w:rPr>
+      </w:pPr>
+      <w:r>
+        <w:rPr>
+          <w:lang w:val="en-US"/>
+        </w:rPr>
+        <w:t>Can control minds of humanoids from simple visions and lies to total mind</w:t>
+      </w:r>
+      <w:r>
+        <w:rPr>
+          <w:lang w:val="en-US"/>
+        </w:rPr>
+        <w:t xml:space="preserve"> </w:t>
+      </w:r>
+      <w:r>
+        <w:rPr>
+          <w:lang w:val="en-US"/>
+        </w:rPr>
+        <w:t>control.</w:t>
+      </w:r>
+    </w:p>
+    <w:p>
+      <w:pPr>
+        <w:rPr>
+          <w:lang w:val="en-US"/>
+        </w:rPr>
+      </w:pPr>
+      <w:r>
+        <w:rPr>
+          <w:lang w:val="en-US"/>
+        </w:rPr>
+        <w:t>Special: Can transmit thoughts into another person’s mind</w:t>
+      </w:r>
+    </w:p>
+    <w:p>
+      <w:pPr>
+        <w:rPr>
+          <w:lang w:val="en-US"/>
+        </w:rPr>
+      </w:pPr>
+      <w:r>
+        <w:rPr>
+          <w:lang w:val="en-US"/>
+        </w:rPr>
+        <w:t>Bond: Can imprint new memories into a person’s mind</w:t>
+      </w:r>
+    </w:p>
+    <w:p>
+      <w:pPr>
+        <w:pStyle w:val="berschrift3"/>
+        <w:rPr>
+          <w:lang w:val="en-US"/>
+        </w:rPr>
+      </w:pPr>
+      <w:bookmarkStart w:id="5" w:name="_Hlk224936964"/>
+      <w:r>
+        <w:rPr>
+          <w:lang w:val="en-US"/>
+        </w:rPr>
+        <w:t xml:space="preserve">Aikstice </w:t>
+      </w:r>
+      <w:bookmarkEnd w:id="5"/>
+      <w:r>
+        <w:rPr>
+          <w:lang w:val="en-US"/>
+        </w:rPr>
+        <w:t xml:space="preserve">| </w:t>
+      </w:r>
+      <w:r>
+        <w:rPr>
+          <w:lang w:val="en-US"/>
+        </w:rPr>
+        <w:t>Self</w:t>
       </w:r>
       <w:r>
         <w:rPr>
@@ -367,65 +1053,90 @@
         <w:rPr>
           <w:lang w:val="en-US"/>
         </w:rPr>
-        <w:t xml:space="preserve"> | Rock Rhymers</w:t>
-      </w:r>
-    </w:p>
-    <w:p>
-      <w:pPr>
-        <w:rPr>
-          <w:lang w:val="en-US"/>
-        </w:rPr>
-      </w:pPr>
-      <w:r>
-        <w:rPr>
-          <w:lang w:val="en-US"/>
-        </w:rPr>
-        <w:t>People that died in avalanches, by falling or stoning, can grant Earth Soulstice.</w:t>
-      </w:r>
-    </w:p>
-    <w:p>
-      <w:pPr>
-        <w:rPr>
-          <w:lang w:val="en-US"/>
-        </w:rPr>
-      </w:pPr>
-      <w:r>
-        <w:rPr>
-          <w:lang w:val="en-US"/>
-        </w:rPr>
-        <w:t>Can create and control earth in different forms and strengths.</w:t>
-      </w:r>
-    </w:p>
-    <w:p>
-      <w:pPr>
-        <w:rPr>
-          <w:lang w:val="en-US"/>
-        </w:rPr>
-      </w:pPr>
-      <w:r>
-        <w:rPr>
-          <w:lang w:val="en-US"/>
-        </w:rPr>
-        <w:t>Special</w:t>
-      </w:r>
-      <w:r>
-        <w:rPr>
-          <w:lang w:val="en-US"/>
-        </w:rPr>
-        <w:t>: Can feel presence in and through stone</w:t>
-      </w:r>
-    </w:p>
-    <w:p>
-      <w:pPr>
-        <w:rPr>
-          <w:lang w:val="en-US"/>
-        </w:rPr>
-      </w:pPr>
-      <w:r>
-        <w:rPr>
-          <w:lang w:val="en-US"/>
-        </w:rPr>
-        <w:t>Bond: Can create Stone without melodies</w:t>
+        <w:t xml:space="preserve"> | </w:t>
+      </w:r>
+      <w:r>
+        <w:rPr>
+          <w:lang w:val="en-US"/>
+        </w:rPr>
+        <w:t>Body Busker</w:t>
+      </w:r>
+      <w:r>
+        <w:rPr>
+          <w:lang w:val="en-US"/>
+        </w:rPr>
+        <w:t>s</w:t>
+      </w:r>
+    </w:p>
+    <w:p>
+      <w:pPr>
+        <w:rPr>
+          <w:lang w:val="en-US"/>
+        </w:rPr>
+      </w:pPr>
+      <w:r>
+        <w:rPr>
+          <w:lang w:val="en-US"/>
+        </w:rPr>
+        <w:t>People that died of old age or illnesses of their body, like heart attacks, can grant Self Soulstice</w:t>
+      </w:r>
+    </w:p>
+    <w:p>
+      <w:pPr>
+        <w:rPr>
+          <w:lang w:val="en-US"/>
+        </w:rPr>
+      </w:pPr>
+      <w:r>
+        <w:rPr>
+          <w:lang w:val="en-US"/>
+        </w:rPr>
+        <w:t>Can control their own body, be it super speed, hearing,</w:t>
+      </w:r>
+      <w:r>
+        <w:rPr>
+          <w:lang w:val="en-US"/>
+        </w:rPr>
+        <w:t xml:space="preserve"> strength, growth.</w:t>
+      </w:r>
+    </w:p>
+    <w:p>
+      <w:pPr>
+        <w:rPr>
+          <w:lang w:val="en-US"/>
+        </w:rPr>
+      </w:pPr>
+      <w:r>
+        <w:rPr>
+          <w:lang w:val="en-US"/>
+        </w:rPr>
+        <w:t>Special: Can sense with their senses better and have increased reflexes</w:t>
+      </w:r>
+    </w:p>
+    <w:p>
+      <w:pPr>
+        <w:rPr>
+          <w:lang w:val="en-US"/>
+        </w:rPr>
+      </w:pPr>
+      <w:r>
+        <w:rPr>
+          <w:lang w:val="en-US"/>
+        </w:rPr>
+        <w:t>Bond: Can heal themselves greatly</w:t>
+      </w:r>
+    </w:p>
+    <w:p>
+      <w:pPr>
+        <w:rPr>
+          <w:lang w:val="en-US"/>
+        </w:rPr>
+      </w:pPr>
+      <w:r>
+        <w:rPr>
+          <w:lang w:val="en-US"/>
+        </w:rPr>
+        <w:t>Ascended: Can regenerate their body</w:t>
       </w:r>
     </w:p>
     <w:p>
@@ -439,85 +1150,157 @@
         <w:rPr>
           <w:lang w:val="en-US"/>
         </w:rPr>
-        <w:t xml:space="preserve">Ruistice | </w:t>
-      </w:r>
-      <w:r>
-        <w:rPr>
-          <w:lang w:val="en-US"/>
-        </w:rPr>
-        <w:t>Airmagic</w:t>
-      </w:r>
-      <w:r>
-        <w:rPr>
-          <w:lang w:val="en-US"/>
-        </w:rPr>
-        <w:t xml:space="preserve"> | </w:t>
-      </w:r>
-      <w:bookmarkStart w:id="0" w:name="_Hlk224936873"/>
-      <w:r>
-        <w:rPr>
-          <w:lang w:val="en-US"/>
-        </w:rPr>
-        <w:t>Air Anthers</w:t>
-      </w:r>
-      <w:bookmarkEnd w:id="0"/>
-    </w:p>
-    <w:p>
-      <w:pPr>
-        <w:rPr>
-          <w:lang w:val="en-US"/>
-        </w:rPr>
-      </w:pPr>
-      <w:r>
-        <w:rPr>
-          <w:lang w:val="en-US"/>
-        </w:rPr>
-        <w:t>People that died by asphyxiation, illness transported by air or deadly gases, can gran Air Soulstice.</w:t>
-      </w:r>
-    </w:p>
-    <w:p>
-      <w:pPr>
-        <w:rPr>
-          <w:lang w:val="en-US"/>
-        </w:rPr>
-      </w:pPr>
-      <w:r>
-        <w:rPr>
-          <w:lang w:val="en-US"/>
-        </w:rPr>
-        <w:t>Can create and control air in different forms and strengths.</w:t>
-      </w:r>
-    </w:p>
-    <w:p>
-      <w:pPr>
-        <w:rPr>
-          <w:lang w:val="en-US"/>
-        </w:rPr>
-      </w:pPr>
-      <w:r>
-        <w:rPr>
-          <w:lang w:val="en-US"/>
-        </w:rPr>
-        <w:t>Special</w:t>
-      </w:r>
-      <w:r>
-        <w:rPr>
-          <w:lang w:val="en-US"/>
-        </w:rPr>
-        <w:t>: Can feel slightest changes in air pressure and velocity</w:t>
-      </w:r>
-    </w:p>
-    <w:p>
-      <w:pPr>
-        <w:rPr>
-          <w:lang w:val="en-US"/>
-        </w:rPr>
-      </w:pPr>
-      <w:r>
-        <w:rPr>
-          <w:lang w:val="en-US"/>
-        </w:rPr>
-        <w:t>Bond: Can create air flows without Melodies</w:t>
+        <w:t xml:space="preserve">Shistice | </w:t>
+      </w:r>
+      <w:r>
+        <w:rPr>
+          <w:lang w:val="en-US"/>
+        </w:rPr>
+        <w:t>Loss</w:t>
+      </w:r>
+      <w:r>
+        <w:rPr>
+          <w:lang w:val="en-US"/>
+        </w:rPr>
+        <w:t>magic</w:t>
+      </w:r>
+      <w:r>
+        <w:rPr>
+          <w:lang w:val="en-US"/>
+        </w:rPr>
+        <w:t xml:space="preserve"> | Death Dancers</w:t>
+      </w:r>
+    </w:p>
+    <w:p>
+      <w:pPr>
+        <w:rPr>
+          <w:lang w:val="en-US"/>
+        </w:rPr>
+      </w:pPr>
+      <w:r>
+        <w:rPr>
+          <w:lang w:val="en-US"/>
+        </w:rPr>
+        <w:t xml:space="preserve">People that have </w:t>
+      </w:r>
+      <w:r>
+        <w:rPr>
+          <w:lang w:val="en-US"/>
+        </w:rPr>
+        <w:t xml:space="preserve">died through </w:t>
+      </w:r>
+      <w:r>
+        <w:rPr>
+          <w:lang w:val="en-US"/>
+        </w:rPr>
+        <w:t>the dead</w:t>
+      </w:r>
+      <w:r>
+        <w:rPr>
+          <w:lang w:val="en-US"/>
+        </w:rPr>
+        <w:t xml:space="preserve"> can cast Loss Soulstice.</w:t>
+      </w:r>
+      <w:r>
+        <w:rPr>
+          <w:lang w:val="en-US"/>
+        </w:rPr>
+        <w:t xml:space="preserve"> </w:t>
+      </w:r>
+      <w:r>
+        <w:rPr>
+          <w:lang w:val="en-US"/>
+        </w:rPr>
+        <w:t xml:space="preserve">No one knows when it </w:t>
+      </w:r>
+      <w:r>
+        <w:rPr>
+          <w:lang w:val="en-US"/>
+        </w:rPr>
+        <w:t>started</w:t>
+      </w:r>
+      <w:r>
+        <w:rPr>
+          <w:lang w:val="en-US"/>
+        </w:rPr>
+        <w:t>.</w:t>
+      </w:r>
+    </w:p>
+    <w:p>
+      <w:pPr>
+        <w:rPr>
+          <w:lang w:val="en-US"/>
+        </w:rPr>
+      </w:pPr>
+      <w:r>
+        <w:rPr>
+          <w:lang w:val="en-US"/>
+        </w:rPr>
+        <w:t xml:space="preserve">Can control </w:t>
+      </w:r>
+      <w:r>
+        <w:rPr>
+          <w:lang w:val="en-US"/>
+        </w:rPr>
+        <w:t>the dead</w:t>
+      </w:r>
+      <w:r>
+        <w:rPr>
+          <w:lang w:val="en-US"/>
+        </w:rPr>
+        <w:t xml:space="preserve">, rise corpses </w:t>
+      </w:r>
+      <w:r>
+        <w:rPr>
+          <w:lang w:val="en-US"/>
+        </w:rPr>
+        <w:t>o</w:t>
+      </w:r>
+      <w:r>
+        <w:rPr>
+          <w:lang w:val="en-US"/>
+        </w:rPr>
+        <w:t>f humanoids and animals, and can command death itself.</w:t>
+      </w:r>
+    </w:p>
+    <w:p>
+      <w:pPr>
+        <w:rPr>
+          <w:lang w:val="en-US"/>
+        </w:rPr>
+      </w:pPr>
+      <w:r>
+        <w:rPr>
+          <w:lang w:val="en-US"/>
+        </w:rPr>
+        <w:t>Special: Can halt the process of decomposition by touch</w:t>
+      </w:r>
+    </w:p>
+    <w:p>
+      <w:pPr>
+        <w:rPr>
+          <w:lang w:val="en-US"/>
+        </w:rPr>
+      </w:pPr>
+      <w:r>
+        <w:rPr>
+          <w:lang w:val="en-US"/>
+        </w:rPr>
+        <w:t>Bond: Can take memories from the dead</w:t>
+      </w:r>
+    </w:p>
+    <w:p>
+      <w:pPr>
+        <w:rPr>
+          <w:lang w:val="en-US"/>
+        </w:rPr>
+      </w:pPr>
+      <w:r>
+        <w:rPr>
+          <w:lang w:val="en-US"/>
+        </w:rPr>
+        <w:lastRenderedPageBreak/>
+        <w:t>Ascended: Can revive dead persons and animals</w:t>
       </w:r>
     </w:p>
     <w:p>
@@ -527,775 +1310,6 @@
           <w:lang w:val="en-US"/>
         </w:rPr>
       </w:pPr>
-      <w:bookmarkStart w:id="1" w:name="_Hlk224845352"/>
-      <w:r>
-        <w:rPr>
-          <w:lang w:val="en-US"/>
-        </w:rPr>
-        <w:t xml:space="preserve">Tristice </w:t>
-      </w:r>
-      <w:bookmarkEnd w:id="1"/>
-      <w:r>
-        <w:rPr>
-          <w:lang w:val="en-US"/>
-        </w:rPr>
-        <w:t>|</w:t>
-      </w:r>
-      <w:r>
-        <w:rPr>
-          <w:lang w:val="en-US"/>
-        </w:rPr>
-        <w:t xml:space="preserve"> </w:t>
-      </w:r>
-      <w:r>
-        <w:rPr>
-          <w:lang w:val="en-US"/>
-        </w:rPr>
-        <w:t>Watermagic</w:t>
-      </w:r>
-      <w:r>
-        <w:rPr>
-          <w:lang w:val="en-US"/>
-        </w:rPr>
-        <w:t xml:space="preserve"> | Water W</w:t>
-      </w:r>
-      <w:r>
-        <w:rPr>
-          <w:lang w:val="en-US"/>
-        </w:rPr>
-        <w:t>hirlers</w:t>
-      </w:r>
-    </w:p>
-    <w:p>
-      <w:pPr>
-        <w:rPr>
-          <w:lang w:val="en-US"/>
-        </w:rPr>
-      </w:pPr>
-      <w:r>
-        <w:rPr>
-          <w:lang w:val="en-US"/>
-        </w:rPr>
-        <w:t>People that have drowned or have been crushed by water can grant Water Soulstice.</w:t>
-      </w:r>
-    </w:p>
-    <w:p>
-      <w:pPr>
-        <w:rPr>
-          <w:lang w:val="en-US"/>
-        </w:rPr>
-      </w:pPr>
-      <w:r>
-        <w:rPr>
-          <w:lang w:val="en-US"/>
-        </w:rPr>
-        <w:t>Can create and control Water in different forms and strengths.</w:t>
-      </w:r>
-    </w:p>
-    <w:p>
-      <w:pPr>
-        <w:rPr>
-          <w:lang w:val="en-US"/>
-        </w:rPr>
-      </w:pPr>
-      <w:r>
-        <w:rPr>
-          <w:lang w:val="en-US"/>
-        </w:rPr>
-        <w:t>Special: Can walk on water and changes its density by will</w:t>
-      </w:r>
-    </w:p>
-    <w:p>
-      <w:pPr>
-        <w:rPr>
-          <w:lang w:val="en-US"/>
-        </w:rPr>
-      </w:pPr>
-      <w:r>
-        <w:rPr>
-          <w:lang w:val="en-US"/>
-        </w:rPr>
-        <w:t xml:space="preserve">Bond: </w:t>
-      </w:r>
-      <w:r>
-        <w:rPr>
-          <w:lang w:val="en-US"/>
-        </w:rPr>
-        <w:t>Can create water without Melodies</w:t>
-      </w:r>
-    </w:p>
-    <w:p>
-      <w:pPr>
-        <w:pStyle w:val="berschrift3"/>
-        <w:rPr>
-          <w:lang w:val="en-US"/>
-        </w:rPr>
-      </w:pPr>
-      <w:bookmarkStart w:id="2" w:name="_Hlk224845079"/>
-      <w:r>
-        <w:rPr>
-          <w:lang w:val="en-US"/>
-        </w:rPr>
-        <w:t xml:space="preserve">Mishstice </w:t>
-      </w:r>
-      <w:bookmarkEnd w:id="2"/>
-      <w:r>
-        <w:rPr>
-          <w:lang w:val="en-US"/>
-        </w:rPr>
-        <w:t xml:space="preserve">| </w:t>
-      </w:r>
-      <w:r>
-        <w:rPr>
-          <w:lang w:val="en-US"/>
-        </w:rPr>
-        <w:t>Steelmagic</w:t>
-      </w:r>
-      <w:r>
-        <w:rPr>
-          <w:lang w:val="en-US"/>
-        </w:rPr>
-        <w:t xml:space="preserve"> | Steel Singers</w:t>
-      </w:r>
-    </w:p>
-    <w:p>
-      <w:pPr>
-        <w:rPr>
-          <w:lang w:val="en-US"/>
-        </w:rPr>
-      </w:pPr>
-      <w:r>
-        <w:rPr>
-          <w:lang w:val="en-US"/>
-        </w:rPr>
-        <w:t>People that died by steel weapons can grant Steel Soulstice. In earlier times Iron, Bronze or similar Soulstice was not as rare, but can happen nowadays.</w:t>
-      </w:r>
-    </w:p>
-    <w:p>
-      <w:pPr>
-        <w:rPr>
-          <w:lang w:val="en-US"/>
-        </w:rPr>
-      </w:pPr>
-      <w:r>
-        <w:rPr>
-          <w:lang w:val="en-US"/>
-        </w:rPr>
-        <w:t>Can create and control Steel in different forms and strengths.</w:t>
-      </w:r>
-    </w:p>
-    <w:p>
-      <w:pPr>
-        <w:rPr>
-          <w:lang w:val="en-US"/>
-        </w:rPr>
-      </w:pPr>
-      <w:r>
-        <w:rPr>
-          <w:lang w:val="en-US"/>
-        </w:rPr>
-        <w:t>Special: Can maintain shapes of steel as armor or weapons with invested calories</w:t>
-      </w:r>
-    </w:p>
-    <w:p>
-      <w:pPr>
-        <w:rPr>
-          <w:lang w:val="en-US"/>
-        </w:rPr>
-      </w:pPr>
-      <w:r>
-        <w:rPr>
-          <w:lang w:val="en-US"/>
-        </w:rPr>
-        <w:t>Bond: Can keep up the forming of steel indefinitely without much thought</w:t>
-      </w:r>
-    </w:p>
-    <w:p>
-      <w:pPr>
-        <w:pStyle w:val="berschrift3"/>
-        <w:rPr>
-          <w:lang w:val="en-US"/>
-        </w:rPr>
-      </w:pPr>
-      <w:bookmarkStart w:id="3" w:name="_Hlk224936954"/>
-      <w:r>
-        <w:rPr>
-          <w:lang w:val="en-US"/>
-        </w:rPr>
-        <w:t xml:space="preserve">Vaostice </w:t>
-      </w:r>
-      <w:bookmarkEnd w:id="3"/>
-      <w:r>
-        <w:rPr>
-          <w:lang w:val="en-US"/>
-        </w:rPr>
-        <w:t>|</w:t>
-      </w:r>
-      <w:r>
-        <w:rPr>
-          <w:lang w:val="en-US"/>
-        </w:rPr>
-        <w:t xml:space="preserve"> </w:t>
-      </w:r>
-      <w:r>
-        <w:rPr>
-          <w:lang w:val="en-US"/>
-        </w:rPr>
-        <w:t>Animalmagic</w:t>
-      </w:r>
-      <w:r>
-        <w:rPr>
-          <w:lang w:val="en-US"/>
-        </w:rPr>
-        <w:t xml:space="preserve"> | </w:t>
-      </w:r>
-      <w:bookmarkStart w:id="4" w:name="_Hlk224936946"/>
-      <w:r>
-        <w:rPr>
-          <w:lang w:val="en-US"/>
-        </w:rPr>
-        <w:t>Creature Cantors</w:t>
-      </w:r>
-      <w:bookmarkEnd w:id="4"/>
-    </w:p>
-    <w:p>
-      <w:pPr>
-        <w:rPr>
-          <w:lang w:val="en-US"/>
-        </w:rPr>
-      </w:pPr>
-      <w:r>
-        <w:rPr>
-          <w:lang w:val="en-US"/>
-        </w:rPr>
-        <w:t>People that died through animal attacks can grant Feral Soulstice</w:t>
-      </w:r>
-    </w:p>
-    <w:p>
-      <w:pPr>
-        <w:rPr>
-          <w:lang w:val="en-US"/>
-        </w:rPr>
-      </w:pPr>
-      <w:r>
-        <w:rPr>
-          <w:lang w:val="en-US"/>
-        </w:rPr>
-        <w:t>Can turn into animals and communicate with animals.</w:t>
-      </w:r>
-    </w:p>
-    <w:p>
-      <w:pPr>
-        <w:rPr>
-          <w:lang w:val="en-US"/>
-        </w:rPr>
-      </w:pPr>
-      <w:r>
-        <w:rPr>
-          <w:lang w:val="en-US"/>
-        </w:rPr>
-        <w:t>Special: Can sense with their senses better and have increased bodily strength</w:t>
-      </w:r>
-    </w:p>
-    <w:p>
-      <w:pPr>
-        <w:rPr>
-          <w:lang w:val="en-US"/>
-        </w:rPr>
-      </w:pPr>
-      <w:r>
-        <w:rPr>
-          <w:lang w:val="en-US"/>
-        </w:rPr>
-        <w:lastRenderedPageBreak/>
-        <w:t>Bond: Can heal others and mend their wounds</w:t>
-      </w:r>
-    </w:p>
-    <w:p>
-      <w:pPr>
-        <w:pStyle w:val="berschrift3"/>
-        <w:rPr>
-          <w:lang w:val="en-US"/>
-        </w:rPr>
-      </w:pPr>
-      <w:r>
-        <w:rPr>
-          <w:lang w:val="en-US"/>
-        </w:rPr>
-        <w:t xml:space="preserve">Nelstice </w:t>
-      </w:r>
-      <w:r>
-        <w:rPr>
-          <w:lang w:val="en-US"/>
-        </w:rPr>
-        <w:t xml:space="preserve">| Plantmagic | </w:t>
-      </w:r>
-      <w:r>
-        <w:rPr>
-          <w:lang w:val="en-US"/>
-        </w:rPr>
-        <w:t>Tree Tenor</w:t>
-      </w:r>
-    </w:p>
-    <w:p>
-      <w:pPr>
-        <w:rPr>
-          <w:lang w:val="en-US"/>
-        </w:rPr>
-      </w:pPr>
-      <w:r>
-        <w:rPr>
-          <w:lang w:val="en-US"/>
-        </w:rPr>
-        <w:t>People that died through plants that they had eat, mostly.</w:t>
-      </w:r>
-    </w:p>
-    <w:p>
-      <w:pPr>
-        <w:rPr>
-          <w:lang w:val="en-US"/>
-        </w:rPr>
-      </w:pPr>
-      <w:r>
-        <w:rPr>
-          <w:lang w:val="en-US"/>
-        </w:rPr>
-        <w:t>Can quickly grow a variety of plants from their bodies or touched surfaces with enormous strength and flexibility.</w:t>
-      </w:r>
-    </w:p>
-    <w:p>
-      <w:pPr>
-        <w:rPr>
-          <w:lang w:val="en-US"/>
-        </w:rPr>
-      </w:pPr>
-      <w:r>
-        <w:rPr>
-          <w:lang w:val="en-US"/>
-        </w:rPr>
-        <w:t>Special: Can gain knowledge of happenings from plants</w:t>
-      </w:r>
-    </w:p>
-    <w:p>
-      <w:pPr>
-        <w:rPr>
-          <w:lang w:val="en-US"/>
-        </w:rPr>
-      </w:pPr>
-      <w:r>
-        <w:rPr>
-          <w:lang w:val="en-US"/>
-        </w:rPr>
-        <w:t>Bond: Can let plants grow without Melodies</w:t>
-      </w:r>
-    </w:p>
-    <w:p>
-      <w:pPr>
-        <w:pStyle w:val="berschrift3"/>
-        <w:rPr>
-          <w:lang w:val="en-US"/>
-        </w:rPr>
-      </w:pPr>
-      <w:r>
-        <w:rPr>
-          <w:lang w:val="en-US"/>
-        </w:rPr>
-        <w:t xml:space="preserve">Tshostice | </w:t>
-      </w:r>
-      <w:r>
-        <w:rPr>
-          <w:lang w:val="en-US"/>
-        </w:rPr>
-        <w:t>Mindmagic</w:t>
-      </w:r>
-      <w:r>
-        <w:rPr>
-          <w:lang w:val="en-US"/>
-        </w:rPr>
-        <w:t xml:space="preserve"> | Mind M</w:t>
-      </w:r>
-      <w:r>
-        <w:rPr>
-          <w:lang w:val="en-US"/>
-        </w:rPr>
-        <w:t>instrels</w:t>
-      </w:r>
-    </w:p>
-    <w:p>
-      <w:pPr>
-        <w:rPr>
-          <w:lang w:val="en-US"/>
-        </w:rPr>
-      </w:pPr>
-      <w:r>
-        <w:rPr>
-          <w:lang w:val="en-US"/>
-        </w:rPr>
-        <w:t>People that died of mental disorders or suicide.</w:t>
-      </w:r>
-      <w:r>
-        <w:rPr>
-          <w:lang w:val="en-US"/>
-        </w:rPr>
-        <w:t xml:space="preserve"> Those Stices are the hardest to control as they still retain suicidal memories and </w:t>
-      </w:r>
-      <w:r>
-        <w:rPr>
-          <w:lang w:val="en-US"/>
-        </w:rPr>
-        <w:t>tendencies</w:t>
-      </w:r>
-      <w:r>
-        <w:rPr>
-          <w:lang w:val="en-US"/>
-        </w:rPr>
-        <w:t>.</w:t>
-      </w:r>
-    </w:p>
-    <w:p>
-      <w:pPr>
-        <w:rPr>
-          <w:lang w:val="en-US"/>
-        </w:rPr>
-      </w:pPr>
-      <w:r>
-        <w:rPr>
-          <w:lang w:val="en-US"/>
-        </w:rPr>
-        <w:t>Can control minds of humanoids from simple visions and lies to total mind</w:t>
-      </w:r>
-      <w:r>
-        <w:rPr>
-          <w:lang w:val="en-US"/>
-        </w:rPr>
-        <w:t xml:space="preserve"> </w:t>
-      </w:r>
-      <w:r>
-        <w:rPr>
-          <w:lang w:val="en-US"/>
-        </w:rPr>
-        <w:t>control.</w:t>
-      </w:r>
-    </w:p>
-    <w:p>
-      <w:pPr>
-        <w:rPr>
-          <w:lang w:val="en-US"/>
-        </w:rPr>
-      </w:pPr>
-      <w:r>
-        <w:rPr>
-          <w:lang w:val="en-US"/>
-        </w:rPr>
-        <w:t>Special: Can transmit thoughts into another person’s mind</w:t>
-      </w:r>
-    </w:p>
-    <w:p>
-      <w:pPr>
-        <w:rPr>
-          <w:lang w:val="en-US"/>
-        </w:rPr>
-      </w:pPr>
-      <w:r>
-        <w:rPr>
-          <w:lang w:val="en-US"/>
-        </w:rPr>
-        <w:t>Bond: Can imprint new memories into a person’s mind</w:t>
-      </w:r>
-    </w:p>
-    <w:p>
-      <w:pPr>
-        <w:pStyle w:val="berschrift3"/>
-        <w:rPr>
-          <w:lang w:val="en-US"/>
-        </w:rPr>
-      </w:pPr>
-      <w:bookmarkStart w:id="5" w:name="_Hlk224936964"/>
-      <w:r>
-        <w:rPr>
-          <w:lang w:val="en-US"/>
-        </w:rPr>
-        <w:t xml:space="preserve">Aikstice </w:t>
-      </w:r>
-      <w:bookmarkEnd w:id="5"/>
-      <w:r>
-        <w:rPr>
-          <w:lang w:val="en-US"/>
-        </w:rPr>
-        <w:t xml:space="preserve">| </w:t>
-      </w:r>
-      <w:r>
-        <w:rPr>
-          <w:lang w:val="en-US"/>
-        </w:rPr>
-        <w:t>Self</w:t>
-      </w:r>
-      <w:r>
-        <w:rPr>
-          <w:lang w:val="en-US"/>
-        </w:rPr>
-        <w:t>magic</w:t>
-      </w:r>
-      <w:r>
-        <w:rPr>
-          <w:lang w:val="en-US"/>
-        </w:rPr>
-        <w:t xml:space="preserve"> | </w:t>
-      </w:r>
-      <w:r>
-        <w:rPr>
-          <w:lang w:val="en-US"/>
-        </w:rPr>
-        <w:t>Body Busker</w:t>
-      </w:r>
-      <w:r>
-        <w:rPr>
-          <w:lang w:val="en-US"/>
-        </w:rPr>
-        <w:t>s</w:t>
-      </w:r>
-    </w:p>
-    <w:p>
-      <w:pPr>
-        <w:rPr>
-          <w:lang w:val="en-US"/>
-        </w:rPr>
-      </w:pPr>
-      <w:r>
-        <w:rPr>
-          <w:lang w:val="en-US"/>
-        </w:rPr>
-        <w:t>People that died of old age or illnesses of their body, like heart attacks, can grant Self Soulstice</w:t>
-      </w:r>
-    </w:p>
-    <w:p>
-      <w:pPr>
-        <w:rPr>
-          <w:lang w:val="en-US"/>
-        </w:rPr>
-      </w:pPr>
-      <w:r>
-        <w:rPr>
-          <w:lang w:val="en-US"/>
-        </w:rPr>
-        <w:t>Can control their own body, be it super speed, hearing,</w:t>
-      </w:r>
-      <w:r>
-        <w:rPr>
-          <w:lang w:val="en-US"/>
-        </w:rPr>
-        <w:t xml:space="preserve"> strength, growth.</w:t>
-      </w:r>
-    </w:p>
-    <w:p>
-      <w:pPr>
-        <w:rPr>
-          <w:lang w:val="en-US"/>
-        </w:rPr>
-      </w:pPr>
-      <w:r>
-        <w:rPr>
-          <w:lang w:val="en-US"/>
-        </w:rPr>
-        <w:t>Special: Can sense with their senses better and have increased reflexes</w:t>
-      </w:r>
-    </w:p>
-    <w:p>
-      <w:pPr>
-        <w:rPr>
-          <w:lang w:val="en-US"/>
-        </w:rPr>
-      </w:pPr>
-      <w:r>
-        <w:rPr>
-          <w:lang w:val="en-US"/>
-        </w:rPr>
-        <w:t>Bond: Can heal themselves greatly</w:t>
-      </w:r>
-    </w:p>
-    <w:p>
-      <w:pPr>
-        <w:rPr>
-          <w:lang w:val="en-US"/>
-        </w:rPr>
-      </w:pPr>
-      <w:r>
-        <w:rPr>
-          <w:lang w:val="en-US"/>
-        </w:rPr>
-        <w:t>Ascended: Can regenerate their body</w:t>
-      </w:r>
-    </w:p>
-    <w:p>
-      <w:pPr>
-        <w:pStyle w:val="berschrift3"/>
-        <w:rPr>
-          <w:lang w:val="en-US"/>
-        </w:rPr>
-      </w:pPr>
-      <w:r>
-        <w:rPr>
-          <w:lang w:val="en-US"/>
-        </w:rPr>
-        <w:t xml:space="preserve">Shistice | </w:t>
-      </w:r>
-      <w:r>
-        <w:rPr>
-          <w:lang w:val="en-US"/>
-        </w:rPr>
-        <w:t>Loss</w:t>
-      </w:r>
-      <w:r>
-        <w:rPr>
-          <w:lang w:val="en-US"/>
-        </w:rPr>
-        <w:t>magic</w:t>
-      </w:r>
-      <w:r>
-        <w:rPr>
-          <w:lang w:val="en-US"/>
-        </w:rPr>
-        <w:t xml:space="preserve"> | Death Dancers</w:t>
-      </w:r>
-    </w:p>
-    <w:p>
-      <w:pPr>
-        <w:rPr>
-          <w:lang w:val="en-US"/>
-        </w:rPr>
-      </w:pPr>
-      <w:r>
-        <w:rPr>
-          <w:lang w:val="en-US"/>
-        </w:rPr>
-        <w:t xml:space="preserve">People that have </w:t>
-      </w:r>
-      <w:r>
-        <w:rPr>
-          <w:lang w:val="en-US"/>
-        </w:rPr>
-        <w:t xml:space="preserve">died through </w:t>
-      </w:r>
-      <w:r>
-        <w:rPr>
-          <w:lang w:val="en-US"/>
-        </w:rPr>
-        <w:t>the dead</w:t>
-      </w:r>
-      <w:r>
-        <w:rPr>
-          <w:lang w:val="en-US"/>
-        </w:rPr>
-        <w:t xml:space="preserve"> can cast Loss Soulstice.</w:t>
-      </w:r>
-      <w:r>
-        <w:rPr>
-          <w:lang w:val="en-US"/>
-        </w:rPr>
-        <w:t xml:space="preserve"> </w:t>
-      </w:r>
-      <w:r>
-        <w:rPr>
-          <w:lang w:val="en-US"/>
-        </w:rPr>
-        <w:t xml:space="preserve">No one knows when it </w:t>
-      </w:r>
-      <w:r>
-        <w:rPr>
-          <w:lang w:val="en-US"/>
-        </w:rPr>
-        <w:t>started</w:t>
-      </w:r>
-      <w:r>
-        <w:rPr>
-          <w:lang w:val="en-US"/>
-        </w:rPr>
-        <w:t>.</w:t>
-      </w:r>
-    </w:p>
-    <w:p>
-      <w:pPr>
-        <w:rPr>
-          <w:lang w:val="en-US"/>
-        </w:rPr>
-      </w:pPr>
-      <w:r>
-        <w:rPr>
-          <w:lang w:val="en-US"/>
-        </w:rPr>
-        <w:t xml:space="preserve">Can control </w:t>
-      </w:r>
-      <w:r>
-        <w:rPr>
-          <w:lang w:val="en-US"/>
-        </w:rPr>
-        <w:t>the dead</w:t>
-      </w:r>
-      <w:r>
-        <w:rPr>
-          <w:lang w:val="en-US"/>
-        </w:rPr>
-        <w:t xml:space="preserve">, rise corpses </w:t>
-      </w:r>
-      <w:r>
-        <w:rPr>
-          <w:lang w:val="en-US"/>
-        </w:rPr>
-        <w:t>o</w:t>
-      </w:r>
-      <w:r>
-        <w:rPr>
-          <w:lang w:val="en-US"/>
-        </w:rPr>
-        <w:t>f humanoids and animals, and can command death itself.</w:t>
-      </w:r>
-    </w:p>
-    <w:p>
-      <w:pPr>
-        <w:rPr>
-          <w:lang w:val="en-US"/>
-        </w:rPr>
-      </w:pPr>
-      <w:r>
-        <w:rPr>
-          <w:lang w:val="en-US"/>
-        </w:rPr>
-        <w:t>Special: Can halt the process of decomposition by touch</w:t>
-      </w:r>
-    </w:p>
-    <w:p>
-      <w:pPr>
-        <w:rPr>
-          <w:lang w:val="en-US"/>
-        </w:rPr>
-      </w:pPr>
-      <w:r>
-        <w:rPr>
-          <w:lang w:val="en-US"/>
-        </w:rPr>
-        <w:t>Bond: Can take memories from the dead</w:t>
-      </w:r>
-    </w:p>
-    <w:p>
-      <w:pPr>
-        <w:rPr>
-          <w:lang w:val="en-US"/>
-        </w:rPr>
-      </w:pPr>
-      <w:r>
-        <w:rPr>
-          <w:lang w:val="en-US"/>
-        </w:rPr>
-        <w:t>Ascended: Can revive dead persons and animals</w:t>
-      </w:r>
-    </w:p>
-    <w:p>
-      <w:pPr>
-        <w:pStyle w:val="berschrift3"/>
-        <w:rPr>
-          <w:lang w:val="en-US"/>
-        </w:rPr>
-      </w:pPr>
       <w:r>
         <w:rPr>
           <w:lang w:val="en-US"/>
@@ -1357,7 +1371,6 @@
         <w:rPr>
           <w:lang w:val="en-US"/>
         </w:rPr>
-        <w:lastRenderedPageBreak/>
         <w:t>Special: Can cure own diseases and sickness</w:t>
       </w:r>
     </w:p>

--- a/Buch Camille Chronicles/Rules of Soulmagic.docx
+++ b/Buch Camille Chronicles/Rules of Soulmagic.docx
@@ -682,6 +682,12 @@
           <w:lang w:val="en-US"/>
         </w:rPr>
         <w:t>People that died by steel weapons can grant Steel Soulstice. In earlier times Iron, Bronze or similar Soulstice was not as rare, but can happen nowadays.</w:t>
+      </w:r>
+      <w:r>
+        <w:rPr>
+          <w:lang w:val="en-US"/>
+        </w:rPr>
+        <w:t xml:space="preserve"> Other metals that are part pf alloys can be controlled as well, but not created. What has killed the Stice creates the Soulstice.</w:t>
       </w:r>
     </w:p>
     <w:p>

--- a/Buch Camille Chronicles/Rules of Soulmagic.docx
+++ b/Buch Camille Chronicles/Rules of Soulmagic.docx
@@ -13,7 +13,14 @@
         <w:rPr>
           <w:lang w:val="en-US"/>
         </w:rPr>
-        <w:t>Rules of Soul</w:t>
+        <w:t xml:space="preserve">Rules of </w:t>
+      </w:r>
+      <w:proofErr w:type="spellStart"/>
+      <w:r>
+        <w:rPr>
+          <w:lang w:val="en-US"/>
+        </w:rPr>
+        <w:t>Soul</w:t>
       </w:r>
       <w:r>
         <w:rPr>
@@ -21,6 +28,7 @@
         </w:rPr>
         <w:t>stice</w:t>
       </w:r>
+      <w:proofErr w:type="spellEnd"/>
     </w:p>
     <w:p>
       <w:pPr>
@@ -42,6 +50,7 @@
           <w:lang w:val="en-US"/>
         </w:rPr>
       </w:pPr>
+      <w:proofErr w:type="spellStart"/>
       <w:r>
         <w:rPr>
           <w:lang w:val="en-US"/>
@@ -54,11 +63,26 @@
         </w:rPr>
         <w:t>stice</w:t>
       </w:r>
-      <w:r>
-        <w:rPr>
-          <w:lang w:val="en-US"/>
-        </w:rPr>
-        <w:t xml:space="preserve"> erupts when a baby is born at the exact same time as a Soul leaves the body of another person, meaning dying. The Soul is interrupted from traveling to the Soulspring by a new Soul traveling to earth. The old Souls gets pulled into the new body as well by unknown means.</w:t>
+      <w:proofErr w:type="spellEnd"/>
+      <w:r>
+        <w:rPr>
+          <w:lang w:val="en-US"/>
+        </w:rPr>
+        <w:t xml:space="preserve"> erupts when a baby is born at the exact same time as a Soul leaves the body of another person, meaning dying. The Soul is interrupted from traveling to the </w:t>
+      </w:r>
+      <w:proofErr w:type="spellStart"/>
+      <w:r>
+        <w:rPr>
+          <w:lang w:val="en-US"/>
+        </w:rPr>
+        <w:t>Soulspring</w:t>
+      </w:r>
+      <w:proofErr w:type="spellEnd"/>
+      <w:r>
+        <w:rPr>
+          <w:lang w:val="en-US"/>
+        </w:rPr>
+        <w:t xml:space="preserve"> by a new Soul traveling to earth. The old Souls gets pulled into the new body as well by unknown means.</w:t>
       </w:r>
     </w:p>
     <w:p>
@@ -96,7 +120,21 @@
         <w:rPr>
           <w:lang w:val="en-US"/>
         </w:rPr>
-        <w:t xml:space="preserve">The way a person died decides what kind of Soulstice can be invoked by the </w:t>
+        <w:t xml:space="preserve">The way a person died decides what kind of </w:t>
+      </w:r>
+      <w:proofErr w:type="spellStart"/>
+      <w:r>
+        <w:rPr>
+          <w:lang w:val="en-US"/>
+        </w:rPr>
+        <w:t>Soulstice</w:t>
+      </w:r>
+      <w:proofErr w:type="spellEnd"/>
+      <w:r>
+        <w:rPr>
+          <w:lang w:val="en-US"/>
+        </w:rPr>
+        <w:t xml:space="preserve"> can be invoked by the </w:t>
       </w:r>
       <w:r>
         <w:rPr>
@@ -145,7 +183,21 @@
         <w:rPr>
           <w:lang w:val="en-US"/>
         </w:rPr>
-        <w:t xml:space="preserve">It is called Soulstice, as the now fixed sun and moon and light and dark side resemble the duo of </w:t>
+        <w:t xml:space="preserve">It is called </w:t>
+      </w:r>
+      <w:proofErr w:type="spellStart"/>
+      <w:r>
+        <w:rPr>
+          <w:lang w:val="en-US"/>
+        </w:rPr>
+        <w:t>Soulstice</w:t>
+      </w:r>
+      <w:proofErr w:type="spellEnd"/>
+      <w:r>
+        <w:rPr>
+          <w:lang w:val="en-US"/>
+        </w:rPr>
+        <w:t xml:space="preserve">, as the now fixed sun and moon and light and dark side resemble the duo of </w:t>
       </w:r>
       <w:r>
         <w:rPr>
@@ -177,7 +229,21 @@
         <w:rPr>
           <w:lang w:val="en-US"/>
         </w:rPr>
-        <w:t xml:space="preserve">The special is a specific passive power that rests in every Harmonist with the specific Soulstice. It reflects their </w:t>
+        <w:t xml:space="preserve">The special is a specific passive power that rests in every Harmonist with the specific </w:t>
+      </w:r>
+      <w:proofErr w:type="spellStart"/>
+      <w:r>
+        <w:rPr>
+          <w:lang w:val="en-US"/>
+        </w:rPr>
+        <w:t>Soulstice</w:t>
+      </w:r>
+      <w:proofErr w:type="spellEnd"/>
+      <w:r>
+        <w:rPr>
+          <w:lang w:val="en-US"/>
+        </w:rPr>
+        <w:t xml:space="preserve">. It reflects their </w:t>
       </w:r>
       <w:r>
         <w:rPr>
@@ -209,7 +275,21 @@
         <w:rPr>
           <w:lang w:val="en-US"/>
         </w:rPr>
-        <w:t xml:space="preserve">Melodies are a short assortment of tones that activate the Soulstice powers between Harmonist and Stice. </w:t>
+        <w:t xml:space="preserve">Melodies are a short assortment of tones that activate the </w:t>
+      </w:r>
+      <w:proofErr w:type="spellStart"/>
+      <w:r>
+        <w:rPr>
+          <w:lang w:val="en-US"/>
+        </w:rPr>
+        <w:t>Soulstice</w:t>
+      </w:r>
+      <w:proofErr w:type="spellEnd"/>
+      <w:r>
+        <w:rPr>
+          <w:lang w:val="en-US"/>
+        </w:rPr>
+        <w:t xml:space="preserve"> powers between Harmonist and Stice. </w:t>
       </w:r>
     </w:p>
     <w:p>
@@ -235,7 +315,35 @@
         <w:rPr>
           <w:lang w:val="en-US"/>
         </w:rPr>
-        <w:t>The Melodies of a specific Soulstice combine into a song that can be added upon in either direction. Though the song does have an end if all Melodies are discovered and learned by a Harmonist and played in the right order right behind each other. Then the Harmonist is truly ascended and can use the song freely to combine powers as they wish as well as gain special specific abilities depending on their Soulstice type.</w:t>
+        <w:t xml:space="preserve">The Melodies of a specific </w:t>
+      </w:r>
+      <w:proofErr w:type="spellStart"/>
+      <w:r>
+        <w:rPr>
+          <w:lang w:val="en-US"/>
+        </w:rPr>
+        <w:t>Soulstice</w:t>
+      </w:r>
+      <w:proofErr w:type="spellEnd"/>
+      <w:r>
+        <w:rPr>
+          <w:lang w:val="en-US"/>
+        </w:rPr>
+        <w:t xml:space="preserve"> combine into a song that can be added upon in either direction. Though the song does have an end if all Melodies are discovered and learned by a Harmonist and played in the right order right behind each other. Then the Harmonist is truly ascended and can use the song freely to combine powers as they wish as well as gain special specific abilities depending on their </w:t>
+      </w:r>
+      <w:proofErr w:type="spellStart"/>
+      <w:r>
+        <w:rPr>
+          <w:lang w:val="en-US"/>
+        </w:rPr>
+        <w:t>Soulstice</w:t>
+      </w:r>
+      <w:proofErr w:type="spellEnd"/>
+      <w:r>
+        <w:rPr>
+          <w:lang w:val="en-US"/>
+        </w:rPr>
+        <w:t xml:space="preserve"> type.</w:t>
       </w:r>
     </w:p>
     <w:p>
@@ -255,7 +363,21 @@
           <w:lang w:val="en-US"/>
         </w:rPr>
         <w:br/>
-        <w:t>On Soulstice night the pupils graduate. Which is also a time in which a lot of girls conceive, right out of school, to get it over with child birth.</w:t>
+        <w:t xml:space="preserve">On </w:t>
+      </w:r>
+      <w:proofErr w:type="spellStart"/>
+      <w:r>
+        <w:rPr>
+          <w:lang w:val="en-US"/>
+        </w:rPr>
+        <w:t>Soulstice</w:t>
+      </w:r>
+      <w:proofErr w:type="spellEnd"/>
+      <w:r>
+        <w:rPr>
+          <w:lang w:val="en-US"/>
+        </w:rPr>
+        <w:t xml:space="preserve"> night the pupils graduate. Which is also a time in which a lot of girls conceive, right out of school, to get it over with child birth.</w:t>
       </w:r>
     </w:p>
     <w:p>
@@ -272,12 +394,14 @@
         <w:lastRenderedPageBreak/>
         <w:t xml:space="preserve">Types of </w:t>
       </w:r>
+      <w:proofErr w:type="spellStart"/>
       <w:r>
         <w:rPr>
           <w:lang w:val="en-US"/>
         </w:rPr>
         <w:t>Soulstice</w:t>
       </w:r>
+      <w:proofErr w:type="spellEnd"/>
     </w:p>
     <w:p>
       <w:pPr>
@@ -286,11 +410,19 @@
           <w:lang w:val="en-US"/>
         </w:rPr>
       </w:pPr>
-      <w:r>
-        <w:rPr>
-          <w:lang w:val="en-US"/>
-        </w:rPr>
-        <w:t>Vrastice | Firemagic</w:t>
+      <w:proofErr w:type="spellStart"/>
+      <w:r>
+        <w:rPr>
+          <w:lang w:val="en-US"/>
+        </w:rPr>
+        <w:t>Vrastice</w:t>
+      </w:r>
+      <w:proofErr w:type="spellEnd"/>
+      <w:r>
+        <w:rPr>
+          <w:lang w:val="en-US"/>
+        </w:rPr>
+        <w:t xml:space="preserve"> | Firemagic</w:t>
       </w:r>
       <w:r>
         <w:rPr>
@@ -309,7 +441,21 @@
         <w:rPr>
           <w:lang w:val="en-US"/>
         </w:rPr>
-        <w:t xml:space="preserve">People that died by fire or massive heat can grant Fire Soulstice. </w:t>
+        <w:t xml:space="preserve">People that died by fire or massive heat can grant Fire </w:t>
+      </w:r>
+      <w:proofErr w:type="spellStart"/>
+      <w:r>
+        <w:rPr>
+          <w:lang w:val="en-US"/>
+        </w:rPr>
+        <w:t>Soulstice</w:t>
+      </w:r>
+      <w:proofErr w:type="spellEnd"/>
+      <w:r>
+        <w:rPr>
+          <w:lang w:val="en-US"/>
+        </w:rPr>
+        <w:t xml:space="preserve">. </w:t>
       </w:r>
     </w:p>
     <w:p>
@@ -337,6 +483,12 @@
         </w:rPr>
         <w:t>Special: Can change the heat of objects by touch by several Celsius per second</w:t>
       </w:r>
+      <w:r>
+        <w:rPr>
+          <w:lang w:val="en-US"/>
+        </w:rPr>
+        <w:t xml:space="preserve"> and wield small forms of it without melody</w:t>
+      </w:r>
     </w:p>
     <w:p>
       <w:pPr>
@@ -358,12 +510,21 @@
           <w:lang w:val="en-US"/>
         </w:rPr>
       </w:pPr>
-      <w:r>
-        <w:rPr>
-          <w:lang w:val="en-US"/>
-        </w:rPr>
-        <w:t xml:space="preserve">Kerstice | </w:t>
-      </w:r>
+      <w:proofErr w:type="spellStart"/>
+      <w:r>
+        <w:rPr>
+          <w:lang w:val="en-US"/>
+        </w:rPr>
+        <w:t>Kerstice</w:t>
+      </w:r>
+      <w:proofErr w:type="spellEnd"/>
+      <w:r>
+        <w:rPr>
+          <w:lang w:val="en-US"/>
+        </w:rPr>
+        <w:t xml:space="preserve"> | </w:t>
+      </w:r>
+      <w:proofErr w:type="spellStart"/>
       <w:r>
         <w:rPr>
           <w:lang w:val="en-US"/>
@@ -376,6 +537,7 @@
         </w:rPr>
         <w:t>magic</w:t>
       </w:r>
+      <w:proofErr w:type="spellEnd"/>
       <w:r>
         <w:rPr>
           <w:lang w:val="en-US"/>
@@ -393,7 +555,21 @@
         <w:rPr>
           <w:lang w:val="en-US"/>
         </w:rPr>
-        <w:t>People that died in avalanches, by falling or stoning, can grant Earth Soulstice.</w:t>
+        <w:t xml:space="preserve">People that died in avalanches, by falling or stoning, can grant Earth </w:t>
+      </w:r>
+      <w:proofErr w:type="spellStart"/>
+      <w:r>
+        <w:rPr>
+          <w:lang w:val="en-US"/>
+        </w:rPr>
+        <w:t>Soulstice</w:t>
+      </w:r>
+      <w:proofErr w:type="spellEnd"/>
+      <w:r>
+        <w:rPr>
+          <w:lang w:val="en-US"/>
+        </w:rPr>
+        <w:t>.</w:t>
       </w:r>
     </w:p>
     <w:p>
@@ -427,6 +603,12 @@
         </w:rPr>
         <w:t>: Can feel presence in and through stone</w:t>
       </w:r>
+      <w:r>
+        <w:rPr>
+          <w:lang w:val="en-US"/>
+        </w:rPr>
+        <w:t xml:space="preserve"> and wield small forms of it without melody</w:t>
+      </w:r>
     </w:p>
     <w:p>
       <w:pPr>
@@ -448,18 +630,28 @@
           <w:lang w:val="en-US"/>
         </w:rPr>
       </w:pPr>
-      <w:r>
-        <w:rPr>
-          <w:lang w:val="en-US"/>
-        </w:rPr>
-        <w:t xml:space="preserve">Ruistice | </w:t>
-      </w:r>
+      <w:proofErr w:type="spellStart"/>
+      <w:r>
+        <w:rPr>
+          <w:lang w:val="en-US"/>
+        </w:rPr>
+        <w:t>Ruistice</w:t>
+      </w:r>
+      <w:proofErr w:type="spellEnd"/>
+      <w:r>
+        <w:rPr>
+          <w:lang w:val="en-US"/>
+        </w:rPr>
+        <w:t xml:space="preserve"> | </w:t>
+      </w:r>
+      <w:proofErr w:type="spellStart"/>
       <w:r>
         <w:rPr>
           <w:lang w:val="en-US"/>
         </w:rPr>
         <w:t>Airmagic</w:t>
       </w:r>
+      <w:proofErr w:type="spellEnd"/>
       <w:r>
         <w:rPr>
           <w:lang w:val="en-US"/>
@@ -485,7 +677,21 @@
         <w:rPr>
           <w:lang w:val="en-US"/>
         </w:rPr>
-        <w:t>People that died by asphyxiation, illness transported by air or deadly gases, can gran Air Soulstice.</w:t>
+        <w:t xml:space="preserve">People that died by asphyxiation, illness transported by air or deadly gases, can gran Air </w:t>
+      </w:r>
+      <w:proofErr w:type="spellStart"/>
+      <w:r>
+        <w:rPr>
+          <w:lang w:val="en-US"/>
+        </w:rPr>
+        <w:t>Soulstice</w:t>
+      </w:r>
+      <w:proofErr w:type="spellEnd"/>
+      <w:r>
+        <w:rPr>
+          <w:lang w:val="en-US"/>
+        </w:rPr>
+        <w:t>.</w:t>
       </w:r>
     </w:p>
     <w:p>
@@ -519,6 +725,12 @@
         </w:rPr>
         <w:t>: Can feel slightest changes in air pressure and velocity</w:t>
       </w:r>
+      <w:r>
+        <w:rPr>
+          <w:lang w:val="en-US"/>
+        </w:rPr>
+        <w:t xml:space="preserve"> and wield small forms of it without melody</w:t>
+      </w:r>
     </w:p>
     <w:p>
       <w:pPr>
@@ -541,11 +753,19 @@
         </w:rPr>
       </w:pPr>
       <w:bookmarkStart w:id="1" w:name="_Hlk224845352"/>
-      <w:r>
-        <w:rPr>
-          <w:lang w:val="en-US"/>
-        </w:rPr>
-        <w:t xml:space="preserve">Tristice </w:t>
+      <w:proofErr w:type="spellStart"/>
+      <w:r>
+        <w:rPr>
+          <w:lang w:val="en-US"/>
+        </w:rPr>
+        <w:t>Tristice</w:t>
+      </w:r>
+      <w:proofErr w:type="spellEnd"/>
+      <w:r>
+        <w:rPr>
+          <w:lang w:val="en-US"/>
+        </w:rPr>
+        <w:t xml:space="preserve"> </w:t>
       </w:r>
       <w:bookmarkEnd w:id="1"/>
       <w:r>
@@ -560,12 +780,14 @@
         </w:rPr>
         <w:t xml:space="preserve"> </w:t>
       </w:r>
+      <w:proofErr w:type="spellStart"/>
       <w:r>
         <w:rPr>
           <w:lang w:val="en-US"/>
         </w:rPr>
         <w:t>Watermagic</w:t>
       </w:r>
+      <w:proofErr w:type="spellEnd"/>
       <w:r>
         <w:rPr>
           <w:lang w:val="en-US"/>
@@ -589,7 +811,21 @@
         <w:rPr>
           <w:lang w:val="en-US"/>
         </w:rPr>
-        <w:t>People that have drowned or have been crushed by water can grant Water Soulstice.</w:t>
+        <w:t xml:space="preserve">People that have drowned or have been crushed by water can grant Water </w:t>
+      </w:r>
+      <w:proofErr w:type="spellStart"/>
+      <w:r>
+        <w:rPr>
+          <w:lang w:val="en-US"/>
+        </w:rPr>
+        <w:t>Soulstice</w:t>
+      </w:r>
+      <w:proofErr w:type="spellEnd"/>
+      <w:r>
+        <w:rPr>
+          <w:lang w:val="en-US"/>
+        </w:rPr>
+        <w:t>.</w:t>
       </w:r>
     </w:p>
     <w:p>
@@ -617,6 +853,12 @@
         </w:rPr>
         <w:t>Special: Can walk on water and changes its density by will</w:t>
       </w:r>
+      <w:r>
+        <w:rPr>
+          <w:lang w:val="en-US"/>
+        </w:rPr>
+        <w:t xml:space="preserve"> and wield small forms of it without melody</w:t>
+      </w:r>
     </w:p>
     <w:p>
       <w:pPr>
@@ -645,11 +887,19 @@
         </w:rPr>
       </w:pPr>
       <w:bookmarkStart w:id="2" w:name="_Hlk224845079"/>
-      <w:r>
-        <w:rPr>
-          <w:lang w:val="en-US"/>
-        </w:rPr>
-        <w:t xml:space="preserve">Mishstice </w:t>
+      <w:proofErr w:type="spellStart"/>
+      <w:r>
+        <w:rPr>
+          <w:lang w:val="en-US"/>
+        </w:rPr>
+        <w:t>Mishstice</w:t>
+      </w:r>
+      <w:proofErr w:type="spellEnd"/>
+      <w:r>
+        <w:rPr>
+          <w:lang w:val="en-US"/>
+        </w:rPr>
+        <w:t xml:space="preserve"> </w:t>
       </w:r>
       <w:bookmarkEnd w:id="2"/>
       <w:r>
@@ -658,12 +908,14 @@
         </w:rPr>
         <w:t xml:space="preserve">| </w:t>
       </w:r>
+      <w:proofErr w:type="spellStart"/>
       <w:r>
         <w:rPr>
           <w:lang w:val="en-US"/>
         </w:rPr>
         <w:t>Steelmagic</w:t>
       </w:r>
+      <w:proofErr w:type="spellEnd"/>
       <w:r>
         <w:rPr>
           <w:lang w:val="en-US"/>
@@ -681,26 +933,113 @@
         <w:rPr>
           <w:lang w:val="en-US"/>
         </w:rPr>
-        <w:t>People that died by steel weapons can grant Steel Soulstice. In earlier times Iron, Bronze or similar Soulstice was not as rare, but can happen nowadays.</w:t>
-      </w:r>
-      <w:r>
-        <w:rPr>
-          <w:lang w:val="en-US"/>
-        </w:rPr>
-        <w:t xml:space="preserve"> Other metals that are part pf alloys can be controlled as well, but not created. What has killed the Stice creates the Soulstice.</w:t>
-      </w:r>
-    </w:p>
-    <w:p>
-      <w:pPr>
-        <w:rPr>
-          <w:lang w:val="en-US"/>
-        </w:rPr>
-      </w:pPr>
-      <w:r>
-        <w:rPr>
-          <w:lang w:val="en-US"/>
-        </w:rPr>
-        <w:t>Can create and control Steel in different forms and strengths.</w:t>
+        <w:t xml:space="preserve">People that died by steel weapons can grant Steel </w:t>
+      </w:r>
+      <w:proofErr w:type="spellStart"/>
+      <w:r>
+        <w:rPr>
+          <w:lang w:val="en-US"/>
+        </w:rPr>
+        <w:t>Soulstice</w:t>
+      </w:r>
+      <w:proofErr w:type="spellEnd"/>
+      <w:r>
+        <w:rPr>
+          <w:lang w:val="en-US"/>
+        </w:rPr>
+        <w:t xml:space="preserve">. In earlier times Iron, Bronze or similar </w:t>
+      </w:r>
+      <w:proofErr w:type="spellStart"/>
+      <w:r>
+        <w:rPr>
+          <w:lang w:val="en-US"/>
+        </w:rPr>
+        <w:t>Soulstice</w:t>
+      </w:r>
+      <w:proofErr w:type="spellEnd"/>
+      <w:r>
+        <w:rPr>
+          <w:lang w:val="en-US"/>
+        </w:rPr>
+        <w:t xml:space="preserve"> was not as rare, but can happen nowadays.</w:t>
+      </w:r>
+      <w:r>
+        <w:rPr>
+          <w:lang w:val="en-US"/>
+        </w:rPr>
+        <w:t xml:space="preserve"> Other metals that are part </w:t>
+      </w:r>
+      <w:r>
+        <w:rPr>
+          <w:lang w:val="en-US"/>
+        </w:rPr>
+        <w:t>o</w:t>
+      </w:r>
+      <w:r>
+        <w:rPr>
+          <w:lang w:val="en-US"/>
+        </w:rPr>
+        <w:t xml:space="preserve">f alloys can be controlled as well, but not created. What has killed the Stice creates the </w:t>
+      </w:r>
+      <w:proofErr w:type="spellStart"/>
+      <w:r>
+        <w:rPr>
+          <w:lang w:val="en-US"/>
+        </w:rPr>
+        <w:t>Soulstice</w:t>
+      </w:r>
+      <w:proofErr w:type="spellEnd"/>
+      <w:r>
+        <w:rPr>
+          <w:lang w:val="en-US"/>
+        </w:rPr>
+        <w:t>.</w:t>
+      </w:r>
+      <w:r>
+        <w:rPr>
+          <w:lang w:val="en-US"/>
+        </w:rPr>
+        <w:t xml:space="preserve"> Even though the metal can be different, they are still called </w:t>
+      </w:r>
+      <w:proofErr w:type="spellStart"/>
+      <w:r>
+        <w:rPr>
+          <w:lang w:val="en-US"/>
+        </w:rPr>
+        <w:t>Mishstice</w:t>
+      </w:r>
+      <w:proofErr w:type="spellEnd"/>
+      <w:r>
+        <w:rPr>
+          <w:lang w:val="en-US"/>
+        </w:rPr>
+        <w:t>.</w:t>
+      </w:r>
+    </w:p>
+    <w:p>
+      <w:pPr>
+        <w:rPr>
+          <w:lang w:val="en-US"/>
+        </w:rPr>
+      </w:pPr>
+      <w:r>
+        <w:rPr>
+          <w:lang w:val="en-US"/>
+        </w:rPr>
+        <w:lastRenderedPageBreak/>
+        <w:t>Can create and control Steel</w:t>
+      </w:r>
+      <w:r>
+        <w:rPr>
+          <w:lang w:val="en-US"/>
+        </w:rPr>
+        <w:t xml:space="preserve"> (or other metals when those killed the Stice)</w:t>
+      </w:r>
+      <w:r>
+        <w:rPr>
+          <w:lang w:val="en-US"/>
+        </w:rPr>
+        <w:t xml:space="preserve"> in different forms and strengths.</w:t>
       </w:r>
     </w:p>
     <w:p>
@@ -715,6 +1054,12 @@
         </w:rPr>
         <w:t>Special: Can maintain shapes of steel as armor or weapons with invested calories</w:t>
       </w:r>
+      <w:r>
+        <w:rPr>
+          <w:lang w:val="en-US"/>
+        </w:rPr>
+        <w:t xml:space="preserve"> and wield small forms of it without melody</w:t>
+      </w:r>
     </w:p>
     <w:p>
       <w:pPr>
@@ -737,19 +1082,587 @@
         </w:rPr>
       </w:pPr>
       <w:bookmarkStart w:id="3" w:name="_Hlk224936954"/>
+      <w:proofErr w:type="spellStart"/>
+      <w:r>
+        <w:rPr>
+          <w:lang w:val="en-US"/>
+        </w:rPr>
+        <w:t>Vaostice</w:t>
+      </w:r>
+      <w:proofErr w:type="spellEnd"/>
+      <w:r>
+        <w:rPr>
+          <w:lang w:val="en-US"/>
+        </w:rPr>
+        <w:t xml:space="preserve"> </w:t>
+      </w:r>
+      <w:bookmarkEnd w:id="3"/>
+      <w:r>
+        <w:rPr>
+          <w:lang w:val="en-US"/>
+        </w:rPr>
+        <w:t>|</w:t>
+      </w:r>
+      <w:r>
+        <w:rPr>
+          <w:lang w:val="en-US"/>
+        </w:rPr>
+        <w:t xml:space="preserve"> </w:t>
+      </w:r>
+      <w:proofErr w:type="spellStart"/>
+      <w:r>
+        <w:rPr>
+          <w:lang w:val="en-US"/>
+        </w:rPr>
+        <w:t>Animalmagic</w:t>
+      </w:r>
+      <w:proofErr w:type="spellEnd"/>
+      <w:r>
+        <w:rPr>
+          <w:lang w:val="en-US"/>
+        </w:rPr>
+        <w:t xml:space="preserve"> | </w:t>
+      </w:r>
+      <w:bookmarkStart w:id="4" w:name="_Hlk224936946"/>
+      <w:r>
+        <w:rPr>
+          <w:lang w:val="en-US"/>
+        </w:rPr>
+        <w:t>Creature Cantors</w:t>
+      </w:r>
+      <w:bookmarkEnd w:id="4"/>
+    </w:p>
+    <w:p>
+      <w:pPr>
+        <w:rPr>
+          <w:lang w:val="en-US"/>
+        </w:rPr>
+      </w:pPr>
+      <w:r>
+        <w:rPr>
+          <w:lang w:val="en-US"/>
+        </w:rPr>
+        <w:t xml:space="preserve">People that died through animal attacks can grant Feral </w:t>
+      </w:r>
+      <w:proofErr w:type="spellStart"/>
+      <w:r>
+        <w:rPr>
+          <w:lang w:val="en-US"/>
+        </w:rPr>
+        <w:t>Soulstice</w:t>
+      </w:r>
+      <w:proofErr w:type="spellEnd"/>
+    </w:p>
+    <w:p>
+      <w:pPr>
+        <w:rPr>
+          <w:lang w:val="en-US"/>
+        </w:rPr>
+      </w:pPr>
+      <w:r>
+        <w:rPr>
+          <w:lang w:val="en-US"/>
+        </w:rPr>
+        <w:t>Can turn into animals and communicate with animals.</w:t>
+      </w:r>
+    </w:p>
+    <w:p>
+      <w:pPr>
+        <w:rPr>
+          <w:lang w:val="en-US"/>
+        </w:rPr>
+      </w:pPr>
+      <w:r>
+        <w:rPr>
+          <w:lang w:val="en-US"/>
+        </w:rPr>
+        <w:t>Special: Can sense with their senses better and have increased bodily strength</w:t>
+      </w:r>
+    </w:p>
+    <w:p>
+      <w:pPr>
+        <w:rPr>
+          <w:lang w:val="en-US"/>
+        </w:rPr>
+      </w:pPr>
+      <w:r>
+        <w:rPr>
+          <w:lang w:val="en-US"/>
+        </w:rPr>
+        <w:t>Bond: Can heal others and mend their wounds</w:t>
+      </w:r>
+    </w:p>
+    <w:p>
+      <w:pPr>
+        <w:pStyle w:val="berschrift3"/>
+        <w:rPr>
+          <w:lang w:val="en-US"/>
+        </w:rPr>
+      </w:pPr>
+      <w:proofErr w:type="spellStart"/>
+      <w:r>
+        <w:rPr>
+          <w:lang w:val="en-US"/>
+        </w:rPr>
+        <w:t>Nelstice</w:t>
+      </w:r>
+      <w:proofErr w:type="spellEnd"/>
+      <w:r>
+        <w:rPr>
+          <w:lang w:val="en-US"/>
+        </w:rPr>
+        <w:t xml:space="preserve"> </w:t>
+      </w:r>
+      <w:r>
+        <w:rPr>
+          <w:lang w:val="en-US"/>
+        </w:rPr>
+        <w:t xml:space="preserve">| </w:t>
+      </w:r>
+      <w:proofErr w:type="spellStart"/>
+      <w:r>
+        <w:rPr>
+          <w:lang w:val="en-US"/>
+        </w:rPr>
+        <w:t>Plantmagic</w:t>
+      </w:r>
+      <w:proofErr w:type="spellEnd"/>
+      <w:r>
+        <w:rPr>
+          <w:lang w:val="en-US"/>
+        </w:rPr>
+        <w:t xml:space="preserve"> | </w:t>
+      </w:r>
+      <w:r>
+        <w:rPr>
+          <w:lang w:val="en-US"/>
+        </w:rPr>
+        <w:t>Tree Tenor</w:t>
+      </w:r>
+    </w:p>
+    <w:p>
+      <w:pPr>
+        <w:rPr>
+          <w:lang w:val="en-US"/>
+        </w:rPr>
+      </w:pPr>
+      <w:r>
+        <w:rPr>
+          <w:lang w:val="en-US"/>
+        </w:rPr>
+        <w:t>People that died through plants that they had eat, mostly.</w:t>
+      </w:r>
+    </w:p>
+    <w:p>
+      <w:pPr>
+        <w:rPr>
+          <w:lang w:val="en-US"/>
+        </w:rPr>
+      </w:pPr>
+      <w:r>
+        <w:rPr>
+          <w:lang w:val="en-US"/>
+        </w:rPr>
+        <w:t>Can quickly grow a variety of plants from their bodies or touched surfaces with enormous strength and flexibility.</w:t>
+      </w:r>
+    </w:p>
+    <w:p>
+      <w:pPr>
+        <w:rPr>
+          <w:lang w:val="en-US"/>
+        </w:rPr>
+      </w:pPr>
+      <w:r>
+        <w:rPr>
+          <w:lang w:val="en-US"/>
+        </w:rPr>
+        <w:t>Special: Can gain knowledge of happenings from plants</w:t>
+      </w:r>
+      <w:r>
+        <w:rPr>
+          <w:lang w:val="en-US"/>
+        </w:rPr>
+        <w:t xml:space="preserve"> and wield small forms of it without melody</w:t>
+      </w:r>
+    </w:p>
+    <w:p>
+      <w:pPr>
+        <w:rPr>
+          <w:lang w:val="en-US"/>
+        </w:rPr>
+      </w:pPr>
+      <w:r>
+        <w:rPr>
+          <w:lang w:val="en-US"/>
+        </w:rPr>
+        <w:t>Bond: Can let plants grow without Melodies</w:t>
+      </w:r>
+    </w:p>
+    <w:p>
+      <w:pPr>
+        <w:pStyle w:val="berschrift3"/>
+        <w:rPr>
+          <w:lang w:val="en-US"/>
+        </w:rPr>
+      </w:pPr>
+      <w:proofErr w:type="spellStart"/>
+      <w:r>
+        <w:rPr>
+          <w:lang w:val="en-US"/>
+        </w:rPr>
+        <w:t>Tshostice</w:t>
+      </w:r>
+      <w:proofErr w:type="spellEnd"/>
+      <w:r>
+        <w:rPr>
+          <w:lang w:val="en-US"/>
+        </w:rPr>
+        <w:t xml:space="preserve"> | </w:t>
+      </w:r>
+      <w:proofErr w:type="spellStart"/>
+      <w:r>
+        <w:rPr>
+          <w:lang w:val="en-US"/>
+        </w:rPr>
+        <w:t>Mindmagic</w:t>
+      </w:r>
+      <w:proofErr w:type="spellEnd"/>
+      <w:r>
+        <w:rPr>
+          <w:lang w:val="en-US"/>
+        </w:rPr>
+        <w:t xml:space="preserve"> | Mind M</w:t>
+      </w:r>
+      <w:r>
+        <w:rPr>
+          <w:lang w:val="en-US"/>
+        </w:rPr>
+        <w:t>instrels</w:t>
+      </w:r>
+    </w:p>
+    <w:p>
+      <w:pPr>
+        <w:rPr>
+          <w:lang w:val="en-US"/>
+        </w:rPr>
+      </w:pPr>
+      <w:r>
+        <w:rPr>
+          <w:lang w:val="en-US"/>
+        </w:rPr>
+        <w:t>People that died of mental disorders or suicide.</w:t>
+      </w:r>
+      <w:r>
+        <w:rPr>
+          <w:lang w:val="en-US"/>
+        </w:rPr>
+        <w:t xml:space="preserve"> Those </w:t>
+      </w:r>
+      <w:proofErr w:type="spellStart"/>
+      <w:r>
+        <w:rPr>
+          <w:lang w:val="en-US"/>
+        </w:rPr>
+        <w:t>Stices</w:t>
+      </w:r>
+      <w:proofErr w:type="spellEnd"/>
+      <w:r>
+        <w:rPr>
+          <w:lang w:val="en-US"/>
+        </w:rPr>
+        <w:t xml:space="preserve"> are the hardest to control as they still retain suicidal memories and </w:t>
+      </w:r>
+      <w:r>
+        <w:rPr>
+          <w:lang w:val="en-US"/>
+        </w:rPr>
+        <w:t>tendencies</w:t>
+      </w:r>
+      <w:r>
+        <w:rPr>
+          <w:lang w:val="en-US"/>
+        </w:rPr>
+        <w:t>.</w:t>
+      </w:r>
+    </w:p>
+    <w:p>
+      <w:pPr>
+        <w:rPr>
+          <w:lang w:val="en-US"/>
+        </w:rPr>
+      </w:pPr>
+      <w:r>
+        <w:rPr>
+          <w:lang w:val="en-US"/>
+        </w:rPr>
+        <w:t>Can control minds of humanoids from simple visions and lies to total mind</w:t>
+      </w:r>
+      <w:r>
+        <w:rPr>
+          <w:lang w:val="en-US"/>
+        </w:rPr>
+        <w:t xml:space="preserve"> </w:t>
+      </w:r>
+      <w:r>
+        <w:rPr>
+          <w:lang w:val="en-US"/>
+        </w:rPr>
+        <w:t>control.</w:t>
+      </w:r>
+    </w:p>
+    <w:p>
+      <w:pPr>
+        <w:rPr>
+          <w:lang w:val="en-US"/>
+        </w:rPr>
+      </w:pPr>
+      <w:r>
+        <w:rPr>
+          <w:lang w:val="en-US"/>
+        </w:rPr>
+        <w:t>Special: Can transmit thoughts into another person’s mind</w:t>
+      </w:r>
+    </w:p>
+    <w:p>
+      <w:pPr>
+        <w:rPr>
+          <w:lang w:val="en-US"/>
+        </w:rPr>
+      </w:pPr>
+      <w:r>
+        <w:rPr>
+          <w:lang w:val="en-US"/>
+        </w:rPr>
+        <w:t>Bond: Can imprint new memories into a person’s mind</w:t>
+      </w:r>
+    </w:p>
+    <w:p>
+      <w:pPr>
+        <w:pStyle w:val="berschrift3"/>
+        <w:rPr>
+          <w:lang w:val="en-US"/>
+        </w:rPr>
+      </w:pPr>
+      <w:bookmarkStart w:id="5" w:name="_Hlk224936964"/>
+      <w:proofErr w:type="spellStart"/>
+      <w:r>
+        <w:rPr>
+          <w:lang w:val="en-US"/>
+        </w:rPr>
+        <w:t>Aikstice</w:t>
+      </w:r>
+      <w:proofErr w:type="spellEnd"/>
+      <w:r>
+        <w:rPr>
+          <w:lang w:val="en-US"/>
+        </w:rPr>
+        <w:t xml:space="preserve"> </w:t>
+      </w:r>
+      <w:bookmarkEnd w:id="5"/>
+      <w:r>
+        <w:rPr>
+          <w:lang w:val="en-US"/>
+        </w:rPr>
+        <w:t xml:space="preserve">| </w:t>
+      </w:r>
+      <w:proofErr w:type="spellStart"/>
+      <w:r>
+        <w:rPr>
+          <w:lang w:val="en-US"/>
+        </w:rPr>
+        <w:t>Self</w:t>
+      </w:r>
+      <w:r>
+        <w:rPr>
+          <w:lang w:val="en-US"/>
+        </w:rPr>
+        <w:t>magic</w:t>
+      </w:r>
+      <w:proofErr w:type="spellEnd"/>
+      <w:r>
+        <w:rPr>
+          <w:lang w:val="en-US"/>
+        </w:rPr>
+        <w:t xml:space="preserve"> | </w:t>
+      </w:r>
+      <w:r>
+        <w:rPr>
+          <w:lang w:val="en-US"/>
+        </w:rPr>
+        <w:t>Body Busker</w:t>
+      </w:r>
+      <w:r>
+        <w:rPr>
+          <w:lang w:val="en-US"/>
+        </w:rPr>
+        <w:t>s</w:t>
+      </w:r>
+    </w:p>
+    <w:p>
+      <w:pPr>
+        <w:rPr>
+          <w:lang w:val="en-US"/>
+        </w:rPr>
+      </w:pPr>
+      <w:r>
+        <w:rPr>
+          <w:lang w:val="en-US"/>
+        </w:rPr>
+        <w:t xml:space="preserve">People that died of old age or illnesses of their body, like heart attacks, can grant Self </w:t>
+      </w:r>
+      <w:proofErr w:type="spellStart"/>
+      <w:r>
+        <w:rPr>
+          <w:lang w:val="en-US"/>
+        </w:rPr>
+        <w:t>Soulstice</w:t>
+      </w:r>
+      <w:proofErr w:type="spellEnd"/>
+    </w:p>
+    <w:p>
+      <w:pPr>
+        <w:rPr>
+          <w:lang w:val="en-US"/>
+        </w:rPr>
+      </w:pPr>
+      <w:r>
+        <w:rPr>
+          <w:lang w:val="en-US"/>
+        </w:rPr>
+        <w:t>Can control their own body, be it super speed, hearing,</w:t>
+      </w:r>
+      <w:r>
+        <w:rPr>
+          <w:lang w:val="en-US"/>
+        </w:rPr>
+        <w:t xml:space="preserve"> strength, growth.</w:t>
+      </w:r>
+    </w:p>
+    <w:p>
+      <w:pPr>
+        <w:rPr>
+          <w:lang w:val="en-US"/>
+        </w:rPr>
+      </w:pPr>
+      <w:r>
+        <w:rPr>
+          <w:lang w:val="en-US"/>
+        </w:rPr>
+        <w:t>Special: Can sense with their senses better and have increased reflexes</w:t>
+      </w:r>
+    </w:p>
+    <w:p>
+      <w:pPr>
+        <w:rPr>
+          <w:lang w:val="en-US"/>
+        </w:rPr>
+      </w:pPr>
+      <w:r>
+        <w:rPr>
+          <w:lang w:val="en-US"/>
+        </w:rPr>
+        <w:t>Bond: Can heal themselves greatly</w:t>
+      </w:r>
+    </w:p>
+    <w:p>
+      <w:pPr>
+        <w:rPr>
+          <w:lang w:val="en-US"/>
+        </w:rPr>
+      </w:pPr>
+      <w:r>
+        <w:rPr>
+          <w:lang w:val="en-US"/>
+        </w:rPr>
+        <w:t>Ascended: Can regenerate their body</w:t>
+      </w:r>
+    </w:p>
+    <w:p>
+      <w:pPr>
+        <w:pStyle w:val="berschrift3"/>
+        <w:rPr>
+          <w:lang w:val="en-US"/>
+        </w:rPr>
+      </w:pPr>
+      <w:proofErr w:type="spellStart"/>
       <w:r>
         <w:rPr>
           <w:lang w:val="en-US"/>
         </w:rPr>
         <w:lastRenderedPageBreak/>
-        <w:t xml:space="preserve">Vaostice </w:t>
-      </w:r>
-      <w:bookmarkEnd w:id="3"/>
-      <w:r>
-        <w:rPr>
-          <w:lang w:val="en-US"/>
-        </w:rPr>
-        <w:t>|</w:t>
+        <w:t>Shistice</w:t>
+      </w:r>
+      <w:proofErr w:type="spellEnd"/>
+      <w:r>
+        <w:rPr>
+          <w:lang w:val="en-US"/>
+        </w:rPr>
+        <w:t xml:space="preserve"> | </w:t>
+      </w:r>
+      <w:proofErr w:type="spellStart"/>
+      <w:r>
+        <w:rPr>
+          <w:lang w:val="en-US"/>
+        </w:rPr>
+        <w:t>Loss</w:t>
+      </w:r>
+      <w:r>
+        <w:rPr>
+          <w:lang w:val="en-US"/>
+        </w:rPr>
+        <w:t>magic</w:t>
+      </w:r>
+      <w:proofErr w:type="spellEnd"/>
+      <w:r>
+        <w:rPr>
+          <w:lang w:val="en-US"/>
+        </w:rPr>
+        <w:t xml:space="preserve"> | Death Dancers</w:t>
+      </w:r>
+    </w:p>
+    <w:p>
+      <w:pPr>
+        <w:rPr>
+          <w:lang w:val="en-US"/>
+        </w:rPr>
+      </w:pPr>
+      <w:r>
+        <w:rPr>
+          <w:lang w:val="en-US"/>
+        </w:rPr>
+        <w:t xml:space="preserve">People that have </w:t>
+      </w:r>
+      <w:r>
+        <w:rPr>
+          <w:lang w:val="en-US"/>
+        </w:rPr>
+        <w:t xml:space="preserve">died through </w:t>
+      </w:r>
+      <w:r>
+        <w:rPr>
+          <w:lang w:val="en-US"/>
+        </w:rPr>
+        <w:t>the dead</w:t>
+      </w:r>
+      <w:r>
+        <w:rPr>
+          <w:lang w:val="en-US"/>
+        </w:rPr>
+        <w:t xml:space="preserve"> can cast Loss </w:t>
+      </w:r>
+      <w:proofErr w:type="spellStart"/>
+      <w:r>
+        <w:rPr>
+          <w:lang w:val="en-US"/>
+        </w:rPr>
+        <w:t>Soulstice</w:t>
+      </w:r>
+      <w:proofErr w:type="spellEnd"/>
+      <w:r>
+        <w:rPr>
+          <w:lang w:val="en-US"/>
+        </w:rPr>
+        <w:t>.</w:t>
       </w:r>
       <w:r>
         <w:rPr>
@@ -761,73 +1674,213 @@
         <w:rPr>
           <w:lang w:val="en-US"/>
         </w:rPr>
-        <w:t>Animalmagic</w:t>
-      </w:r>
+        <w:t xml:space="preserve">No one knows when it </w:t>
+      </w:r>
+      <w:r>
+        <w:rPr>
+          <w:lang w:val="en-US"/>
+        </w:rPr>
+        <w:t>started</w:t>
+      </w:r>
+      <w:r>
+        <w:rPr>
+          <w:lang w:val="en-US"/>
+        </w:rPr>
+        <w:t>.</w:t>
+      </w:r>
+    </w:p>
+    <w:p>
+      <w:pPr>
+        <w:rPr>
+          <w:lang w:val="en-US"/>
+        </w:rPr>
+      </w:pPr>
+      <w:r>
+        <w:rPr>
+          <w:lang w:val="en-US"/>
+        </w:rPr>
+        <w:t xml:space="preserve">Can control </w:t>
+      </w:r>
+      <w:r>
+        <w:rPr>
+          <w:lang w:val="en-US"/>
+        </w:rPr>
+        <w:t>the dead</w:t>
+      </w:r>
+      <w:r>
+        <w:rPr>
+          <w:lang w:val="en-US"/>
+        </w:rPr>
+        <w:t xml:space="preserve">, rise corpses </w:t>
+      </w:r>
+      <w:r>
+        <w:rPr>
+          <w:lang w:val="en-US"/>
+        </w:rPr>
+        <w:t>o</w:t>
+      </w:r>
+      <w:r>
+        <w:rPr>
+          <w:lang w:val="en-US"/>
+        </w:rPr>
+        <w:t>f humanoids and animals, and can command death itself.</w:t>
+      </w:r>
+    </w:p>
+    <w:p>
+      <w:pPr>
+        <w:rPr>
+          <w:lang w:val="en-US"/>
+        </w:rPr>
+      </w:pPr>
+      <w:r>
+        <w:rPr>
+          <w:lang w:val="en-US"/>
+        </w:rPr>
+        <w:t>Special: Can halt the process of decomposition by touch</w:t>
+      </w:r>
+    </w:p>
+    <w:p>
+      <w:pPr>
+        <w:rPr>
+          <w:lang w:val="en-US"/>
+        </w:rPr>
+      </w:pPr>
+      <w:r>
+        <w:rPr>
+          <w:lang w:val="en-US"/>
+        </w:rPr>
+        <w:t>Bond: Can take memories from the dead</w:t>
+      </w:r>
+    </w:p>
+    <w:p>
+      <w:pPr>
+        <w:rPr>
+          <w:lang w:val="en-US"/>
+        </w:rPr>
+      </w:pPr>
+      <w:r>
+        <w:rPr>
+          <w:lang w:val="en-US"/>
+        </w:rPr>
+        <w:t>Ascended: Can revive dead persons and animals</w:t>
+      </w:r>
+    </w:p>
+    <w:p>
+      <w:pPr>
+        <w:pStyle w:val="berschrift3"/>
+        <w:rPr>
+          <w:lang w:val="en-US"/>
+        </w:rPr>
+      </w:pPr>
+      <w:proofErr w:type="spellStart"/>
+      <w:r>
+        <w:rPr>
+          <w:lang w:val="en-US"/>
+        </w:rPr>
+        <w:t>Shaikstice</w:t>
+      </w:r>
+      <w:proofErr w:type="spellEnd"/>
       <w:r>
         <w:rPr>
           <w:lang w:val="en-US"/>
         </w:rPr>
         <w:t xml:space="preserve"> | </w:t>
       </w:r>
-      <w:bookmarkStart w:id="4" w:name="_Hlk224936946"/>
-      <w:r>
-        <w:rPr>
-          <w:lang w:val="en-US"/>
-        </w:rPr>
-        <w:t>Creature Cantors</w:t>
-      </w:r>
-      <w:bookmarkEnd w:id="4"/>
-    </w:p>
-    <w:p>
-      <w:pPr>
-        <w:rPr>
-          <w:lang w:val="en-US"/>
-        </w:rPr>
-      </w:pPr>
-      <w:r>
-        <w:rPr>
-          <w:lang w:val="en-US"/>
-        </w:rPr>
-        <w:t>People that died through animal attacks can grant Feral Soulstice</w:t>
-      </w:r>
-    </w:p>
-    <w:p>
-      <w:pPr>
-        <w:rPr>
-          <w:lang w:val="en-US"/>
-        </w:rPr>
-      </w:pPr>
-      <w:r>
-        <w:rPr>
-          <w:lang w:val="en-US"/>
-        </w:rPr>
-        <w:t>Can turn into animals and communicate with animals.</w:t>
-      </w:r>
-    </w:p>
-    <w:p>
-      <w:pPr>
-        <w:rPr>
-          <w:lang w:val="en-US"/>
-        </w:rPr>
-      </w:pPr>
-      <w:r>
-        <w:rPr>
-          <w:lang w:val="en-US"/>
-        </w:rPr>
-        <w:t>Special: Can sense with their senses better and have increased bodily strength</w:t>
-      </w:r>
-    </w:p>
-    <w:p>
-      <w:pPr>
-        <w:rPr>
-          <w:lang w:val="en-US"/>
-        </w:rPr>
-      </w:pPr>
-      <w:r>
-        <w:rPr>
-          <w:lang w:val="en-US"/>
-        </w:rPr>
-        <w:t>Bond: Can heal others and mend their wounds</w:t>
+      <w:proofErr w:type="spellStart"/>
+      <w:r>
+        <w:rPr>
+          <w:lang w:val="en-US"/>
+        </w:rPr>
+        <w:t>Diseas</w:t>
+      </w:r>
+      <w:r>
+        <w:rPr>
+          <w:lang w:val="en-US"/>
+        </w:rPr>
+        <w:t>e</w:t>
+      </w:r>
+      <w:r>
+        <w:rPr>
+          <w:lang w:val="en-US"/>
+        </w:rPr>
+        <w:t>magic</w:t>
+      </w:r>
+      <w:proofErr w:type="spellEnd"/>
+      <w:r>
+        <w:rPr>
+          <w:lang w:val="en-US"/>
+        </w:rPr>
+        <w:t xml:space="preserve"> | Plague Psalmer</w:t>
+      </w:r>
+    </w:p>
+    <w:p>
+      <w:pPr>
+        <w:rPr>
+          <w:lang w:val="en-US"/>
+        </w:rPr>
+      </w:pPr>
+      <w:r>
+        <w:rPr>
+          <w:lang w:val="en-US"/>
+        </w:rPr>
+        <w:t>People that have died through sickness of virus or bacterial infections.</w:t>
+      </w:r>
+    </w:p>
+    <w:p>
+      <w:pPr>
+        <w:rPr>
+          <w:lang w:val="en-US"/>
+        </w:rPr>
+      </w:pPr>
+      <w:r>
+        <w:rPr>
+          <w:lang w:val="en-US"/>
+        </w:rPr>
+        <w:t xml:space="preserve">Can cast out </w:t>
+      </w:r>
+      <w:r>
+        <w:rPr>
+          <w:lang w:val="en-US"/>
+        </w:rPr>
+        <w:t>infectious clouds, can create liquids that decay the body in minutes.</w:t>
+      </w:r>
+    </w:p>
+    <w:p>
+      <w:pPr>
+        <w:rPr>
+          <w:lang w:val="en-US"/>
+        </w:rPr>
+      </w:pPr>
+      <w:r>
+        <w:rPr>
+          <w:lang w:val="en-US"/>
+        </w:rPr>
+        <w:t>Special: Can cure own diseases and sickness</w:t>
+      </w:r>
+    </w:p>
+    <w:p>
+      <w:pPr>
+        <w:rPr>
+          <w:lang w:val="en-US"/>
+        </w:rPr>
+      </w:pPr>
+      <w:r>
+        <w:rPr>
+          <w:lang w:val="en-US"/>
+        </w:rPr>
+        <w:t>Bond: Can control</w:t>
+      </w:r>
+      <w:r>
+        <w:rPr>
+          <w:lang w:val="en-US"/>
+        </w:rPr>
+        <w:t xml:space="preserve"> existing</w:t>
+      </w:r>
+      <w:r>
+        <w:rPr>
+          <w:lang w:val="en-US"/>
+        </w:rPr>
+        <w:t xml:space="preserve"> sickness in the area by thought without melodies</w:t>
       </w:r>
     </w:p>
     <w:p>
@@ -841,588 +1894,27 @@
         <w:rPr>
           <w:lang w:val="en-US"/>
         </w:rPr>
-        <w:t xml:space="preserve">Nelstice </w:t>
-      </w:r>
-      <w:r>
-        <w:rPr>
-          <w:lang w:val="en-US"/>
-        </w:rPr>
-        <w:t xml:space="preserve">| Plantmagic | </w:t>
-      </w:r>
-      <w:r>
-        <w:rPr>
-          <w:lang w:val="en-US"/>
-        </w:rPr>
-        <w:t>Tree Tenor</w:t>
-      </w:r>
-    </w:p>
-    <w:p>
-      <w:pPr>
-        <w:rPr>
-          <w:lang w:val="en-US"/>
-        </w:rPr>
-      </w:pPr>
-      <w:r>
-        <w:rPr>
-          <w:lang w:val="en-US"/>
-        </w:rPr>
-        <w:t>People that died through plants that they had eat, mostly.</w:t>
-      </w:r>
-    </w:p>
-    <w:p>
-      <w:pPr>
-        <w:rPr>
-          <w:lang w:val="en-US"/>
-        </w:rPr>
-      </w:pPr>
-      <w:r>
-        <w:rPr>
-          <w:lang w:val="en-US"/>
-        </w:rPr>
-        <w:t>Can quickly grow a variety of plants from their bodies or touched surfaces with enormous strength and flexibility.</w:t>
-      </w:r>
-    </w:p>
-    <w:p>
-      <w:pPr>
-        <w:rPr>
-          <w:lang w:val="en-US"/>
-        </w:rPr>
-      </w:pPr>
-      <w:r>
-        <w:rPr>
-          <w:lang w:val="en-US"/>
-        </w:rPr>
-        <w:t>Special: Can gain knowledge of happenings from plants</w:t>
-      </w:r>
-    </w:p>
-    <w:p>
-      <w:pPr>
-        <w:rPr>
-          <w:lang w:val="en-US"/>
-        </w:rPr>
-      </w:pPr>
-      <w:r>
-        <w:rPr>
-          <w:lang w:val="en-US"/>
-        </w:rPr>
-        <w:t>Bond: Can let plants grow without Melodies</w:t>
-      </w:r>
-    </w:p>
-    <w:p>
-      <w:pPr>
-        <w:pStyle w:val="berschrift3"/>
-        <w:rPr>
-          <w:lang w:val="en-US"/>
-        </w:rPr>
-      </w:pPr>
-      <w:r>
-        <w:rPr>
-          <w:lang w:val="en-US"/>
-        </w:rPr>
-        <w:t xml:space="preserve">Tshostice | </w:t>
-      </w:r>
-      <w:r>
-        <w:rPr>
-          <w:lang w:val="en-US"/>
-        </w:rPr>
-        <w:t>Mindmagic</w:t>
-      </w:r>
-      <w:r>
-        <w:rPr>
-          <w:lang w:val="en-US"/>
-        </w:rPr>
-        <w:t xml:space="preserve"> | Mind M</w:t>
-      </w:r>
-      <w:r>
-        <w:rPr>
-          <w:lang w:val="en-US"/>
-        </w:rPr>
-        <w:t>instrels</w:t>
-      </w:r>
-    </w:p>
-    <w:p>
-      <w:pPr>
-        <w:rPr>
-          <w:lang w:val="en-US"/>
-        </w:rPr>
-      </w:pPr>
-      <w:r>
-        <w:rPr>
-          <w:lang w:val="en-US"/>
-        </w:rPr>
-        <w:t>People that died of mental disorders or suicide.</w:t>
-      </w:r>
-      <w:r>
-        <w:rPr>
-          <w:lang w:val="en-US"/>
-        </w:rPr>
-        <w:t xml:space="preserve"> Those Stices are the hardest to control as they still retain suicidal memories and </w:t>
-      </w:r>
-      <w:r>
-        <w:rPr>
-          <w:lang w:val="en-US"/>
-        </w:rPr>
-        <w:t>tendencies</w:t>
-      </w:r>
-      <w:r>
-        <w:rPr>
-          <w:lang w:val="en-US"/>
-        </w:rPr>
-        <w:t>.</w:t>
-      </w:r>
-    </w:p>
-    <w:p>
-      <w:pPr>
-        <w:rPr>
-          <w:lang w:val="en-US"/>
-        </w:rPr>
-      </w:pPr>
-      <w:r>
-        <w:rPr>
-          <w:lang w:val="en-US"/>
-        </w:rPr>
-        <w:t>Can control minds of humanoids from simple visions and lies to total mind</w:t>
-      </w:r>
-      <w:r>
-        <w:rPr>
-          <w:lang w:val="en-US"/>
-        </w:rPr>
-        <w:t xml:space="preserve"> </w:t>
-      </w:r>
-      <w:r>
-        <w:rPr>
-          <w:lang w:val="en-US"/>
-        </w:rPr>
-        <w:t>control.</w:t>
-      </w:r>
-    </w:p>
-    <w:p>
-      <w:pPr>
-        <w:rPr>
-          <w:lang w:val="en-US"/>
-        </w:rPr>
-      </w:pPr>
-      <w:r>
-        <w:rPr>
-          <w:lang w:val="en-US"/>
-        </w:rPr>
-        <w:t>Special: Can transmit thoughts into another person’s mind</w:t>
-      </w:r>
-    </w:p>
-    <w:p>
-      <w:pPr>
-        <w:rPr>
-          <w:lang w:val="en-US"/>
-        </w:rPr>
-      </w:pPr>
-      <w:r>
-        <w:rPr>
-          <w:lang w:val="en-US"/>
-        </w:rPr>
-        <w:t>Bond: Can imprint new memories into a person’s mind</w:t>
-      </w:r>
-    </w:p>
-    <w:p>
-      <w:pPr>
-        <w:pStyle w:val="berschrift3"/>
-        <w:rPr>
-          <w:lang w:val="en-US"/>
-        </w:rPr>
-      </w:pPr>
-      <w:bookmarkStart w:id="5" w:name="_Hlk224936964"/>
-      <w:r>
-        <w:rPr>
-          <w:lang w:val="en-US"/>
-        </w:rPr>
-        <w:t xml:space="preserve">Aikstice </w:t>
-      </w:r>
-      <w:bookmarkEnd w:id="5"/>
+        <w:t xml:space="preserve">? </w:t>
+      </w:r>
       <w:r>
         <w:rPr>
           <w:lang w:val="en-US"/>
         </w:rPr>
         <w:t xml:space="preserve">| </w:t>
       </w:r>
-      <w:r>
-        <w:rPr>
-          <w:lang w:val="en-US"/>
-        </w:rPr>
-        <w:t>Self</w:t>
-      </w:r>
-      <w:r>
-        <w:rPr>
-          <w:lang w:val="en-US"/>
-        </w:rPr>
-        <w:t>magic</w:t>
-      </w:r>
-      <w:r>
-        <w:rPr>
-          <w:lang w:val="en-US"/>
-        </w:rPr>
-        <w:t xml:space="preserve"> | </w:t>
-      </w:r>
-      <w:r>
-        <w:rPr>
-          <w:lang w:val="en-US"/>
-        </w:rPr>
-        <w:t>Body Busker</w:t>
-      </w:r>
-      <w:r>
-        <w:rPr>
-          <w:lang w:val="en-US"/>
-        </w:rPr>
-        <w:t>s</w:t>
-      </w:r>
-    </w:p>
-    <w:p>
-      <w:pPr>
-        <w:rPr>
-          <w:lang w:val="en-US"/>
-        </w:rPr>
-      </w:pPr>
-      <w:r>
-        <w:rPr>
-          <w:lang w:val="en-US"/>
-        </w:rPr>
-        <w:t>People that died of old age or illnesses of their body, like heart attacks, can grant Self Soulstice</w:t>
-      </w:r>
-    </w:p>
-    <w:p>
-      <w:pPr>
-        <w:rPr>
-          <w:lang w:val="en-US"/>
-        </w:rPr>
-      </w:pPr>
-      <w:r>
-        <w:rPr>
-          <w:lang w:val="en-US"/>
-        </w:rPr>
-        <w:t>Can control their own body, be it super speed, hearing,</w:t>
-      </w:r>
-      <w:r>
-        <w:rPr>
-          <w:lang w:val="en-US"/>
-        </w:rPr>
-        <w:t xml:space="preserve"> strength, growth.</w:t>
-      </w:r>
-    </w:p>
-    <w:p>
-      <w:pPr>
-        <w:rPr>
-          <w:lang w:val="en-US"/>
-        </w:rPr>
-      </w:pPr>
-      <w:r>
-        <w:rPr>
-          <w:lang w:val="en-US"/>
-        </w:rPr>
-        <w:t>Special: Can sense with their senses better and have increased reflexes</w:t>
-      </w:r>
-    </w:p>
-    <w:p>
-      <w:pPr>
-        <w:rPr>
-          <w:lang w:val="en-US"/>
-        </w:rPr>
-      </w:pPr>
-      <w:r>
-        <w:rPr>
-          <w:lang w:val="en-US"/>
-        </w:rPr>
-        <w:t>Bond: Can heal themselves greatly</w:t>
-      </w:r>
-    </w:p>
-    <w:p>
-      <w:pPr>
-        <w:rPr>
-          <w:lang w:val="en-US"/>
-        </w:rPr>
-      </w:pPr>
-      <w:r>
-        <w:rPr>
-          <w:lang w:val="en-US"/>
-        </w:rPr>
-        <w:t>Ascended: Can regenerate their body</w:t>
-      </w:r>
-    </w:p>
-    <w:p>
-      <w:pPr>
-        <w:pStyle w:val="berschrift3"/>
-        <w:rPr>
-          <w:lang w:val="en-US"/>
-        </w:rPr>
-      </w:pPr>
-      <w:r>
-        <w:rPr>
-          <w:lang w:val="en-US"/>
-        </w:rPr>
-        <w:t xml:space="preserve">Shistice | </w:t>
-      </w:r>
-      <w:r>
-        <w:rPr>
-          <w:lang w:val="en-US"/>
-        </w:rPr>
-        <w:t>Loss</w:t>
-      </w:r>
-      <w:r>
-        <w:rPr>
-          <w:lang w:val="en-US"/>
-        </w:rPr>
-        <w:t>magic</w:t>
-      </w:r>
-      <w:r>
-        <w:rPr>
-          <w:lang w:val="en-US"/>
-        </w:rPr>
-        <w:t xml:space="preserve"> | Death Dancers</w:t>
-      </w:r>
-    </w:p>
-    <w:p>
-      <w:pPr>
-        <w:rPr>
-          <w:lang w:val="en-US"/>
-        </w:rPr>
-      </w:pPr>
-      <w:r>
-        <w:rPr>
-          <w:lang w:val="en-US"/>
-        </w:rPr>
-        <w:t xml:space="preserve">People that have </w:t>
-      </w:r>
-      <w:r>
-        <w:rPr>
-          <w:lang w:val="en-US"/>
-        </w:rPr>
-        <w:t xml:space="preserve">died through </w:t>
-      </w:r>
-      <w:r>
-        <w:rPr>
-          <w:lang w:val="en-US"/>
-        </w:rPr>
-        <w:t>the dead</w:t>
-      </w:r>
-      <w:r>
-        <w:rPr>
-          <w:lang w:val="en-US"/>
-        </w:rPr>
-        <w:t xml:space="preserve"> can cast Loss Soulstice.</w:t>
-      </w:r>
-      <w:r>
-        <w:rPr>
-          <w:lang w:val="en-US"/>
-        </w:rPr>
-        <w:t xml:space="preserve"> </w:t>
-      </w:r>
-      <w:r>
-        <w:rPr>
-          <w:lang w:val="en-US"/>
-        </w:rPr>
-        <w:t xml:space="preserve">No one knows when it </w:t>
-      </w:r>
-      <w:r>
-        <w:rPr>
-          <w:lang w:val="en-US"/>
-        </w:rPr>
-        <w:t>started</w:t>
-      </w:r>
-      <w:r>
-        <w:rPr>
-          <w:lang w:val="en-US"/>
-        </w:rPr>
-        <w:t>.</w:t>
-      </w:r>
-    </w:p>
-    <w:p>
-      <w:pPr>
-        <w:rPr>
-          <w:lang w:val="en-US"/>
-        </w:rPr>
-      </w:pPr>
-      <w:r>
-        <w:rPr>
-          <w:lang w:val="en-US"/>
-        </w:rPr>
-        <w:t xml:space="preserve">Can control </w:t>
-      </w:r>
-      <w:r>
-        <w:rPr>
-          <w:lang w:val="en-US"/>
-        </w:rPr>
-        <w:t>the dead</w:t>
-      </w:r>
-      <w:r>
-        <w:rPr>
-          <w:lang w:val="en-US"/>
-        </w:rPr>
-        <w:t xml:space="preserve">, rise corpses </w:t>
-      </w:r>
-      <w:r>
-        <w:rPr>
-          <w:lang w:val="en-US"/>
-        </w:rPr>
-        <w:t>o</w:t>
-      </w:r>
-      <w:r>
-        <w:rPr>
-          <w:lang w:val="en-US"/>
-        </w:rPr>
-        <w:t>f humanoids and animals, and can command death itself.</w:t>
-      </w:r>
-    </w:p>
-    <w:p>
-      <w:pPr>
-        <w:rPr>
-          <w:lang w:val="en-US"/>
-        </w:rPr>
-      </w:pPr>
-      <w:r>
-        <w:rPr>
-          <w:lang w:val="en-US"/>
-        </w:rPr>
-        <w:t>Special: Can halt the process of decomposition by touch</w:t>
-      </w:r>
-    </w:p>
-    <w:p>
-      <w:pPr>
-        <w:rPr>
-          <w:lang w:val="en-US"/>
-        </w:rPr>
-      </w:pPr>
-      <w:r>
-        <w:rPr>
-          <w:lang w:val="en-US"/>
-        </w:rPr>
-        <w:t>Bond: Can take memories from the dead</w:t>
-      </w:r>
-    </w:p>
-    <w:p>
-      <w:pPr>
-        <w:rPr>
-          <w:lang w:val="en-US"/>
-        </w:rPr>
-      </w:pPr>
-      <w:r>
-        <w:rPr>
-          <w:lang w:val="en-US"/>
-        </w:rPr>
-        <w:lastRenderedPageBreak/>
-        <w:t>Ascended: Can revive dead persons and animals</w:t>
-      </w:r>
-    </w:p>
-    <w:p>
-      <w:pPr>
-        <w:pStyle w:val="berschrift3"/>
-        <w:rPr>
-          <w:lang w:val="en-US"/>
-        </w:rPr>
-      </w:pPr>
-      <w:r>
-        <w:rPr>
-          <w:lang w:val="en-US"/>
-        </w:rPr>
-        <w:t>Shaikstice | Diseas</w:t>
-      </w:r>
-      <w:r>
-        <w:rPr>
-          <w:lang w:val="en-US"/>
-        </w:rPr>
-        <w:t>e</w:t>
-      </w:r>
-      <w:r>
-        <w:rPr>
-          <w:lang w:val="en-US"/>
-        </w:rPr>
-        <w:t>magic | Plague Psalmer</w:t>
-      </w:r>
-    </w:p>
-    <w:p>
-      <w:pPr>
-        <w:rPr>
-          <w:lang w:val="en-US"/>
-        </w:rPr>
-      </w:pPr>
-      <w:r>
-        <w:rPr>
-          <w:lang w:val="en-US"/>
-        </w:rPr>
-        <w:t>People that have died through sickness of virus or bacterial infections.</w:t>
-      </w:r>
-    </w:p>
-    <w:p>
-      <w:pPr>
-        <w:rPr>
-          <w:lang w:val="en-US"/>
-        </w:rPr>
-      </w:pPr>
-      <w:r>
-        <w:rPr>
-          <w:lang w:val="en-US"/>
-        </w:rPr>
-        <w:t xml:space="preserve">Can cast out </w:t>
-      </w:r>
-      <w:r>
-        <w:rPr>
-          <w:lang w:val="en-US"/>
-        </w:rPr>
-        <w:t>infectious clouds, can create liquids that decay the body in minutes.</w:t>
-      </w:r>
-    </w:p>
-    <w:p>
-      <w:pPr>
-        <w:rPr>
-          <w:lang w:val="en-US"/>
-        </w:rPr>
-      </w:pPr>
-      <w:r>
-        <w:rPr>
-          <w:lang w:val="en-US"/>
-        </w:rPr>
-        <w:t>Special: Can cure own diseases and sickness</w:t>
-      </w:r>
-    </w:p>
-    <w:p>
-      <w:pPr>
-        <w:rPr>
-          <w:lang w:val="en-US"/>
-        </w:rPr>
-      </w:pPr>
-      <w:r>
-        <w:rPr>
-          <w:lang w:val="en-US"/>
-        </w:rPr>
-        <w:t>Bond: Can control</w:t>
-      </w:r>
-      <w:r>
-        <w:rPr>
-          <w:lang w:val="en-US"/>
-        </w:rPr>
-        <w:t xml:space="preserve"> existing</w:t>
-      </w:r>
-      <w:r>
-        <w:rPr>
-          <w:lang w:val="en-US"/>
-        </w:rPr>
-        <w:t xml:space="preserve"> sickness in the area by thought without melodies</w:t>
-      </w:r>
-    </w:p>
-    <w:p>
-      <w:pPr>
-        <w:pStyle w:val="berschrift3"/>
-        <w:rPr>
-          <w:lang w:val="en-US"/>
-        </w:rPr>
-      </w:pPr>
-      <w:r>
-        <w:rPr>
-          <w:lang w:val="en-US"/>
-        </w:rPr>
-        <w:t xml:space="preserve">? </w:t>
-      </w:r>
-      <w:r>
-        <w:rPr>
-          <w:lang w:val="en-US"/>
-        </w:rPr>
-        <w:t>| Musicmagic | ?</w:t>
+      <w:proofErr w:type="spellStart"/>
+      <w:r>
+        <w:rPr>
+          <w:lang w:val="en-US"/>
+        </w:rPr>
+        <w:t>Musicmagic</w:t>
+      </w:r>
+      <w:proofErr w:type="spellEnd"/>
+      <w:r>
+        <w:rPr>
+          <w:lang w:val="en-US"/>
+        </w:rPr>
+        <w:t xml:space="preserve"> | ?</w:t>
       </w:r>
     </w:p>
     <w:sectPr>

--- a/Buch Camille Chronicles/Rules of Soulmagic.docx
+++ b/Buch Camille Chronicles/Rules of Soulmagic.docx
@@ -95,7 +95,21 @@
         <w:rPr>
           <w:lang w:val="en-US"/>
         </w:rPr>
-        <w:t>Someone, human or Cindered, can have more than 1 Soul at a time. This only occurs when two people die</w:t>
+        <w:t xml:space="preserve">Someone, human or </w:t>
+      </w:r>
+      <w:proofErr w:type="gramStart"/>
+      <w:r>
+        <w:rPr>
+          <w:lang w:val="en-US"/>
+        </w:rPr>
+        <w:t>Cindered</w:t>
+      </w:r>
+      <w:proofErr w:type="gramEnd"/>
+      <w:r>
+        <w:rPr>
+          <w:lang w:val="en-US"/>
+        </w:rPr>
+        <w:t>, can have more than 1 Soul at a time. This only occurs when two people die</w:t>
       </w:r>
       <w:r>
         <w:rPr>
@@ -170,7 +184,21 @@
         <w:rPr>
           <w:lang w:val="en-US"/>
         </w:rPr>
-        <w:t xml:space="preserve"> The notes needed are always 8 in total, the speed of the Melod does not matter. So you can make them follow almost instantly.</w:t>
+        <w:t xml:space="preserve"> The notes needed are always 8 in total, the speed of the Melod does not matter. </w:t>
+      </w:r>
+      <w:proofErr w:type="gramStart"/>
+      <w:r>
+        <w:rPr>
+          <w:lang w:val="en-US"/>
+        </w:rPr>
+        <w:t>So</w:t>
+      </w:r>
+      <w:proofErr w:type="gramEnd"/>
+      <w:r>
+        <w:rPr>
+          <w:lang w:val="en-US"/>
+        </w:rPr>
+        <w:t xml:space="preserve"> you can make them follow almost instantly.</w:t>
       </w:r>
     </w:p>
     <w:p>
@@ -382,6 +410,13 @@
     </w:p>
     <w:p>
       <w:pPr>
+        <w:rPr>
+          <w:lang w:val="en-US"/>
+        </w:rPr>
+      </w:pPr>
+    </w:p>
+    <w:p>
+      <w:pPr>
         <w:pStyle w:val="berschrift2"/>
         <w:rPr>
           <w:lang w:val="en-US"/>
@@ -392,6 +427,366 @@
           <w:lang w:val="en-US"/>
         </w:rPr>
         <w:lastRenderedPageBreak/>
+        <w:t>Academy of Harmonist</w:t>
+      </w:r>
+    </w:p>
+    <w:p>
+      <w:pPr>
+        <w:pStyle w:val="berschrift3"/>
+        <w:rPr>
+          <w:lang w:val="en-US"/>
+        </w:rPr>
+      </w:pPr>
+      <w:r>
+        <w:rPr>
+          <w:lang w:val="en-US"/>
+        </w:rPr>
+        <w:t>Classes</w:t>
+      </w:r>
+    </w:p>
+    <w:p>
+      <w:pPr>
+        <w:pStyle w:val="berschrift4"/>
+        <w:rPr>
+          <w:lang w:val="en-US"/>
+        </w:rPr>
+      </w:pPr>
+      <w:r>
+        <w:rPr>
+          <w:lang w:val="en-US"/>
+        </w:rPr>
+        <w:t xml:space="preserve">General </w:t>
+      </w:r>
+      <w:proofErr w:type="spellStart"/>
+      <w:r>
+        <w:rPr>
+          <w:lang w:val="en-US"/>
+        </w:rPr>
+        <w:t>Soulstice</w:t>
+      </w:r>
+      <w:proofErr w:type="spellEnd"/>
+    </w:p>
+    <w:p>
+      <w:pPr>
+        <w:rPr>
+          <w:lang w:val="en-US"/>
+        </w:rPr>
+      </w:pPr>
+      <w:r>
+        <w:rPr>
+          <w:lang w:val="en-US"/>
+        </w:rPr>
+        <w:t xml:space="preserve">Teaches basics of </w:t>
+      </w:r>
+      <w:proofErr w:type="spellStart"/>
+      <w:r>
+        <w:rPr>
+          <w:lang w:val="en-US"/>
+        </w:rPr>
+        <w:t>Soulstice</w:t>
+      </w:r>
+      <w:proofErr w:type="spellEnd"/>
+      <w:r>
+        <w:rPr>
+          <w:lang w:val="en-US"/>
+        </w:rPr>
+        <w:t xml:space="preserve"> and types of it, as well as regulations around it.</w:t>
+      </w:r>
+    </w:p>
+    <w:p>
+      <w:pPr>
+        <w:pStyle w:val="berschrift4"/>
+        <w:rPr>
+          <w:lang w:val="en-US"/>
+        </w:rPr>
+      </w:pPr>
+      <w:r>
+        <w:rPr>
+          <w:lang w:val="en-US"/>
+        </w:rPr>
+        <w:t>Harmonic History</w:t>
+      </w:r>
+    </w:p>
+    <w:p>
+      <w:pPr>
+        <w:rPr>
+          <w:lang w:val="en-US"/>
+        </w:rPr>
+      </w:pPr>
+      <w:r>
+        <w:rPr>
+          <w:lang w:val="en-US"/>
+        </w:rPr>
+        <w:t xml:space="preserve">Uncovers </w:t>
+      </w:r>
+      <w:proofErr w:type="spellStart"/>
+      <w:r>
+        <w:rPr>
+          <w:lang w:val="en-US"/>
+        </w:rPr>
+        <w:t>Soulstice</w:t>
+      </w:r>
+      <w:proofErr w:type="spellEnd"/>
+      <w:r>
+        <w:rPr>
+          <w:lang w:val="en-US"/>
+        </w:rPr>
+        <w:t xml:space="preserve"> History since the Ceasing and tries to go even earlier beyond that. With no success.</w:t>
+      </w:r>
+    </w:p>
+    <w:p>
+      <w:pPr>
+        <w:pStyle w:val="berschrift4"/>
+        <w:rPr>
+          <w:lang w:val="en-US"/>
+        </w:rPr>
+      </w:pPr>
+      <w:r>
+        <w:rPr>
+          <w:lang w:val="en-US"/>
+        </w:rPr>
+        <w:t>Melodic Art</w:t>
+      </w:r>
+    </w:p>
+    <w:p>
+      <w:pPr>
+        <w:rPr>
+          <w:lang w:val="en-US"/>
+        </w:rPr>
+      </w:pPr>
+      <w:r>
+        <w:rPr>
+          <w:lang w:val="en-US"/>
+        </w:rPr>
+        <w:t>Teaches different methods to produce sounds for Melodies. First classes of this teach to whistle and hum multiple tones at ones, as basics for any Harmonist. Further teachings delve into instruments and devices to use, creating your own in the process. That’s how Camill came up with her Quickness release for her glaive.</w:t>
+      </w:r>
+    </w:p>
+    <w:p>
+      <w:pPr>
+        <w:pStyle w:val="berschrift4"/>
+        <w:rPr>
+          <w:lang w:val="en-US"/>
+        </w:rPr>
+      </w:pPr>
+      <w:r>
+        <w:rPr>
+          <w:lang w:val="en-US"/>
+        </w:rPr>
+        <w:t>New Melodic Research</w:t>
+      </w:r>
+    </w:p>
+    <w:p>
+      <w:pPr>
+        <w:rPr>
+          <w:lang w:val="en-US"/>
+        </w:rPr>
+      </w:pPr>
+      <w:r>
+        <w:rPr>
+          <w:lang w:val="en-US"/>
+        </w:rPr>
+        <w:t xml:space="preserve">Tries to uncover new Melodies, but mathematically there are </w:t>
+      </w:r>
+      <w:r>
+        <w:rPr>
+          <w:lang w:val="en-US"/>
+        </w:rPr>
+        <w:t xml:space="preserve">2,82 </w:t>
+      </w:r>
+      <w:r>
+        <w:rPr>
+          <w:lang w:val="en-US"/>
+        </w:rPr>
+        <w:t>trillion (8 tones x 3 octaves x 12 half tones) combinations with the chromatic system. Finding methods to get reactions from Harmonists with less than 8 tones is paramount. Thousands of years ago new Melodies had been discovered by accident as musicians played. Nowadays that just does not happen anymore.</w:t>
+      </w:r>
+    </w:p>
+    <w:p>
+      <w:pPr>
+        <w:pStyle w:val="berschrift4"/>
+        <w:rPr>
+          <w:lang w:val="en-US"/>
+        </w:rPr>
+      </w:pPr>
+      <w:r>
+        <w:rPr>
+          <w:lang w:val="en-US"/>
+        </w:rPr>
+        <w:t xml:space="preserve">Harmonist </w:t>
+      </w:r>
+      <w:r>
+        <w:rPr>
+          <w:lang w:val="en-US"/>
+        </w:rPr>
+        <w:t>A</w:t>
+      </w:r>
+      <w:r>
+        <w:rPr>
+          <w:lang w:val="en-US"/>
+        </w:rPr>
+        <w:t>thleticism</w:t>
+      </w:r>
+    </w:p>
+    <w:p>
+      <w:pPr>
+        <w:rPr>
+          <w:lang w:val="en-US"/>
+        </w:rPr>
+      </w:pPr>
+      <w:r>
+        <w:rPr>
+          <w:lang w:val="en-US"/>
+        </w:rPr>
+        <w:t>Teaches sports and martial techniques</w:t>
+      </w:r>
+      <w:r>
+        <w:rPr>
+          <w:lang w:val="en-US"/>
+        </w:rPr>
+        <w:t xml:space="preserve"> for body focused </w:t>
+      </w:r>
+      <w:proofErr w:type="spellStart"/>
+      <w:r>
+        <w:rPr>
+          <w:lang w:val="en-US"/>
+        </w:rPr>
+        <w:t>Soulstice</w:t>
+      </w:r>
+      <w:proofErr w:type="spellEnd"/>
+      <w:r>
+        <w:rPr>
+          <w:lang w:val="en-US"/>
+        </w:rPr>
+        <w:t>.</w:t>
+      </w:r>
+    </w:p>
+    <w:p>
+      <w:pPr>
+        <w:pStyle w:val="berschrift4"/>
+        <w:rPr>
+          <w:lang w:val="en-US"/>
+        </w:rPr>
+      </w:pPr>
+      <w:r>
+        <w:rPr>
+          <w:lang w:val="en-US"/>
+        </w:rPr>
+        <w:t xml:space="preserve">Harmonist </w:t>
+      </w:r>
+      <w:r>
+        <w:rPr>
+          <w:lang w:val="en-US"/>
+        </w:rPr>
+        <w:t>Arts and crafts</w:t>
+      </w:r>
+    </w:p>
+    <w:p>
+      <w:pPr>
+        <w:rPr>
+          <w:lang w:val="en-US"/>
+        </w:rPr>
+      </w:pPr>
+      <w:r>
+        <w:rPr>
+          <w:lang w:val="en-US"/>
+        </w:rPr>
+        <w:t xml:space="preserve">Teaches arts and crafts to generating </w:t>
+      </w:r>
+      <w:proofErr w:type="spellStart"/>
+      <w:r>
+        <w:rPr>
+          <w:lang w:val="en-US"/>
+        </w:rPr>
+        <w:t>Soulstice</w:t>
+      </w:r>
+      <w:proofErr w:type="spellEnd"/>
+      <w:r>
+        <w:rPr>
+          <w:lang w:val="en-US"/>
+        </w:rPr>
+        <w:t>.</w:t>
+      </w:r>
+    </w:p>
+    <w:p>
+      <w:pPr>
+        <w:pStyle w:val="berschrift4"/>
+        <w:rPr>
+          <w:lang w:val="en-US"/>
+        </w:rPr>
+      </w:pPr>
+      <w:r>
+        <w:rPr>
+          <w:lang w:val="en-US"/>
+        </w:rPr>
+        <w:t xml:space="preserve">One class for every form of </w:t>
+      </w:r>
+      <w:proofErr w:type="spellStart"/>
+      <w:r>
+        <w:rPr>
+          <w:lang w:val="en-US"/>
+        </w:rPr>
+        <w:t>Soulstice</w:t>
+      </w:r>
+      <w:proofErr w:type="spellEnd"/>
+      <w:r>
+        <w:rPr>
+          <w:lang w:val="en-US"/>
+        </w:rPr>
+        <w:t xml:space="preserve"> except </w:t>
+      </w:r>
+      <w:proofErr w:type="spellStart"/>
+      <w:r>
+        <w:rPr>
+          <w:lang w:val="en-US"/>
+        </w:rPr>
+        <w:t>Shistice</w:t>
+      </w:r>
+      <w:proofErr w:type="spellEnd"/>
+    </w:p>
+    <w:p>
+      <w:pPr>
+        <w:rPr>
+          <w:lang w:val="en-US"/>
+        </w:rPr>
+      </w:pPr>
+      <w:r>
+        <w:rPr>
+          <w:lang w:val="en-US"/>
+        </w:rPr>
+        <w:t xml:space="preserve">Focuses on the abilities of specific </w:t>
+      </w:r>
+      <w:proofErr w:type="spellStart"/>
+      <w:r>
+        <w:rPr>
+          <w:lang w:val="en-US"/>
+        </w:rPr>
+        <w:t>Soulstice</w:t>
+      </w:r>
+      <w:proofErr w:type="spellEnd"/>
+      <w:r>
+        <w:rPr>
+          <w:lang w:val="en-US"/>
+        </w:rPr>
+        <w:t xml:space="preserve"> with their own Professor.</w:t>
+      </w:r>
+    </w:p>
+    <w:p>
+      <w:pPr>
+        <w:rPr>
+          <w:lang w:val="en-US"/>
+        </w:rPr>
+      </w:pPr>
+    </w:p>
+    <w:p>
+      <w:pPr>
+        <w:pStyle w:val="berschrift2"/>
+        <w:rPr>
+          <w:lang w:val="en-US"/>
+        </w:rPr>
+      </w:pPr>
+      <w:r>
+        <w:rPr>
+          <w:lang w:val="en-US"/>
+        </w:rPr>
         <w:t xml:space="preserve">Types of </w:t>
       </w:r>
       <w:proofErr w:type="spellStart"/>
@@ -489,6 +884,12 @@
         </w:rPr>
         <w:t xml:space="preserve"> and wield small forms of it without melody</w:t>
       </w:r>
+      <w:r>
+        <w:rPr>
+          <w:lang w:val="en-US"/>
+        </w:rPr>
+        <w:t>. Can sense the element naturally.</w:t>
+      </w:r>
     </w:p>
     <w:p>
       <w:pPr>
@@ -515,6 +916,7 @@
         <w:rPr>
           <w:lang w:val="en-US"/>
         </w:rPr>
+        <w:lastRenderedPageBreak/>
         <w:t>Kerstice</w:t>
       </w:r>
       <w:proofErr w:type="spellEnd"/>
@@ -609,6 +1011,18 @@
         </w:rPr>
         <w:t xml:space="preserve"> and wield small forms of it without melody</w:t>
       </w:r>
+      <w:r>
+        <w:rPr>
+          <w:lang w:val="en-US"/>
+        </w:rPr>
+        <w:t xml:space="preserve">. </w:t>
+      </w:r>
+      <w:r>
+        <w:rPr>
+          <w:lang w:val="en-US"/>
+        </w:rPr>
+        <w:t>Can sense the element naturally.</w:t>
+      </w:r>
     </w:p>
     <w:p>
       <w:pPr>
@@ -731,6 +1145,18 @@
         </w:rPr>
         <w:t xml:space="preserve"> and wield small forms of it without melody</w:t>
       </w:r>
+      <w:r>
+        <w:rPr>
+          <w:lang w:val="en-US"/>
+        </w:rPr>
+        <w:t xml:space="preserve">. </w:t>
+      </w:r>
+      <w:r>
+        <w:rPr>
+          <w:lang w:val="en-US"/>
+        </w:rPr>
+        <w:t>Can sense the element naturally.</w:t>
+      </w:r>
     </w:p>
     <w:p>
       <w:pPr>
@@ -859,6 +1285,24 @@
         </w:rPr>
         <w:t xml:space="preserve"> and wield small forms of it without melody</w:t>
       </w:r>
+      <w:r>
+        <w:rPr>
+          <w:lang w:val="en-US"/>
+        </w:rPr>
+        <w:t>.</w:t>
+      </w:r>
+      <w:r>
+        <w:rPr>
+          <w:lang w:val="en-US"/>
+        </w:rPr>
+        <w:t xml:space="preserve"> </w:t>
+      </w:r>
+      <w:r>
+        <w:rPr>
+          <w:lang w:val="en-US"/>
+        </w:rPr>
+        <w:t>Can sense the element naturally.</w:t>
+      </w:r>
     </w:p>
     <w:p>
       <w:pPr>
@@ -920,8 +1364,16 @@
         <w:rPr>
           <w:lang w:val="en-US"/>
         </w:rPr>
-        <w:t xml:space="preserve"> | Steel Singers</w:t>
-      </w:r>
+        <w:t xml:space="preserve"> | </w:t>
+      </w:r>
+      <w:bookmarkStart w:id="3" w:name="_Hlk236427736"/>
+      <w:r>
+        <w:rPr>
+          <w:lang w:val="en-US"/>
+        </w:rPr>
+        <w:t>Steel Singers</w:t>
+      </w:r>
+      <w:bookmarkEnd w:id="3"/>
     </w:p>
     <w:p>
       <w:pPr>
@@ -1026,33 +1478,281 @@
         <w:rPr>
           <w:lang w:val="en-US"/>
         </w:rPr>
+        <w:t>Can create and control Steel</w:t>
+      </w:r>
+      <w:r>
+        <w:rPr>
+          <w:lang w:val="en-US"/>
+        </w:rPr>
+        <w:t xml:space="preserve"> (or other metals when those killed the Stice)</w:t>
+      </w:r>
+      <w:r>
+        <w:rPr>
+          <w:lang w:val="en-US"/>
+        </w:rPr>
+        <w:t xml:space="preserve"> in different forms and strengths.</w:t>
+      </w:r>
+    </w:p>
+    <w:p>
+      <w:pPr>
+        <w:rPr>
+          <w:lang w:val="en-US"/>
+        </w:rPr>
+      </w:pPr>
+      <w:r>
+        <w:rPr>
+          <w:lang w:val="en-US"/>
+        </w:rPr>
+        <w:t>Special: Can maintain shapes of steel as armor or weapons</w:t>
+      </w:r>
+      <w:r>
+        <w:rPr>
+          <w:lang w:val="en-US"/>
+        </w:rPr>
+        <w:t xml:space="preserve"> or tools</w:t>
+      </w:r>
+    </w:p>
+    <w:p>
+      <w:pPr>
+        <w:rPr>
+          <w:lang w:val="en-US"/>
+        </w:rPr>
+      </w:pPr>
+      <w:r>
+        <w:rPr>
+          <w:lang w:val="en-US"/>
+        </w:rPr>
+        <w:t>Bond: Can keep up the forming of steel indefinitely without thought</w:t>
+      </w:r>
+      <w:r>
+        <w:rPr>
+          <w:lang w:val="en-US"/>
+        </w:rPr>
+        <w:t xml:space="preserve"> and create unlimited things</w:t>
+      </w:r>
+    </w:p>
+    <w:p>
+      <w:pPr>
+        <w:pStyle w:val="berschrift3"/>
+        <w:rPr>
+          <w:lang w:val="en-US"/>
+        </w:rPr>
+      </w:pPr>
+      <w:bookmarkStart w:id="4" w:name="_Hlk224936954"/>
+      <w:proofErr w:type="spellStart"/>
+      <w:r>
+        <w:rPr>
+          <w:lang w:val="en-US"/>
+        </w:rPr>
+        <w:t>Vaostice</w:t>
+      </w:r>
+      <w:proofErr w:type="spellEnd"/>
+      <w:r>
+        <w:rPr>
+          <w:lang w:val="en-US"/>
+        </w:rPr>
+        <w:t xml:space="preserve"> </w:t>
+      </w:r>
+      <w:bookmarkEnd w:id="4"/>
+      <w:r>
+        <w:rPr>
+          <w:lang w:val="en-US"/>
+        </w:rPr>
+        <w:t>|</w:t>
+      </w:r>
+      <w:r>
+        <w:rPr>
+          <w:lang w:val="en-US"/>
+        </w:rPr>
+        <w:t xml:space="preserve"> </w:t>
+      </w:r>
+      <w:proofErr w:type="spellStart"/>
+      <w:r>
+        <w:rPr>
+          <w:lang w:val="en-US"/>
+        </w:rPr>
+        <w:t>Animalmagic</w:t>
+      </w:r>
+      <w:proofErr w:type="spellEnd"/>
+      <w:r>
+        <w:rPr>
+          <w:lang w:val="en-US"/>
+        </w:rPr>
+        <w:t xml:space="preserve"> | </w:t>
+      </w:r>
+      <w:bookmarkStart w:id="5" w:name="_Hlk224936946"/>
+      <w:r>
+        <w:rPr>
+          <w:lang w:val="en-US"/>
+        </w:rPr>
+        <w:t>Creature Cantors</w:t>
+      </w:r>
+      <w:bookmarkEnd w:id="5"/>
+    </w:p>
+    <w:p>
+      <w:pPr>
+        <w:rPr>
+          <w:lang w:val="en-US"/>
+        </w:rPr>
+      </w:pPr>
+      <w:r>
+        <w:rPr>
+          <w:lang w:val="en-US"/>
+        </w:rPr>
+        <w:t xml:space="preserve">People that died through animal attacks can grant Feral </w:t>
+      </w:r>
+      <w:proofErr w:type="spellStart"/>
+      <w:r>
+        <w:rPr>
+          <w:lang w:val="en-US"/>
+        </w:rPr>
+        <w:t>Soulstice</w:t>
+      </w:r>
+      <w:proofErr w:type="spellEnd"/>
+    </w:p>
+    <w:p>
+      <w:pPr>
+        <w:rPr>
+          <w:lang w:val="en-US"/>
+        </w:rPr>
+      </w:pPr>
+      <w:r>
+        <w:rPr>
+          <w:lang w:val="en-US"/>
+        </w:rPr>
+        <w:t>Can turn into animals and communicate with animals</w:t>
+      </w:r>
+      <w:r>
+        <w:rPr>
+          <w:lang w:val="en-US"/>
+        </w:rPr>
+        <w:t xml:space="preserve"> through their </w:t>
+      </w:r>
+      <w:r>
+        <w:rPr>
+          <w:lang w:val="en-US"/>
+        </w:rPr>
+        <w:t>minds</w:t>
+      </w:r>
+      <w:r>
+        <w:rPr>
+          <w:lang w:val="en-US"/>
+        </w:rPr>
+        <w:t>.</w:t>
+      </w:r>
+    </w:p>
+    <w:p>
+      <w:pPr>
+        <w:rPr>
+          <w:lang w:val="en-US"/>
+        </w:rPr>
+      </w:pPr>
+      <w:r>
+        <w:rPr>
+          <w:lang w:val="en-US"/>
+        </w:rPr>
         <w:lastRenderedPageBreak/>
-        <w:t>Can create and control Steel</w:t>
-      </w:r>
-      <w:r>
-        <w:rPr>
-          <w:lang w:val="en-US"/>
-        </w:rPr>
-        <w:t xml:space="preserve"> (or other metals when those killed the Stice)</w:t>
-      </w:r>
-      <w:r>
-        <w:rPr>
-          <w:lang w:val="en-US"/>
-        </w:rPr>
-        <w:t xml:space="preserve"> in different forms and strengths.</w:t>
-      </w:r>
-    </w:p>
-    <w:p>
-      <w:pPr>
-        <w:rPr>
-          <w:lang w:val="en-US"/>
-        </w:rPr>
-      </w:pPr>
-      <w:r>
-        <w:rPr>
-          <w:lang w:val="en-US"/>
-        </w:rPr>
-        <w:t>Special: Can maintain shapes of steel as armor or weapons with invested calories</w:t>
+        <w:t>Special: Can sense with their senses better and have increased bodily strength</w:t>
+      </w:r>
+    </w:p>
+    <w:p>
+      <w:pPr>
+        <w:rPr>
+          <w:lang w:val="en-US"/>
+        </w:rPr>
+      </w:pPr>
+      <w:r>
+        <w:rPr>
+          <w:lang w:val="en-US"/>
+        </w:rPr>
+        <w:t>Bond: Can heal others and mend their wounds</w:t>
+      </w:r>
+    </w:p>
+    <w:p>
+      <w:pPr>
+        <w:pStyle w:val="berschrift3"/>
+        <w:rPr>
+          <w:lang w:val="en-US"/>
+        </w:rPr>
+      </w:pPr>
+      <w:proofErr w:type="spellStart"/>
+      <w:r>
+        <w:rPr>
+          <w:lang w:val="en-US"/>
+        </w:rPr>
+        <w:t>Nelstice</w:t>
+      </w:r>
+      <w:proofErr w:type="spellEnd"/>
+      <w:r>
+        <w:rPr>
+          <w:lang w:val="en-US"/>
+        </w:rPr>
+        <w:t xml:space="preserve"> </w:t>
+      </w:r>
+      <w:r>
+        <w:rPr>
+          <w:lang w:val="en-US"/>
+        </w:rPr>
+        <w:t xml:space="preserve">| </w:t>
+      </w:r>
+      <w:proofErr w:type="spellStart"/>
+      <w:r>
+        <w:rPr>
+          <w:lang w:val="en-US"/>
+        </w:rPr>
+        <w:t>Plantmagic</w:t>
+      </w:r>
+      <w:proofErr w:type="spellEnd"/>
+      <w:r>
+        <w:rPr>
+          <w:lang w:val="en-US"/>
+        </w:rPr>
+        <w:t xml:space="preserve"> | </w:t>
+      </w:r>
+      <w:r>
+        <w:rPr>
+          <w:lang w:val="en-US"/>
+        </w:rPr>
+        <w:t>Tree Tenor</w:t>
+      </w:r>
+    </w:p>
+    <w:p>
+      <w:pPr>
+        <w:rPr>
+          <w:lang w:val="en-US"/>
+        </w:rPr>
+      </w:pPr>
+      <w:r>
+        <w:rPr>
+          <w:lang w:val="en-US"/>
+        </w:rPr>
+        <w:t>People that died through plants that they had eat, mostly.</w:t>
+      </w:r>
+    </w:p>
+    <w:p>
+      <w:pPr>
+        <w:rPr>
+          <w:lang w:val="en-US"/>
+        </w:rPr>
+      </w:pPr>
+      <w:r>
+        <w:rPr>
+          <w:lang w:val="en-US"/>
+        </w:rPr>
+        <w:t>Can quickly grow a variety of plants from their bodies or touched surfaces with enormous strength and flexibility.</w:t>
+      </w:r>
+    </w:p>
+    <w:p>
+      <w:pPr>
+        <w:rPr>
+          <w:lang w:val="en-US"/>
+        </w:rPr>
+      </w:pPr>
+      <w:r>
+        <w:rPr>
+          <w:lang w:val="en-US"/>
+        </w:rPr>
+        <w:t>Special: Can gain knowledge of happenings from plants</w:t>
       </w:r>
       <w:r>
         <w:rPr>
@@ -1071,7 +1771,7 @@
         <w:rPr>
           <w:lang w:val="en-US"/>
         </w:rPr>
-        <w:t>Bond: Can keep up the forming of steel indefinitely without much thought</w:t>
+        <w:t>Bond: Can let plants grow without Melodies</w:t>
       </w:r>
     </w:p>
     <w:p>
@@ -1081,40 +1781,178 @@
           <w:lang w:val="en-US"/>
         </w:rPr>
       </w:pPr>
-      <w:bookmarkStart w:id="3" w:name="_Hlk224936954"/>
-      <w:proofErr w:type="spellStart"/>
-      <w:r>
-        <w:rPr>
-          <w:lang w:val="en-US"/>
-        </w:rPr>
-        <w:t>Vaostice</w:t>
-      </w:r>
-      <w:proofErr w:type="spellEnd"/>
+      <w:proofErr w:type="spellStart"/>
+      <w:r>
+        <w:rPr>
+          <w:lang w:val="en-US"/>
+        </w:rPr>
+        <w:t>Tshostice</w:t>
+      </w:r>
+      <w:proofErr w:type="spellEnd"/>
+      <w:r>
+        <w:rPr>
+          <w:lang w:val="en-US"/>
+        </w:rPr>
+        <w:t xml:space="preserve"> | </w:t>
+      </w:r>
+      <w:proofErr w:type="spellStart"/>
+      <w:r>
+        <w:rPr>
+          <w:lang w:val="en-US"/>
+        </w:rPr>
+        <w:t>Mindmagic</w:t>
+      </w:r>
+      <w:proofErr w:type="spellEnd"/>
+      <w:r>
+        <w:rPr>
+          <w:lang w:val="en-US"/>
+        </w:rPr>
+        <w:t xml:space="preserve"> | Mind M</w:t>
+      </w:r>
+      <w:r>
+        <w:rPr>
+          <w:lang w:val="en-US"/>
+        </w:rPr>
+        <w:t>instrels</w:t>
+      </w:r>
+    </w:p>
+    <w:p>
+      <w:pPr>
+        <w:rPr>
+          <w:lang w:val="en-US"/>
+        </w:rPr>
+      </w:pPr>
+      <w:r>
+        <w:rPr>
+          <w:lang w:val="en-US"/>
+        </w:rPr>
+        <w:t>People that died of mental disorders or suicide.</w:t>
+      </w:r>
+      <w:r>
+        <w:rPr>
+          <w:lang w:val="en-US"/>
+        </w:rPr>
+        <w:t xml:space="preserve"> Those </w:t>
+      </w:r>
+      <w:proofErr w:type="spellStart"/>
+      <w:r>
+        <w:rPr>
+          <w:lang w:val="en-US"/>
+        </w:rPr>
+        <w:t>Stices</w:t>
+      </w:r>
+      <w:proofErr w:type="spellEnd"/>
+      <w:r>
+        <w:rPr>
+          <w:lang w:val="en-US"/>
+        </w:rPr>
+        <w:t xml:space="preserve"> are the hardest to control as they still retain suicidal memories and </w:t>
+      </w:r>
+      <w:r>
+        <w:rPr>
+          <w:lang w:val="en-US"/>
+        </w:rPr>
+        <w:t>tendencies</w:t>
+      </w:r>
+      <w:r>
+        <w:rPr>
+          <w:lang w:val="en-US"/>
+        </w:rPr>
+        <w:t>.</w:t>
+      </w:r>
+    </w:p>
+    <w:p>
+      <w:pPr>
+        <w:rPr>
+          <w:lang w:val="en-US"/>
+        </w:rPr>
+      </w:pPr>
+      <w:r>
+        <w:rPr>
+          <w:lang w:val="en-US"/>
+        </w:rPr>
+        <w:t>Can control minds of humanoids from simple visions and lies to total mind</w:t>
+      </w:r>
       <w:r>
         <w:rPr>
           <w:lang w:val="en-US"/>
         </w:rPr>
         <w:t xml:space="preserve"> </w:t>
       </w:r>
-      <w:bookmarkEnd w:id="3"/>
-      <w:r>
-        <w:rPr>
-          <w:lang w:val="en-US"/>
-        </w:rPr>
-        <w:t>|</w:t>
-      </w:r>
+      <w:r>
+        <w:rPr>
+          <w:lang w:val="en-US"/>
+        </w:rPr>
+        <w:t>control.</w:t>
+      </w:r>
+    </w:p>
+    <w:p>
+      <w:pPr>
+        <w:rPr>
+          <w:lang w:val="en-US"/>
+        </w:rPr>
+      </w:pPr>
+      <w:r>
+        <w:rPr>
+          <w:lang w:val="en-US"/>
+        </w:rPr>
+        <w:t>Special: Can transmit thoughts into another person’s mind</w:t>
+      </w:r>
+    </w:p>
+    <w:p>
+      <w:pPr>
+        <w:rPr>
+          <w:lang w:val="en-US"/>
+        </w:rPr>
+      </w:pPr>
+      <w:r>
+        <w:rPr>
+          <w:lang w:val="en-US"/>
+        </w:rPr>
+        <w:t>Bond: Can imprint new memories into a person’s mind</w:t>
+      </w:r>
+    </w:p>
+    <w:p>
+      <w:pPr>
+        <w:pStyle w:val="berschrift3"/>
+        <w:rPr>
+          <w:lang w:val="en-US"/>
+        </w:rPr>
+      </w:pPr>
+      <w:bookmarkStart w:id="6" w:name="_Hlk224936964"/>
+      <w:proofErr w:type="spellStart"/>
+      <w:r>
+        <w:rPr>
+          <w:lang w:val="en-US"/>
+        </w:rPr>
+        <w:t>Aikstice</w:t>
+      </w:r>
+      <w:proofErr w:type="spellEnd"/>
       <w:r>
         <w:rPr>
           <w:lang w:val="en-US"/>
         </w:rPr>
         <w:t xml:space="preserve"> </w:t>
       </w:r>
-      <w:proofErr w:type="spellStart"/>
-      <w:r>
-        <w:rPr>
-          <w:lang w:val="en-US"/>
-        </w:rPr>
-        <w:t>Animalmagic</w:t>
+      <w:bookmarkEnd w:id="6"/>
+      <w:r>
+        <w:rPr>
+          <w:lang w:val="en-US"/>
+        </w:rPr>
+        <w:t xml:space="preserve">| </w:t>
+      </w:r>
+      <w:proofErr w:type="spellStart"/>
+      <w:r>
+        <w:rPr>
+          <w:lang w:val="en-US"/>
+        </w:rPr>
+        <w:t>Self</w:t>
+      </w:r>
+      <w:r>
+        <w:rPr>
+          <w:lang w:val="en-US"/>
+        </w:rPr>
+        <w:t>magic</w:t>
       </w:r>
       <w:proofErr w:type="spellEnd"/>
       <w:r>
@@ -1123,26 +1961,30 @@
         </w:rPr>
         <w:t xml:space="preserve"> | </w:t>
       </w:r>
-      <w:bookmarkStart w:id="4" w:name="_Hlk224936946"/>
-      <w:r>
-        <w:rPr>
-          <w:lang w:val="en-US"/>
-        </w:rPr>
-        <w:t>Creature Cantors</w:t>
-      </w:r>
-      <w:bookmarkEnd w:id="4"/>
-    </w:p>
-    <w:p>
-      <w:pPr>
-        <w:rPr>
-          <w:lang w:val="en-US"/>
-        </w:rPr>
-      </w:pPr>
-      <w:r>
-        <w:rPr>
-          <w:lang w:val="en-US"/>
-        </w:rPr>
-        <w:t xml:space="preserve">People that died through animal attacks can grant Feral </w:t>
+      <w:r>
+        <w:rPr>
+          <w:lang w:val="en-US"/>
+        </w:rPr>
+        <w:t>Body Busker</w:t>
+      </w:r>
+      <w:r>
+        <w:rPr>
+          <w:lang w:val="en-US"/>
+        </w:rPr>
+        <w:t>s</w:t>
+      </w:r>
+    </w:p>
+    <w:p>
+      <w:pPr>
+        <w:rPr>
+          <w:lang w:val="en-US"/>
+        </w:rPr>
+      </w:pPr>
+      <w:r>
+        <w:rPr>
+          <w:lang w:val="en-US"/>
+        </w:rPr>
+        <w:t xml:space="preserve">People that died of old age or illnesses of their body, like heart attacks, can grant Self </w:t>
       </w:r>
       <w:proofErr w:type="spellStart"/>
       <w:r>
@@ -1163,33 +2005,58 @@
         <w:rPr>
           <w:lang w:val="en-US"/>
         </w:rPr>
-        <w:t>Can turn into animals and communicate with animals.</w:t>
-      </w:r>
-    </w:p>
-    <w:p>
-      <w:pPr>
-        <w:rPr>
-          <w:lang w:val="en-US"/>
-        </w:rPr>
-      </w:pPr>
-      <w:r>
-        <w:rPr>
-          <w:lang w:val="en-US"/>
-        </w:rPr>
-        <w:t>Special: Can sense with their senses better and have increased bodily strength</w:t>
-      </w:r>
-    </w:p>
-    <w:p>
-      <w:pPr>
-        <w:rPr>
-          <w:lang w:val="en-US"/>
-        </w:rPr>
-      </w:pPr>
-      <w:r>
-        <w:rPr>
-          <w:lang w:val="en-US"/>
-        </w:rPr>
-        <w:t>Bond: Can heal others and mend their wounds</w:t>
+        <w:t>Can control their own body, be it super speed, hearing,</w:t>
+      </w:r>
+      <w:r>
+        <w:rPr>
+          <w:lang w:val="en-US"/>
+        </w:rPr>
+        <w:t xml:space="preserve"> strength, growth.</w:t>
+      </w:r>
+    </w:p>
+    <w:p>
+      <w:pPr>
+        <w:rPr>
+          <w:lang w:val="en-US"/>
+        </w:rPr>
+      </w:pPr>
+      <w:r>
+        <w:rPr>
+          <w:lang w:val="en-US"/>
+        </w:rPr>
+        <w:t>Special: Can sense with their senses better and have increased reflexes</w:t>
+      </w:r>
+    </w:p>
+    <w:p>
+      <w:pPr>
+        <w:rPr>
+          <w:lang w:val="en-US"/>
+        </w:rPr>
+      </w:pPr>
+      <w:r>
+        <w:rPr>
+          <w:lang w:val="en-US"/>
+        </w:rPr>
+        <w:t>Bond: Can heal themselves greatly</w:t>
+      </w:r>
+    </w:p>
+    <w:p>
+      <w:pPr>
+        <w:rPr>
+          <w:lang w:val="en-US"/>
+        </w:rPr>
+      </w:pPr>
+      <w:r>
+        <w:rPr>
+          <w:lang w:val="en-US"/>
+        </w:rPr>
+        <w:t>Ascended: Can regenerate their body</w:t>
+      </w:r>
+      <w:r>
+        <w:rPr>
+          <w:lang w:val="en-US"/>
+        </w:rPr>
+        <w:t xml:space="preserve"> from their Soul.</w:t>
       </w:r>
     </w:p>
     <w:p>
@@ -1204,9 +2071,80 @@
         <w:rPr>
           <w:lang w:val="en-US"/>
         </w:rPr>
-        <w:t>Nelstice</w:t>
-      </w:r>
-      <w:proofErr w:type="spellEnd"/>
+        <w:t>Shistice</w:t>
+      </w:r>
+      <w:proofErr w:type="spellEnd"/>
+      <w:r>
+        <w:rPr>
+          <w:lang w:val="en-US"/>
+        </w:rPr>
+        <w:t xml:space="preserve"> | </w:t>
+      </w:r>
+      <w:proofErr w:type="spellStart"/>
+      <w:r>
+        <w:rPr>
+          <w:lang w:val="en-US"/>
+        </w:rPr>
+        <w:t>Loss</w:t>
+      </w:r>
+      <w:r>
+        <w:rPr>
+          <w:lang w:val="en-US"/>
+        </w:rPr>
+        <w:t>magic</w:t>
+      </w:r>
+      <w:proofErr w:type="spellEnd"/>
+      <w:r>
+        <w:rPr>
+          <w:lang w:val="en-US"/>
+        </w:rPr>
+        <w:t xml:space="preserve"> | Death Dancers</w:t>
+      </w:r>
+    </w:p>
+    <w:p>
+      <w:pPr>
+        <w:rPr>
+          <w:lang w:val="en-US"/>
+        </w:rPr>
+      </w:pPr>
+      <w:r>
+        <w:rPr>
+          <w:lang w:val="en-US"/>
+        </w:rPr>
+        <w:t xml:space="preserve">People that have </w:t>
+      </w:r>
+      <w:r>
+        <w:rPr>
+          <w:lang w:val="en-US"/>
+        </w:rPr>
+        <w:t xml:space="preserve">died through </w:t>
+      </w:r>
+      <w:r>
+        <w:rPr>
+          <w:lang w:val="en-US"/>
+        </w:rPr>
+        <w:t>the dead</w:t>
+      </w:r>
+      <w:r>
+        <w:rPr>
+          <w:lang w:val="en-US"/>
+        </w:rPr>
+        <w:t xml:space="preserve"> can cast Loss </w:t>
+      </w:r>
+      <w:proofErr w:type="spellStart"/>
+      <w:r>
+        <w:rPr>
+          <w:lang w:val="en-US"/>
+        </w:rPr>
+        <w:t>Soulstice</w:t>
+      </w:r>
+      <w:proofErr w:type="spellEnd"/>
+      <w:r>
+        <w:rPr>
+          <w:lang w:val="en-US"/>
+        </w:rPr>
+        <w:t>.</w:t>
+      </w:r>
       <w:r>
         <w:rPr>
           <w:lang w:val="en-US"/>
@@ -1217,6 +2155,233 @@
         <w:rPr>
           <w:lang w:val="en-US"/>
         </w:rPr>
+        <w:t xml:space="preserve">No one knows when it </w:t>
+      </w:r>
+      <w:r>
+        <w:rPr>
+          <w:lang w:val="en-US"/>
+        </w:rPr>
+        <w:t>started</w:t>
+      </w:r>
+      <w:r>
+        <w:rPr>
+          <w:lang w:val="en-US"/>
+        </w:rPr>
+        <w:t>.</w:t>
+      </w:r>
+    </w:p>
+    <w:p>
+      <w:pPr>
+        <w:rPr>
+          <w:lang w:val="en-US"/>
+        </w:rPr>
+      </w:pPr>
+      <w:r>
+        <w:rPr>
+          <w:lang w:val="en-US"/>
+        </w:rPr>
+        <w:t xml:space="preserve">Can control </w:t>
+      </w:r>
+      <w:r>
+        <w:rPr>
+          <w:lang w:val="en-US"/>
+        </w:rPr>
+        <w:t>the dead</w:t>
+      </w:r>
+      <w:r>
+        <w:rPr>
+          <w:lang w:val="en-US"/>
+        </w:rPr>
+        <w:t xml:space="preserve">, rise corpses </w:t>
+      </w:r>
+      <w:r>
+        <w:rPr>
+          <w:lang w:val="en-US"/>
+        </w:rPr>
+        <w:t>o</w:t>
+      </w:r>
+      <w:r>
+        <w:rPr>
+          <w:lang w:val="en-US"/>
+        </w:rPr>
+        <w:t>f humanoids and animals, and can command death itself.</w:t>
+      </w:r>
+    </w:p>
+    <w:p>
+      <w:pPr>
+        <w:rPr>
+          <w:lang w:val="en-US"/>
+        </w:rPr>
+      </w:pPr>
+      <w:r>
+        <w:rPr>
+          <w:lang w:val="en-US"/>
+        </w:rPr>
+        <w:t>Special: Can halt the process of decomposition by touch</w:t>
+      </w:r>
+    </w:p>
+    <w:p>
+      <w:pPr>
+        <w:rPr>
+          <w:lang w:val="en-US"/>
+        </w:rPr>
+      </w:pPr>
+      <w:r>
+        <w:rPr>
+          <w:lang w:val="en-US"/>
+        </w:rPr>
+        <w:t>Bond: Can take memories from the dead</w:t>
+      </w:r>
+    </w:p>
+    <w:p>
+      <w:pPr>
+        <w:rPr>
+          <w:lang w:val="en-US"/>
+        </w:rPr>
+      </w:pPr>
+      <w:r>
+        <w:rPr>
+          <w:lang w:val="en-US"/>
+        </w:rPr>
+        <w:t>Ascended: Can revive dead persons and animals</w:t>
+      </w:r>
+    </w:p>
+    <w:p>
+      <w:pPr>
+        <w:pStyle w:val="berschrift3"/>
+        <w:rPr>
+          <w:lang w:val="en-US"/>
+        </w:rPr>
+      </w:pPr>
+      <w:proofErr w:type="spellStart"/>
+      <w:r>
+        <w:rPr>
+          <w:lang w:val="en-US"/>
+        </w:rPr>
+        <w:lastRenderedPageBreak/>
+        <w:t>Shaikstice</w:t>
+      </w:r>
+      <w:proofErr w:type="spellEnd"/>
+      <w:r>
+        <w:rPr>
+          <w:lang w:val="en-US"/>
+        </w:rPr>
+        <w:t xml:space="preserve"> | </w:t>
+      </w:r>
+      <w:proofErr w:type="spellStart"/>
+      <w:r>
+        <w:rPr>
+          <w:lang w:val="en-US"/>
+        </w:rPr>
+        <w:t>Diseas</w:t>
+      </w:r>
+      <w:r>
+        <w:rPr>
+          <w:lang w:val="en-US"/>
+        </w:rPr>
+        <w:t>e</w:t>
+      </w:r>
+      <w:r>
+        <w:rPr>
+          <w:lang w:val="en-US"/>
+        </w:rPr>
+        <w:t>magic</w:t>
+      </w:r>
+      <w:proofErr w:type="spellEnd"/>
+      <w:r>
+        <w:rPr>
+          <w:lang w:val="en-US"/>
+        </w:rPr>
+        <w:t xml:space="preserve"> | Plague Psalmer</w:t>
+      </w:r>
+    </w:p>
+    <w:p>
+      <w:pPr>
+        <w:rPr>
+          <w:lang w:val="en-US"/>
+        </w:rPr>
+      </w:pPr>
+      <w:r>
+        <w:rPr>
+          <w:lang w:val="en-US"/>
+        </w:rPr>
+        <w:t>People that have died through sickness of virus or bacterial infections.</w:t>
+      </w:r>
+    </w:p>
+    <w:p>
+      <w:pPr>
+        <w:rPr>
+          <w:lang w:val="en-US"/>
+        </w:rPr>
+      </w:pPr>
+      <w:r>
+        <w:rPr>
+          <w:lang w:val="en-US"/>
+        </w:rPr>
+        <w:t xml:space="preserve">Can cast out </w:t>
+      </w:r>
+      <w:r>
+        <w:rPr>
+          <w:lang w:val="en-US"/>
+        </w:rPr>
+        <w:t>infectious clouds, can create liquids that decay the body in minutes.</w:t>
+      </w:r>
+    </w:p>
+    <w:p>
+      <w:pPr>
+        <w:rPr>
+          <w:lang w:val="en-US"/>
+        </w:rPr>
+      </w:pPr>
+      <w:r>
+        <w:rPr>
+          <w:lang w:val="en-US"/>
+        </w:rPr>
+        <w:t>Special: Can cure own diseases and sickness</w:t>
+      </w:r>
+    </w:p>
+    <w:p>
+      <w:pPr>
+        <w:rPr>
+          <w:lang w:val="en-US"/>
+        </w:rPr>
+      </w:pPr>
+      <w:r>
+        <w:rPr>
+          <w:lang w:val="en-US"/>
+        </w:rPr>
+        <w:t>Bond: Can control</w:t>
+      </w:r>
+      <w:r>
+        <w:rPr>
+          <w:lang w:val="en-US"/>
+        </w:rPr>
+        <w:t xml:space="preserve"> existing</w:t>
+      </w:r>
+      <w:r>
+        <w:rPr>
+          <w:lang w:val="en-US"/>
+        </w:rPr>
+        <w:t xml:space="preserve"> sickness in the area by thought without melodies</w:t>
+      </w:r>
+    </w:p>
+    <w:p>
+      <w:pPr>
+        <w:pStyle w:val="berschrift3"/>
+        <w:rPr>
+          <w:lang w:val="en-US"/>
+        </w:rPr>
+      </w:pPr>
+      <w:r>
+        <w:rPr>
+          <w:lang w:val="en-US"/>
+        </w:rPr>
+        <w:t xml:space="preserve">? </w:t>
+      </w:r>
+      <w:r>
+        <w:rPr>
+          <w:lang w:val="en-US"/>
+        </w:rPr>
         <w:t xml:space="preserve">| </w:t>
       </w:r>
       <w:proofErr w:type="spellStart"/>
@@ -1224,698 +2389,23 @@
         <w:rPr>
           <w:lang w:val="en-US"/>
         </w:rPr>
-        <w:t>Plantmagic</w:t>
-      </w:r>
-      <w:proofErr w:type="spellEnd"/>
-      <w:r>
-        <w:rPr>
-          <w:lang w:val="en-US"/>
-        </w:rPr>
-        <w:t xml:space="preserve"> | </w:t>
-      </w:r>
-      <w:r>
-        <w:rPr>
-          <w:lang w:val="en-US"/>
-        </w:rPr>
-        <w:t>Tree Tenor</w:t>
-      </w:r>
-    </w:p>
-    <w:p>
-      <w:pPr>
-        <w:rPr>
-          <w:lang w:val="en-US"/>
-        </w:rPr>
-      </w:pPr>
-      <w:r>
-        <w:rPr>
-          <w:lang w:val="en-US"/>
-        </w:rPr>
-        <w:t>People that died through plants that they had eat, mostly.</w:t>
-      </w:r>
-    </w:p>
-    <w:p>
-      <w:pPr>
-        <w:rPr>
-          <w:lang w:val="en-US"/>
-        </w:rPr>
-      </w:pPr>
-      <w:r>
-        <w:rPr>
-          <w:lang w:val="en-US"/>
-        </w:rPr>
-        <w:t>Can quickly grow a variety of plants from their bodies or touched surfaces with enormous strength and flexibility.</w:t>
-      </w:r>
-    </w:p>
-    <w:p>
-      <w:pPr>
-        <w:rPr>
-          <w:lang w:val="en-US"/>
-        </w:rPr>
-      </w:pPr>
-      <w:r>
-        <w:rPr>
-          <w:lang w:val="en-US"/>
-        </w:rPr>
-        <w:t>Special: Can gain knowledge of happenings from plants</w:t>
-      </w:r>
-      <w:r>
-        <w:rPr>
-          <w:lang w:val="en-US"/>
-        </w:rPr>
-        <w:t xml:space="preserve"> and wield small forms of it without melody</w:t>
-      </w:r>
-    </w:p>
-    <w:p>
-      <w:pPr>
-        <w:rPr>
-          <w:lang w:val="en-US"/>
-        </w:rPr>
-      </w:pPr>
-      <w:r>
-        <w:rPr>
-          <w:lang w:val="en-US"/>
-        </w:rPr>
-        <w:t>Bond: Can let plants grow without Melodies</w:t>
-      </w:r>
-    </w:p>
-    <w:p>
-      <w:pPr>
-        <w:pStyle w:val="berschrift3"/>
-        <w:rPr>
-          <w:lang w:val="en-US"/>
-        </w:rPr>
-      </w:pPr>
-      <w:proofErr w:type="spellStart"/>
-      <w:r>
-        <w:rPr>
-          <w:lang w:val="en-US"/>
-        </w:rPr>
-        <w:t>Tshostice</w:t>
-      </w:r>
-      <w:proofErr w:type="spellEnd"/>
-      <w:r>
-        <w:rPr>
-          <w:lang w:val="en-US"/>
-        </w:rPr>
-        <w:t xml:space="preserve"> | </w:t>
-      </w:r>
-      <w:proofErr w:type="spellStart"/>
-      <w:r>
-        <w:rPr>
-          <w:lang w:val="en-US"/>
-        </w:rPr>
-        <w:t>Mindmagic</w:t>
-      </w:r>
-      <w:proofErr w:type="spellEnd"/>
-      <w:r>
-        <w:rPr>
-          <w:lang w:val="en-US"/>
-        </w:rPr>
-        <w:t xml:space="preserve"> | Mind M</w:t>
-      </w:r>
-      <w:r>
-        <w:rPr>
-          <w:lang w:val="en-US"/>
-        </w:rPr>
-        <w:t>instrels</w:t>
-      </w:r>
-    </w:p>
-    <w:p>
-      <w:pPr>
-        <w:rPr>
-          <w:lang w:val="en-US"/>
-        </w:rPr>
-      </w:pPr>
-      <w:r>
-        <w:rPr>
-          <w:lang w:val="en-US"/>
-        </w:rPr>
-        <w:t>People that died of mental disorders or suicide.</w:t>
-      </w:r>
-      <w:r>
-        <w:rPr>
-          <w:lang w:val="en-US"/>
-        </w:rPr>
-        <w:t xml:space="preserve"> Those </w:t>
-      </w:r>
-      <w:proofErr w:type="spellStart"/>
-      <w:r>
-        <w:rPr>
-          <w:lang w:val="en-US"/>
-        </w:rPr>
-        <w:t>Stices</w:t>
-      </w:r>
-      <w:proofErr w:type="spellEnd"/>
-      <w:r>
-        <w:rPr>
-          <w:lang w:val="en-US"/>
-        </w:rPr>
-        <w:t xml:space="preserve"> are the hardest to control as they still retain suicidal memories and </w:t>
-      </w:r>
-      <w:r>
-        <w:rPr>
-          <w:lang w:val="en-US"/>
-        </w:rPr>
-        <w:t>tendencies</w:t>
-      </w:r>
-      <w:r>
-        <w:rPr>
-          <w:lang w:val="en-US"/>
-        </w:rPr>
-        <w:t>.</w:t>
-      </w:r>
-    </w:p>
-    <w:p>
-      <w:pPr>
-        <w:rPr>
-          <w:lang w:val="en-US"/>
-        </w:rPr>
-      </w:pPr>
-      <w:r>
-        <w:rPr>
-          <w:lang w:val="en-US"/>
-        </w:rPr>
-        <w:t>Can control minds of humanoids from simple visions and lies to total mind</w:t>
-      </w:r>
+        <w:t>Musicmagic</w:t>
+      </w:r>
+      <w:proofErr w:type="spellEnd"/>
       <w:r>
         <w:rPr>
           <w:lang w:val="en-US"/>
         </w:rPr>
         <w:t xml:space="preserve"> </w:t>
       </w:r>
-      <w:r>
-        <w:rPr>
-          <w:lang w:val="en-US"/>
-        </w:rPr>
-        <w:t>control.</w:t>
-      </w:r>
-    </w:p>
-    <w:p>
-      <w:pPr>
-        <w:rPr>
-          <w:lang w:val="en-US"/>
-        </w:rPr>
-      </w:pPr>
-      <w:r>
-        <w:rPr>
-          <w:lang w:val="en-US"/>
-        </w:rPr>
-        <w:t>Special: Can transmit thoughts into another person’s mind</w:t>
-      </w:r>
-    </w:p>
-    <w:p>
-      <w:pPr>
-        <w:rPr>
-          <w:lang w:val="en-US"/>
-        </w:rPr>
-      </w:pPr>
-      <w:r>
-        <w:rPr>
-          <w:lang w:val="en-US"/>
-        </w:rPr>
-        <w:t>Bond: Can imprint new memories into a person’s mind</w:t>
-      </w:r>
-    </w:p>
-    <w:p>
-      <w:pPr>
-        <w:pStyle w:val="berschrift3"/>
-        <w:rPr>
-          <w:lang w:val="en-US"/>
-        </w:rPr>
-      </w:pPr>
-      <w:bookmarkStart w:id="5" w:name="_Hlk224936964"/>
-      <w:proofErr w:type="spellStart"/>
-      <w:r>
-        <w:rPr>
-          <w:lang w:val="en-US"/>
-        </w:rPr>
-        <w:t>Aikstice</w:t>
-      </w:r>
-      <w:proofErr w:type="spellEnd"/>
-      <w:r>
-        <w:rPr>
-          <w:lang w:val="en-US"/>
-        </w:rPr>
-        <w:t xml:space="preserve"> </w:t>
-      </w:r>
-      <w:bookmarkEnd w:id="5"/>
-      <w:r>
-        <w:rPr>
-          <w:lang w:val="en-US"/>
-        </w:rPr>
-        <w:t xml:space="preserve">| </w:t>
-      </w:r>
-      <w:proofErr w:type="spellStart"/>
-      <w:r>
-        <w:rPr>
-          <w:lang w:val="en-US"/>
-        </w:rPr>
-        <w:t>Self</w:t>
-      </w:r>
-      <w:r>
-        <w:rPr>
-          <w:lang w:val="en-US"/>
-        </w:rPr>
-        <w:t>magic</w:t>
-      </w:r>
-      <w:proofErr w:type="spellEnd"/>
-      <w:r>
-        <w:rPr>
-          <w:lang w:val="en-US"/>
-        </w:rPr>
-        <w:t xml:space="preserve"> | </w:t>
-      </w:r>
-      <w:r>
-        <w:rPr>
-          <w:lang w:val="en-US"/>
-        </w:rPr>
-        <w:t>Body Busker</w:t>
-      </w:r>
-      <w:r>
-        <w:rPr>
-          <w:lang w:val="en-US"/>
-        </w:rPr>
-        <w:t>s</w:t>
-      </w:r>
-    </w:p>
-    <w:p>
-      <w:pPr>
-        <w:rPr>
-          <w:lang w:val="en-US"/>
-        </w:rPr>
-      </w:pPr>
-      <w:r>
-        <w:rPr>
-          <w:lang w:val="en-US"/>
-        </w:rPr>
-        <w:t xml:space="preserve">People that died of old age or illnesses of their body, like heart attacks, can grant Self </w:t>
-      </w:r>
-      <w:proofErr w:type="spellStart"/>
-      <w:r>
-        <w:rPr>
-          <w:lang w:val="en-US"/>
-        </w:rPr>
-        <w:t>Soulstice</w:t>
-      </w:r>
-      <w:proofErr w:type="spellEnd"/>
-    </w:p>
-    <w:p>
-      <w:pPr>
-        <w:rPr>
-          <w:lang w:val="en-US"/>
-        </w:rPr>
-      </w:pPr>
-      <w:r>
-        <w:rPr>
-          <w:lang w:val="en-US"/>
-        </w:rPr>
-        <w:t>Can control their own body, be it super speed, hearing,</w:t>
-      </w:r>
-      <w:r>
-        <w:rPr>
-          <w:lang w:val="en-US"/>
-        </w:rPr>
-        <w:t xml:space="preserve"> strength, growth.</w:t>
-      </w:r>
-    </w:p>
-    <w:p>
-      <w:pPr>
-        <w:rPr>
-          <w:lang w:val="en-US"/>
-        </w:rPr>
-      </w:pPr>
-      <w:r>
-        <w:rPr>
-          <w:lang w:val="en-US"/>
-        </w:rPr>
-        <w:t>Special: Can sense with their senses better and have increased reflexes</w:t>
-      </w:r>
-    </w:p>
-    <w:p>
-      <w:pPr>
-        <w:rPr>
-          <w:lang w:val="en-US"/>
-        </w:rPr>
-      </w:pPr>
-      <w:r>
-        <w:rPr>
-          <w:lang w:val="en-US"/>
-        </w:rPr>
-        <w:t>Bond: Can heal themselves greatly</w:t>
-      </w:r>
-    </w:p>
-    <w:p>
-      <w:pPr>
-        <w:rPr>
-          <w:lang w:val="en-US"/>
-        </w:rPr>
-      </w:pPr>
-      <w:r>
-        <w:rPr>
-          <w:lang w:val="en-US"/>
-        </w:rPr>
-        <w:t>Ascended: Can regenerate their body</w:t>
-      </w:r>
-    </w:p>
-    <w:p>
-      <w:pPr>
-        <w:pStyle w:val="berschrift3"/>
-        <w:rPr>
-          <w:lang w:val="en-US"/>
-        </w:rPr>
-      </w:pPr>
-      <w:proofErr w:type="spellStart"/>
-      <w:r>
-        <w:rPr>
-          <w:lang w:val="en-US"/>
-        </w:rPr>
-        <w:lastRenderedPageBreak/>
-        <w:t>Shistice</w:t>
-      </w:r>
-      <w:proofErr w:type="spellEnd"/>
-      <w:r>
-        <w:rPr>
-          <w:lang w:val="en-US"/>
-        </w:rPr>
-        <w:t xml:space="preserve"> | </w:t>
-      </w:r>
-      <w:proofErr w:type="spellStart"/>
-      <w:r>
-        <w:rPr>
-          <w:lang w:val="en-US"/>
-        </w:rPr>
-        <w:t>Loss</w:t>
-      </w:r>
-      <w:r>
-        <w:rPr>
-          <w:lang w:val="en-US"/>
-        </w:rPr>
-        <w:t>magic</w:t>
-      </w:r>
-      <w:proofErr w:type="spellEnd"/>
-      <w:r>
-        <w:rPr>
-          <w:lang w:val="en-US"/>
-        </w:rPr>
-        <w:t xml:space="preserve"> | Death Dancers</w:t>
-      </w:r>
-    </w:p>
-    <w:p>
-      <w:pPr>
-        <w:rPr>
-          <w:lang w:val="en-US"/>
-        </w:rPr>
-      </w:pPr>
-      <w:r>
-        <w:rPr>
-          <w:lang w:val="en-US"/>
-        </w:rPr>
-        <w:t xml:space="preserve">People that have </w:t>
-      </w:r>
-      <w:r>
-        <w:rPr>
-          <w:lang w:val="en-US"/>
-        </w:rPr>
-        <w:t xml:space="preserve">died through </w:t>
-      </w:r>
-      <w:r>
-        <w:rPr>
-          <w:lang w:val="en-US"/>
-        </w:rPr>
-        <w:t>the dead</w:t>
-      </w:r>
-      <w:r>
-        <w:rPr>
-          <w:lang w:val="en-US"/>
-        </w:rPr>
-        <w:t xml:space="preserve"> can cast Loss </w:t>
-      </w:r>
-      <w:proofErr w:type="spellStart"/>
-      <w:r>
-        <w:rPr>
-          <w:lang w:val="en-US"/>
-        </w:rPr>
-        <w:t>Soulstice</w:t>
-      </w:r>
-      <w:proofErr w:type="spellEnd"/>
-      <w:r>
-        <w:rPr>
-          <w:lang w:val="en-US"/>
-        </w:rPr>
-        <w:t>.</w:t>
-      </w:r>
-      <w:r>
-        <w:rPr>
-          <w:lang w:val="en-US"/>
-        </w:rPr>
-        <w:t xml:space="preserve"> </w:t>
-      </w:r>
-      <w:r>
-        <w:rPr>
-          <w:lang w:val="en-US"/>
-        </w:rPr>
-        <w:t xml:space="preserve">No one knows when it </w:t>
-      </w:r>
-      <w:r>
-        <w:rPr>
-          <w:lang w:val="en-US"/>
-        </w:rPr>
-        <w:t>started</w:t>
-      </w:r>
-      <w:r>
-        <w:rPr>
-          <w:lang w:val="en-US"/>
-        </w:rPr>
-        <w:t>.</w:t>
-      </w:r>
-    </w:p>
-    <w:p>
-      <w:pPr>
-        <w:rPr>
-          <w:lang w:val="en-US"/>
-        </w:rPr>
-      </w:pPr>
-      <w:r>
-        <w:rPr>
-          <w:lang w:val="en-US"/>
-        </w:rPr>
-        <w:t xml:space="preserve">Can control </w:t>
-      </w:r>
-      <w:r>
-        <w:rPr>
-          <w:lang w:val="en-US"/>
-        </w:rPr>
-        <w:t>the dead</w:t>
-      </w:r>
-      <w:r>
-        <w:rPr>
-          <w:lang w:val="en-US"/>
-        </w:rPr>
-        <w:t xml:space="preserve">, rise corpses </w:t>
-      </w:r>
-      <w:r>
-        <w:rPr>
-          <w:lang w:val="en-US"/>
-        </w:rPr>
-        <w:t>o</w:t>
-      </w:r>
-      <w:r>
-        <w:rPr>
-          <w:lang w:val="en-US"/>
-        </w:rPr>
-        <w:t>f humanoids and animals, and can command death itself.</w:t>
-      </w:r>
-    </w:p>
-    <w:p>
-      <w:pPr>
-        <w:rPr>
-          <w:lang w:val="en-US"/>
-        </w:rPr>
-      </w:pPr>
-      <w:r>
-        <w:rPr>
-          <w:lang w:val="en-US"/>
-        </w:rPr>
-        <w:t>Special: Can halt the process of decomposition by touch</w:t>
-      </w:r>
-    </w:p>
-    <w:p>
-      <w:pPr>
-        <w:rPr>
-          <w:lang w:val="en-US"/>
-        </w:rPr>
-      </w:pPr>
-      <w:r>
-        <w:rPr>
-          <w:lang w:val="en-US"/>
-        </w:rPr>
-        <w:t>Bond: Can take memories from the dead</w:t>
-      </w:r>
-    </w:p>
-    <w:p>
-      <w:pPr>
-        <w:rPr>
-          <w:lang w:val="en-US"/>
-        </w:rPr>
-      </w:pPr>
-      <w:r>
-        <w:rPr>
-          <w:lang w:val="en-US"/>
-        </w:rPr>
-        <w:t>Ascended: Can revive dead persons and animals</w:t>
-      </w:r>
-    </w:p>
-    <w:p>
-      <w:pPr>
-        <w:pStyle w:val="berschrift3"/>
-        <w:rPr>
-          <w:lang w:val="en-US"/>
-        </w:rPr>
-      </w:pPr>
-      <w:proofErr w:type="spellStart"/>
-      <w:r>
-        <w:rPr>
-          <w:lang w:val="en-US"/>
-        </w:rPr>
-        <w:t>Shaikstice</w:t>
-      </w:r>
-      <w:proofErr w:type="spellEnd"/>
-      <w:r>
-        <w:rPr>
-          <w:lang w:val="en-US"/>
-        </w:rPr>
-        <w:t xml:space="preserve"> | </w:t>
-      </w:r>
-      <w:proofErr w:type="spellStart"/>
-      <w:r>
-        <w:rPr>
-          <w:lang w:val="en-US"/>
-        </w:rPr>
-        <w:t>Diseas</w:t>
-      </w:r>
-      <w:r>
-        <w:rPr>
-          <w:lang w:val="en-US"/>
-        </w:rPr>
-        <w:t>e</w:t>
-      </w:r>
-      <w:r>
-        <w:rPr>
-          <w:lang w:val="en-US"/>
-        </w:rPr>
-        <w:t>magic</w:t>
-      </w:r>
-      <w:proofErr w:type="spellEnd"/>
-      <w:r>
-        <w:rPr>
-          <w:lang w:val="en-US"/>
-        </w:rPr>
-        <w:t xml:space="preserve"> | Plague Psalmer</w:t>
-      </w:r>
-    </w:p>
-    <w:p>
-      <w:pPr>
-        <w:rPr>
-          <w:lang w:val="en-US"/>
-        </w:rPr>
-      </w:pPr>
-      <w:r>
-        <w:rPr>
-          <w:lang w:val="en-US"/>
-        </w:rPr>
-        <w:t>People that have died through sickness of virus or bacterial infections.</w:t>
-      </w:r>
-    </w:p>
-    <w:p>
-      <w:pPr>
-        <w:rPr>
-          <w:lang w:val="en-US"/>
-        </w:rPr>
-      </w:pPr>
-      <w:r>
-        <w:rPr>
-          <w:lang w:val="en-US"/>
-        </w:rPr>
-        <w:t xml:space="preserve">Can cast out </w:t>
-      </w:r>
-      <w:r>
-        <w:rPr>
-          <w:lang w:val="en-US"/>
-        </w:rPr>
-        <w:t>infectious clouds, can create liquids that decay the body in minutes.</w:t>
-      </w:r>
-    </w:p>
-    <w:p>
-      <w:pPr>
-        <w:rPr>
-          <w:lang w:val="en-US"/>
-        </w:rPr>
-      </w:pPr>
-      <w:r>
-        <w:rPr>
-          <w:lang w:val="en-US"/>
-        </w:rPr>
-        <w:t>Special: Can cure own diseases and sickness</w:t>
-      </w:r>
-    </w:p>
-    <w:p>
-      <w:pPr>
-        <w:rPr>
-          <w:lang w:val="en-US"/>
-        </w:rPr>
-      </w:pPr>
-      <w:r>
-        <w:rPr>
-          <w:lang w:val="en-US"/>
-        </w:rPr>
-        <w:t>Bond: Can control</w:t>
-      </w:r>
-      <w:r>
-        <w:rPr>
-          <w:lang w:val="en-US"/>
-        </w:rPr>
-        <w:t xml:space="preserve"> existing</w:t>
-      </w:r>
-      <w:r>
-        <w:rPr>
-          <w:lang w:val="en-US"/>
-        </w:rPr>
-        <w:t xml:space="preserve"> sickness in the area by thought without melodies</w:t>
-      </w:r>
-    </w:p>
-    <w:p>
-      <w:pPr>
-        <w:pStyle w:val="berschrift3"/>
-        <w:rPr>
-          <w:lang w:val="en-US"/>
-        </w:rPr>
-      </w:pPr>
-      <w:r>
-        <w:rPr>
-          <w:lang w:val="en-US"/>
-        </w:rPr>
-        <w:t xml:space="preserve">? </w:t>
-      </w:r>
-      <w:r>
-        <w:rPr>
-          <w:lang w:val="en-US"/>
-        </w:rPr>
-        <w:t xml:space="preserve">| </w:t>
-      </w:r>
-      <w:proofErr w:type="spellStart"/>
-      <w:r>
-        <w:rPr>
-          <w:lang w:val="en-US"/>
-        </w:rPr>
-        <w:t>Musicmagic</w:t>
-      </w:r>
-      <w:proofErr w:type="spellEnd"/>
-      <w:r>
-        <w:rPr>
-          <w:lang w:val="en-US"/>
-        </w:rPr>
-        <w:t xml:space="preserve"> | ?</w:t>
-      </w:r>
+      <w:proofErr w:type="gramStart"/>
+      <w:r>
+        <w:rPr>
+          <w:lang w:val="en-US"/>
+        </w:rPr>
+        <w:t>| ?</w:t>
+      </w:r>
+      <w:proofErr w:type="gramEnd"/>
     </w:p>
     <w:sectPr>
       <w:pgSz w:w="11906" w:h="16838"/>
@@ -2422,7 +2912,6 @@
     <w:next w:val="Standard"/>
     <w:link w:val="berschrift5Zchn"/>
     <w:uiPriority w:val="9"/>
-    <w:semiHidden/>
     <w:unhideWhenUsed/>
     <w:qFormat/>
     <w:rsid w:val="007F4B0F"/>
@@ -2528,7 +3017,6 @@
   <w:style w:type="character" w:default="1" w:styleId="Absatz-Standardschriftart">
     <w:name w:val="Default Paragraph Font"/>
     <w:uiPriority w:val="1"/>
-    <w:semiHidden/>
     <w:unhideWhenUsed/>
   </w:style>
   <w:style w:type="table" w:default="1" w:styleId="NormaleTabelle">
@@ -2609,7 +3097,6 @@
     <w:basedOn w:val="Absatz-Standardschriftart"/>
     <w:link w:val="berschrift5"/>
     <w:uiPriority w:val="9"/>
-    <w:semiHidden/>
     <w:rsid w:val="007F4B0F"/>
     <w:rPr>
       <w:rFonts w:eastAsiaTheme="majorEastAsia" w:cstheme="majorBidi"/>
